--- a/creative-launch-package-proposal.docx
+++ b/creative-launch-package-proposal.docx
@@ -3,11 +3,28 @@
 <w:document xmlns:wpc="http://schemas.microsoft.com/office/word/2010/wordprocessingCanvas" xmlns:cx="http://schemas.microsoft.com/office/drawing/2014/chartex" xmlns:cx1="http://schemas.microsoft.com/office/drawing/2015/9/8/chartex" xmlns:cx2="http://schemas.microsoft.com/office/drawing/2015/10/21/chartex" xmlns:cx3="http://schemas.microsoft.com/office/drawing/2016/5/9/chartex" xmlns:cx4="http://schemas.microsoft.com/office/drawing/2016/5/10/chartex" xmlns:cx5="http://schemas.microsoft.com/office/drawing/2016/5/11/chartex" xmlns:cx6="http://schemas.microsoft.com/office/drawing/2016/5/12/chartex" xmlns:cx7="http://schemas.microsoft.com/office/drawing/2016/5/13/chartex" xmlns:cx8="http://schemas.microsoft.com/office/drawing/2016/5/14/chartex" xmlns:mc="http://schemas.openxmlformats.org/markup-compatibility/2006" xmlns:aink="http://schemas.microsoft.com/office/drawing/2016/ink" xmlns:am3d="http://schemas.microsoft.com/office/drawing/2017/model3d" xmlns:o="urn:schemas-microsoft-com:office:office" xmlns:oel="http://schemas.microsoft.com/office/2019/extlst" xmlns:r="http://schemas.openxmlformats.org/officeDocument/2006/relationships" xmlns:m="http://schemas.openxmlformats.org/officeDocument/2006/math" xmlns:v="urn:schemas-microsoft-com:vml" xmlns:wp14="http://schemas.microsoft.com/office/word/2010/wordprocessingDrawing" xmlns:wp="http://schemas.openxmlformats.org/drawingml/2006/wordprocessingDrawing" xmlns:w10="urn:schemas-microsoft-com:office:word" xmlns:w="http://schemas.openxmlformats.org/wordprocessingml/2006/main" xmlns:w14="http://schemas.microsoft.com/office/word/2010/wordml" xmlns:w15="http://schemas.microsoft.com/office/word/2012/wordml" xmlns:w16cex="http://schemas.microsoft.com/office/word/2018/wordml/cex" xmlns:w16cid="http://schemas.microsoft.com/office/word/2016/wordml/cid" xmlns:w16="http://schemas.microsoft.com/office/word/2018/wordml" xmlns:w16du="http://schemas.microsoft.com/office/word/2023/wordml/word16du" xmlns:w16sdtdh="http://schemas.microsoft.com/office/word/2020/wordml/sdtdatahash" xmlns:w16sdtfl="http://schemas.microsoft.com/office/word/2024/wordml/sdtformatlock" xmlns:w16se="http://schemas.microsoft.com/office/word/2015/wordml/symex" xmlns:wpg="http://schemas.microsoft.com/office/word/2010/wordprocessingGroup" xmlns:wpi="http://schemas.microsoft.com/office/word/2010/wordprocessingInk" xmlns:wne="http://schemas.microsoft.com/office/word/2006/wordml" xmlns:wps="http://schemas.microsoft.com/office/word/2010/wordprocessingShape" mc:Ignorable="w14 w15 w16se w16cid w16 w16cex w16sdtdh w16sdtfl w16du wp14">
   <w:body>
     <w:p>
-      <w:r>
+      <w:pPr>
+        <w:pStyle w:val="Heading1"/>
+        <w:rPr>
+          <w:rFonts w:ascii="Calibri" w:hAnsi="Calibri" w:cs="Calibri"/>
+        </w:rPr>
+      </w:pPr>
+      <w:r>
+        <w:rPr>
+          <w:rFonts w:ascii="Calibri" w:hAnsi="Calibri" w:cs="Calibri"/>
+        </w:rPr>
         <w:t>Creative Launch Package Proposal</w:t>
       </w:r>
     </w:p>
-    <w:p/>
+    <w:p>
+      <w:pPr>
+        <w:rPr>
+          <w:rFonts w:ascii="Calibri" w:hAnsi="Calibri" w:cs="Calibri"/>
+          <w:color w:val="363432"/>
+          <w:sz w:val="22"/>
+        </w:rPr>
+      </w:pPr>
+    </w:p>
     <w:p>
       <w:pPr>
         <w:rPr>
@@ -114,11 +131,28 @@
       </w:pPr>
     </w:p>
     <w:p>
-      <w:r>
+      <w:pPr>
+        <w:pStyle w:val="Heading2"/>
+        <w:rPr>
+          <w:rFonts w:ascii="Calibri" w:hAnsi="Calibri" w:cs="Calibri"/>
+        </w:rPr>
+      </w:pPr>
+      <w:r>
+        <w:rPr>
+          <w:rFonts w:ascii="Calibri" w:hAnsi="Calibri" w:cs="Calibri"/>
+        </w:rPr>
         <w:t>Methodology</w:t>
       </w:r>
     </w:p>
-    <w:p/>
+    <w:p>
+      <w:pPr>
+        <w:rPr>
+          <w:rFonts w:ascii="Calibri" w:hAnsi="Calibri" w:cs="Calibri"/>
+          <w:color w:val="363432"/>
+          <w:sz w:val="22"/>
+        </w:rPr>
+      </w:pPr>
+    </w:p>
     <w:p>
       <w:pPr>
         <w:rPr>
@@ -222,1213 +256,61 @@
     </w:p>
     <w:p>
       <w:r>
+        <w:lastRenderedPageBreak/>
         <w:t>Only 3 of the 20 epics carry an explicit tier tag (T1: MKT-11523, MKT-12825; T2: MKT-11521, MKT-11522). The rest are inferred from asset volume and type, same caveat as the original analysis.</w:t>
       </w:r>
     </w:p>
     <w:p/>
     <w:p/>
     <w:p>
-      <w:r>
-        <w:t>Proposed Tier 1 — Major / Flagship Launch</w:t>
-      </w:r>
-    </w:p>
-    <w:p/>
-    <w:p>
-      <w:pPr>
-        <w:rPr>
-          <w:rFonts w:ascii="Calibri" w:hAnsi="Calibri" w:cs="Calibri"/>
-          <w:color w:val="363432"/>
-          <w:sz w:val="22"/>
-        </w:rPr>
-      </w:pPr>
-      <w:r>
-        <w:rPr>
-          <w:rFonts w:ascii="Calibri" w:hAnsi="Calibri" w:cs="Calibri"/>
-          <w:i/>
-          <w:color w:val="363432"/>
-          <w:sz w:val="22"/>
-        </w:rPr>
-        <w:t>Evidence: MKT-12888 (FF AI Form Builder, "Tier 1" per epic description) — 8 distinct Creative Requests; MKT-12740 (Pave Connectors &amp; Workflows, largest dataset, 2 phases) — 8 Creative Requests; MKT-12825 (Core Auto-Schedule, Tier 1 per child issue) — 2 bundled multi-channel creative-asset requests; MKT-10401/10543 (Vibe GA, cross-BU flagship) — 2 Creative Requests.</w:t>
-      </w:r>
-    </w:p>
-    <w:p>
-      <w:pPr>
-        <w:rPr>
-          <w:rFonts w:ascii="Calibri" w:hAnsi="Calibri" w:cs="Calibri"/>
-          <w:color w:val="363432"/>
-          <w:sz w:val="22"/>
-        </w:rPr>
-      </w:pPr>
-    </w:p>
-    <w:p>
-      <w:pPr>
-        <w:rPr>
-          <w:rFonts w:ascii="Calibri" w:hAnsi="Calibri" w:cs="Calibri"/>
-          <w:color w:val="363432"/>
-          <w:sz w:val="22"/>
-        </w:rPr>
-      </w:pPr>
-      <w:r>
-        <w:rPr>
-          <w:rFonts w:ascii="Calibri" w:hAnsi="Calibri" w:cs="Calibri"/>
-          <w:color w:val="363432"/>
-          <w:sz w:val="22"/>
-        </w:rPr>
-        <w:t>At this tier, Creative consistently produces:</w:t>
-      </w:r>
-    </w:p>
-    <w:p>
-      <w:pPr>
-        <w:rPr>
-          <w:rFonts w:ascii="Calibri" w:hAnsi="Calibri" w:cs="Calibri"/>
-          <w:color w:val="363432"/>
-          <w:sz w:val="22"/>
-        </w:rPr>
-      </w:pPr>
-    </w:p>
-    <w:tbl>
-      <w:tblPr>
-        <w:tblW w:w="0" w:type="auto"/>
-        <w:tblBorders>
-          <w:top w:val="single" w:sz="4" w:space="0" w:color="auto"/>
-          <w:left w:val="single" w:sz="4" w:space="0" w:color="auto"/>
-          <w:bottom w:val="single" w:sz="4" w:space="0" w:color="auto"/>
-          <w:right w:val="single" w:sz="4" w:space="0" w:color="auto"/>
-          <w:insideH w:val="single" w:sz="4" w:space="0" w:color="auto"/>
-          <w:insideV w:val="single" w:sz="4" w:space="0" w:color="auto"/>
-        </w:tblBorders>
-        <w:tblLayout w:type="fixed"/>
-        <w:tblLook w:val="0000" w:firstRow="0" w:lastRow="0" w:firstColumn="0" w:lastColumn="0" w:noHBand="0" w:noVBand="0"/>
-      </w:tblPr>
-      <w:tblGrid>
-        <w:gridCol w:w="4680"/>
-        <w:gridCol w:w="4680"/>
-      </w:tblGrid>
-      <w:tr>
-        <w:tblPrEx>
-          <w:tblCellMar>
-            <w:top w:w="0" w:type="dxa"/>
-            <w:bottom w:w="0" w:type="dxa"/>
-          </w:tblCellMar>
-        </w:tblPrEx>
-        <w:tc>
-          <w:tcPr>
-            <w:tcW w:w="4680" w:type="dxa"/>
-            <w:shd w:val="clear" w:color="auto" w:fill="10503C"/>
-          </w:tcPr>
-          <w:p>
-            <w:pPr>
-              <w:rPr>
-                <w:rFonts w:ascii="Calibri" w:hAnsi="Calibri" w:cs="Calibri"/>
-                <w:b/>
-                <w:color w:val="FFFFFF"/>
-                <w:sz w:val="22"/>
-              </w:rPr>
-            </w:pPr>
-            <w:r>
-              <w:rPr>
-                <w:rFonts w:ascii="Calibri" w:hAnsi="Calibri" w:cs="Calibri"/>
-                <w:b/>
-                <w:color w:val="FFFFFF"/>
-                <w:sz w:val="22"/>
-              </w:rPr>
-              <w:t>Asset</w:t>
-            </w:r>
-          </w:p>
-        </w:tc>
-        <w:tc>
-          <w:tcPr>
-            <w:tcW w:w="4680" w:type="dxa"/>
-            <w:shd w:val="clear" w:color="auto" w:fill="10503C"/>
-          </w:tcPr>
-          <w:p>
-            <w:pPr>
-              <w:rPr>
-                <w:rFonts w:ascii="Calibri" w:hAnsi="Calibri" w:cs="Calibri"/>
-                <w:b/>
-                <w:color w:val="FFFFFF"/>
-                <w:sz w:val="22"/>
-              </w:rPr>
-            </w:pPr>
-            <w:r>
-              <w:rPr>
-                <w:rFonts w:ascii="Calibri" w:hAnsi="Calibri" w:cs="Calibri"/>
-                <w:b/>
-                <w:color w:val="FFFFFF"/>
-                <w:sz w:val="22"/>
-              </w:rPr>
-              <w:t>Notes</w:t>
-            </w:r>
-          </w:p>
-        </w:tc>
-      </w:tr>
-      <w:tr>
-        <w:tblPrEx>
-          <w:tblCellMar>
-            <w:top w:w="0" w:type="dxa"/>
-            <w:bottom w:w="0" w:type="dxa"/>
-          </w:tblCellMar>
-        </w:tblPrEx>
-        <w:tc>
-          <w:tcPr>
-            <w:tcW w:w="4680" w:type="dxa"/>
-          </w:tcPr>
-          <w:p>
-            <w:pPr>
-              <w:rPr>
-                <w:rFonts w:ascii="Calibri" w:hAnsi="Calibri" w:cs="Calibri"/>
-                <w:color w:val="363432"/>
-                <w:sz w:val="22"/>
-              </w:rPr>
-            </w:pPr>
-            <w:r>
-              <w:rPr>
-                <w:rFonts w:ascii="Calibri" w:hAnsi="Calibri" w:cs="Calibri"/>
-                <w:color w:val="363432"/>
-                <w:sz w:val="22"/>
-              </w:rPr>
-              <w:t>Brand/style launch video</w:t>
-            </w:r>
-          </w:p>
-        </w:tc>
-        <w:tc>
-          <w:tcPr>
-            <w:tcW w:w="4680" w:type="dxa"/>
-          </w:tcPr>
-          <w:p>
-            <w:pPr>
-              <w:rPr>
-                <w:rFonts w:ascii="Calibri" w:hAnsi="Calibri" w:cs="Calibri"/>
-                <w:color w:val="363432"/>
-                <w:sz w:val="22"/>
-              </w:rPr>
-            </w:pPr>
-            <w:r>
-              <w:rPr>
-                <w:rFonts w:ascii="Calibri" w:hAnsi="Calibri" w:cs="Calibri"/>
-                <w:color w:val="363432"/>
-                <w:sz w:val="22"/>
-              </w:rPr>
-              <w:t>The hero video for the launch — seen as "Brand Style Launch Video" on AI Form Builder</w:t>
-            </w:r>
-          </w:p>
-        </w:tc>
-      </w:tr>
-      <w:tr>
-        <w:tblPrEx>
-          <w:tblCellMar>
-            <w:top w:w="0" w:type="dxa"/>
-            <w:bottom w:w="0" w:type="dxa"/>
-          </w:tblCellMar>
-        </w:tblPrEx>
-        <w:tc>
-          <w:tcPr>
-            <w:tcW w:w="4680" w:type="dxa"/>
-          </w:tcPr>
-          <w:p>
-            <w:pPr>
-              <w:rPr>
-                <w:rFonts w:ascii="Calibri" w:hAnsi="Calibri" w:cs="Calibri"/>
-                <w:color w:val="363432"/>
-                <w:sz w:val="22"/>
-              </w:rPr>
-            </w:pPr>
-            <w:r>
-              <w:rPr>
-                <w:rFonts w:ascii="Calibri" w:hAnsi="Calibri" w:cs="Calibri"/>
-                <w:color w:val="363432"/>
-                <w:sz w:val="22"/>
-              </w:rPr>
-              <w:t>Teaser video</w:t>
-            </w:r>
-          </w:p>
-        </w:tc>
-        <w:tc>
-          <w:tcPr>
-            <w:tcW w:w="4680" w:type="dxa"/>
-          </w:tcPr>
-          <w:p>
-            <w:pPr>
-              <w:rPr>
-                <w:rFonts w:ascii="Calibri" w:hAnsi="Calibri" w:cs="Calibri"/>
-                <w:color w:val="363432"/>
-                <w:sz w:val="22"/>
-              </w:rPr>
-            </w:pPr>
-            <w:r>
-              <w:rPr>
-                <w:rFonts w:ascii="Calibri" w:hAnsi="Calibri" w:cs="Calibri"/>
-                <w:color w:val="363432"/>
-                <w:sz w:val="22"/>
-              </w:rPr>
-              <w:t>Pre-launch social teaser, ahead of the main video</w:t>
-            </w:r>
-          </w:p>
-        </w:tc>
-      </w:tr>
-      <w:tr>
-        <w:tblPrEx>
-          <w:tblCellMar>
-            <w:top w:w="0" w:type="dxa"/>
-            <w:bottom w:w="0" w:type="dxa"/>
-          </w:tblCellMar>
-        </w:tblPrEx>
-        <w:tc>
-          <w:tcPr>
-            <w:tcW w:w="4680" w:type="dxa"/>
-          </w:tcPr>
-          <w:p>
-            <w:pPr>
-              <w:rPr>
-                <w:rFonts w:ascii="Calibri" w:hAnsi="Calibri" w:cs="Calibri"/>
-                <w:color w:val="363432"/>
-                <w:sz w:val="22"/>
-              </w:rPr>
-            </w:pPr>
-            <w:r>
-              <w:rPr>
-                <w:rFonts w:ascii="Calibri" w:hAnsi="Calibri" w:cs="Calibri"/>
-                <w:color w:val="363432"/>
-                <w:sz w:val="22"/>
-              </w:rPr>
-              <w:t>How-to / thought-leadership video(s)</w:t>
-            </w:r>
-          </w:p>
-        </w:tc>
-        <w:tc>
-          <w:tcPr>
-            <w:tcW w:w="4680" w:type="dxa"/>
-          </w:tcPr>
-          <w:p>
-            <w:pPr>
-              <w:rPr>
-                <w:rFonts w:ascii="Calibri" w:hAnsi="Calibri" w:cs="Calibri"/>
-                <w:color w:val="363432"/>
-                <w:sz w:val="22"/>
-              </w:rPr>
-            </w:pPr>
-            <w:r>
-              <w:rPr>
-                <w:rFonts w:ascii="Calibri" w:hAnsi="Calibri" w:cs="Calibri"/>
-                <w:color w:val="363432"/>
-                <w:sz w:val="22"/>
-              </w:rPr>
-              <w:t>Often more than one, sometimes phased (Phase 1 update + Phase 2 net-new, as seen on Connectors &amp; Workflows)</w:t>
-            </w:r>
-          </w:p>
-        </w:tc>
-      </w:tr>
-      <w:tr>
-        <w:tblPrEx>
-          <w:tblCellMar>
-            <w:top w:w="0" w:type="dxa"/>
-            <w:bottom w:w="0" w:type="dxa"/>
-          </w:tblCellMar>
-        </w:tblPrEx>
-        <w:tc>
-          <w:tcPr>
-            <w:tcW w:w="4680" w:type="dxa"/>
-          </w:tcPr>
-          <w:p>
-            <w:pPr>
-              <w:rPr>
-                <w:rFonts w:ascii="Calibri" w:hAnsi="Calibri" w:cs="Calibri"/>
-                <w:color w:val="363432"/>
-                <w:sz w:val="22"/>
-              </w:rPr>
-            </w:pPr>
-            <w:r>
-              <w:rPr>
-                <w:rFonts w:ascii="Calibri" w:hAnsi="Calibri" w:cs="Calibri"/>
-                <w:color w:val="363432"/>
-                <w:sz w:val="22"/>
-              </w:rPr>
-              <w:t>Social graphics for organic social</w:t>
-            </w:r>
-          </w:p>
-        </w:tc>
-        <w:tc>
-          <w:tcPr>
-            <w:tcW w:w="4680" w:type="dxa"/>
-          </w:tcPr>
-          <w:p>
-            <w:pPr>
-              <w:rPr>
-                <w:rFonts w:ascii="Calibri" w:hAnsi="Calibri" w:cs="Calibri"/>
-                <w:color w:val="363432"/>
-                <w:sz w:val="22"/>
-              </w:rPr>
-            </w:pPr>
-            <w:r>
-              <w:rPr>
-                <w:rFonts w:ascii="Calibri" w:hAnsi="Calibri" w:cs="Calibri"/>
-                <w:color w:val="363432"/>
-                <w:sz w:val="22"/>
-              </w:rPr>
-              <w:t>Distinct from the video — static graphic set</w:t>
-            </w:r>
-          </w:p>
-        </w:tc>
-      </w:tr>
-      <w:tr>
-        <w:tblPrEx>
-          <w:tblCellMar>
-            <w:top w:w="0" w:type="dxa"/>
-            <w:bottom w:w="0" w:type="dxa"/>
-          </w:tblCellMar>
-        </w:tblPrEx>
-        <w:tc>
-          <w:tcPr>
-            <w:tcW w:w="4680" w:type="dxa"/>
-          </w:tcPr>
-          <w:p>
-            <w:pPr>
-              <w:rPr>
-                <w:rFonts w:ascii="Calibri" w:hAnsi="Calibri" w:cs="Calibri"/>
-                <w:color w:val="363432"/>
-                <w:sz w:val="22"/>
-              </w:rPr>
-            </w:pPr>
-            <w:r>
-              <w:rPr>
-                <w:rFonts w:ascii="Calibri" w:hAnsi="Calibri" w:cs="Calibri"/>
-                <w:color w:val="363432"/>
-                <w:sz w:val="22"/>
-              </w:rPr>
-              <w:t>Paid social ad creative</w:t>
-            </w:r>
-          </w:p>
-        </w:tc>
-        <w:tc>
-          <w:tcPr>
-            <w:tcW w:w="4680" w:type="dxa"/>
-          </w:tcPr>
-          <w:p>
-            <w:pPr>
-              <w:rPr>
-                <w:rFonts w:ascii="Calibri" w:hAnsi="Calibri" w:cs="Calibri"/>
-                <w:color w:val="363432"/>
-                <w:sz w:val="22"/>
-              </w:rPr>
-            </w:pPr>
-            <w:r>
-              <w:rPr>
-                <w:rFonts w:ascii="Calibri" w:hAnsi="Calibri" w:cs="Calibri"/>
-                <w:color w:val="363432"/>
-                <w:sz w:val="22"/>
-              </w:rPr>
-              <w:t>Static images + video + copy, built specifically for paid</w:t>
-            </w:r>
-          </w:p>
-        </w:tc>
-      </w:tr>
-      <w:tr>
-        <w:tblPrEx>
-          <w:tblCellMar>
-            <w:top w:w="0" w:type="dxa"/>
-            <w:bottom w:w="0" w:type="dxa"/>
-          </w:tblCellMar>
-        </w:tblPrEx>
-        <w:tc>
-          <w:tcPr>
-            <w:tcW w:w="4680" w:type="dxa"/>
-          </w:tcPr>
-          <w:p>
-            <w:pPr>
-              <w:rPr>
-                <w:rFonts w:ascii="Calibri" w:hAnsi="Calibri" w:cs="Calibri"/>
-                <w:color w:val="363432"/>
-                <w:sz w:val="22"/>
-              </w:rPr>
-            </w:pPr>
-            <w:r>
-              <w:rPr>
-                <w:rFonts w:ascii="Calibri" w:hAnsi="Calibri" w:cs="Calibri"/>
-                <w:color w:val="363432"/>
-                <w:sz w:val="22"/>
-              </w:rPr>
-              <w:t>Product imagery / landing page hero visuals</w:t>
-            </w:r>
-          </w:p>
-        </w:tc>
-        <w:tc>
-          <w:tcPr>
-            <w:tcW w:w="4680" w:type="dxa"/>
-          </w:tcPr>
-          <w:p>
-            <w:pPr>
-              <w:rPr>
-                <w:rFonts w:ascii="Calibri" w:hAnsi="Calibri" w:cs="Calibri"/>
-                <w:color w:val="363432"/>
-                <w:sz w:val="22"/>
-              </w:rPr>
-            </w:pPr>
-            <w:r>
-              <w:rPr>
-                <w:rFonts w:ascii="Calibri" w:hAnsi="Calibri" w:cs="Calibri"/>
-                <w:color w:val="363432"/>
-                <w:sz w:val="22"/>
-              </w:rPr>
-              <w:t>Screenshots/hero imagery for the dedicated landing page</w:t>
-            </w:r>
-          </w:p>
-        </w:tc>
-      </w:tr>
-      <w:tr>
-        <w:tblPrEx>
-          <w:tblCellMar>
-            <w:top w:w="0" w:type="dxa"/>
-            <w:bottom w:w="0" w:type="dxa"/>
-          </w:tblCellMar>
-        </w:tblPrEx>
-        <w:tc>
-          <w:tcPr>
-            <w:tcW w:w="4680" w:type="dxa"/>
-          </w:tcPr>
-          <w:p>
-            <w:pPr>
-              <w:rPr>
-                <w:rFonts w:ascii="Calibri" w:hAnsi="Calibri" w:cs="Calibri"/>
-                <w:color w:val="363432"/>
-                <w:sz w:val="22"/>
-              </w:rPr>
-            </w:pPr>
-            <w:r>
-              <w:rPr>
-                <w:rFonts w:ascii="Calibri" w:hAnsi="Calibri" w:cs="Calibri"/>
-                <w:color w:val="363432"/>
-                <w:sz w:val="22"/>
-              </w:rPr>
-              <w:t>Email / Intercom banner creative</w:t>
-            </w:r>
-          </w:p>
-        </w:tc>
-        <w:tc>
-          <w:tcPr>
-            <w:tcW w:w="4680" w:type="dxa"/>
-          </w:tcPr>
-          <w:p>
-            <w:pPr>
-              <w:rPr>
-                <w:rFonts w:ascii="Calibri" w:hAnsi="Calibri" w:cs="Calibri"/>
-                <w:color w:val="363432"/>
-                <w:sz w:val="22"/>
-              </w:rPr>
-            </w:pPr>
-            <w:r>
-              <w:rPr>
-                <w:rFonts w:ascii="Calibri" w:hAnsi="Calibri" w:cs="Calibri"/>
-                <w:color w:val="363432"/>
-                <w:sz w:val="22"/>
-              </w:rPr>
-              <w:t>In-app and email banner graphics</w:t>
-            </w:r>
-          </w:p>
-        </w:tc>
-      </w:tr>
-      <w:tr>
-        <w:tblPrEx>
-          <w:tblCellMar>
-            <w:top w:w="0" w:type="dxa"/>
-            <w:bottom w:w="0" w:type="dxa"/>
-          </w:tblCellMar>
-        </w:tblPrEx>
-        <w:tc>
-          <w:tcPr>
-            <w:tcW w:w="4680" w:type="dxa"/>
-          </w:tcPr>
-          <w:p>
-            <w:pPr>
-              <w:rPr>
-                <w:rFonts w:ascii="Calibri" w:hAnsi="Calibri" w:cs="Calibri"/>
-                <w:color w:val="363432"/>
-                <w:sz w:val="22"/>
-              </w:rPr>
-            </w:pPr>
-            <w:r>
-              <w:rPr>
-                <w:rFonts w:ascii="Calibri" w:hAnsi="Calibri" w:cs="Calibri"/>
-                <w:color w:val="363432"/>
-                <w:sz w:val="22"/>
-              </w:rPr>
-              <w:t>Sales deck update</w:t>
-            </w:r>
-          </w:p>
-        </w:tc>
-        <w:tc>
-          <w:tcPr>
-            <w:tcW w:w="4680" w:type="dxa"/>
-          </w:tcPr>
-          <w:p>
-            <w:pPr>
-              <w:rPr>
-                <w:rFonts w:ascii="Calibri" w:hAnsi="Calibri" w:cs="Calibri"/>
-                <w:color w:val="363432"/>
-                <w:sz w:val="22"/>
-              </w:rPr>
-            </w:pPr>
-            <w:r>
-              <w:rPr>
-                <w:rFonts w:ascii="Calibri" w:hAnsi="Calibri" w:cs="Calibri"/>
-                <w:color w:val="363432"/>
-                <w:sz w:val="22"/>
-              </w:rPr>
-              <w:t>Refresh of the main pitch deck to include the new feature</w:t>
-            </w:r>
-          </w:p>
-        </w:tc>
-      </w:tr>
-      <w:tr>
-        <w:tblPrEx>
-          <w:tblCellMar>
-            <w:top w:w="0" w:type="dxa"/>
-            <w:bottom w:w="0" w:type="dxa"/>
-          </w:tblCellMar>
-        </w:tblPrEx>
-        <w:tc>
-          <w:tcPr>
-            <w:tcW w:w="4680" w:type="dxa"/>
-          </w:tcPr>
-          <w:p>
-            <w:pPr>
-              <w:rPr>
-                <w:rFonts w:ascii="Calibri" w:hAnsi="Calibri" w:cs="Calibri"/>
-                <w:color w:val="363432"/>
-                <w:sz w:val="22"/>
-              </w:rPr>
-            </w:pPr>
-            <w:r>
-              <w:rPr>
-                <w:rFonts w:ascii="Calibri" w:hAnsi="Calibri" w:cs="Calibri"/>
-                <w:color w:val="363432"/>
-                <w:sz w:val="22"/>
-              </w:rPr>
-              <w:t>One-pager update</w:t>
-            </w:r>
-          </w:p>
-        </w:tc>
-        <w:tc>
-          <w:tcPr>
-            <w:tcW w:w="4680" w:type="dxa"/>
-          </w:tcPr>
-          <w:p>
-            <w:pPr>
-              <w:rPr>
-                <w:rFonts w:ascii="Calibri" w:hAnsi="Calibri" w:cs="Calibri"/>
-                <w:color w:val="363432"/>
-                <w:sz w:val="22"/>
-              </w:rPr>
-            </w:pPr>
-            <w:r>
-              <w:rPr>
-                <w:rFonts w:ascii="Calibri" w:hAnsi="Calibri" w:cs="Calibri"/>
-                <w:color w:val="363432"/>
-                <w:sz w:val="22"/>
-              </w:rPr>
-              <w:t>Refresh of the standard one-pager</w:t>
-            </w:r>
-          </w:p>
-        </w:tc>
-      </w:tr>
-    </w:tbl>
-    <w:p>
-      <w:pPr>
-        <w:rPr>
-          <w:rFonts w:ascii="Calibri" w:hAnsi="Calibri" w:cs="Calibri"/>
-          <w:color w:val="363432"/>
-          <w:sz w:val="22"/>
-        </w:rPr>
-      </w:pPr>
-    </w:p>
-    <w:p>
-      <w:pPr>
-        <w:rPr>
-          <w:rFonts w:ascii="Calibri" w:hAnsi="Calibri" w:cs="Calibri"/>
-          <w:color w:val="363432"/>
-          <w:sz w:val="22"/>
-        </w:rPr>
-      </w:pPr>
-    </w:p>
-    <w:p>
-      <w:pPr>
-        <w:rPr>
-          <w:rFonts w:ascii="Calibri" w:hAnsi="Calibri" w:cs="Calibri"/>
-          <w:color w:val="363432"/>
-          <w:sz w:val="22"/>
-        </w:rPr>
-      </w:pPr>
-      <w:r>
-        <w:rPr>
-          <w:rFonts w:ascii="Calibri" w:hAnsi="Calibri" w:cs="Calibri"/>
-          <w:color w:val="363432"/>
-          <w:sz w:val="22"/>
-        </w:rPr>
-        <w:lastRenderedPageBreak/>
-        <w:t xml:space="preserve">Auto-Schedule's data point is a useful cross-check: rather than 8 separate tickets, it bundled the same scope into two multi-channel requests (Open Beta phase, GA phase) each covering "social, email, newsletter, website, webinar, login page graphics" — same actual workload, logged differently. Either logging pattern is fine; the point is the </w:t>
-      </w:r>
-      <w:r>
-        <w:rPr>
-          <w:rFonts w:ascii="Calibri" w:hAnsi="Calibri" w:cs="Calibri"/>
-          <w:i/>
-          <w:color w:val="363432"/>
-          <w:sz w:val="22"/>
-        </w:rPr>
-        <w:t>scope</w:t>
-      </w:r>
-      <w:r>
-        <w:rPr>
-          <w:rFonts w:ascii="Calibri" w:hAnsi="Calibri" w:cs="Calibri"/>
-          <w:color w:val="363432"/>
-          <w:sz w:val="22"/>
-        </w:rPr>
-        <w:t xml:space="preserve"> is consistent across both data points.</w:t>
-      </w:r>
-    </w:p>
-    <w:p>
-      <w:pPr>
-        <w:rPr>
-          <w:rFonts w:ascii="Calibri" w:hAnsi="Calibri" w:cs="Calibri"/>
-          <w:color w:val="363432"/>
-          <w:sz w:val="22"/>
-        </w:rPr>
-      </w:pPr>
-    </w:p>
-    <w:p>
-      <w:pPr>
-        <w:rPr>
-          <w:rFonts w:ascii="Calibri" w:hAnsi="Calibri" w:cs="Calibri"/>
-          <w:color w:val="363432"/>
-          <w:sz w:val="22"/>
-        </w:rPr>
-      </w:pPr>
-    </w:p>
-    <w:p>
-      <w:r>
-        <w:t>Proposed Tier 2 — Meaningful / Plan-Affecting Launch</w:t>
-      </w:r>
-    </w:p>
-    <w:p/>
-    <w:p>
-      <w:pPr>
-        <w:rPr>
-          <w:rFonts w:ascii="Calibri" w:hAnsi="Calibri" w:cs="Calibri"/>
-          <w:color w:val="363432"/>
-          <w:sz w:val="22"/>
-        </w:rPr>
-      </w:pPr>
-      <w:r>
-        <w:rPr>
-          <w:rFonts w:ascii="Calibri" w:hAnsi="Calibri" w:cs="Calibri"/>
-          <w:i/>
-          <w:color w:val="363432"/>
-          <w:sz w:val="22"/>
-        </w:rPr>
-        <w:t>Evidence: MKT-11522 (FF T2, AI Label Scanner) — deck/one-pager/slide refresh only, no video request logged; MKT-11852 (Pave, Spreadsheet Import &amp; Direct Edit) — 2 video requests; MKT-11521 (FF T2, AI Photo Insights) — no Creative items broken out at all.</w:t>
-      </w:r>
-    </w:p>
-    <w:p>
-      <w:pPr>
-        <w:rPr>
-          <w:rFonts w:ascii="Calibri" w:hAnsi="Calibri" w:cs="Calibri"/>
-          <w:color w:val="363432"/>
-          <w:sz w:val="22"/>
-        </w:rPr>
-      </w:pPr>
-    </w:p>
-    <w:p>
-      <w:pPr>
-        <w:rPr>
-          <w:rFonts w:ascii="Calibri" w:hAnsi="Calibri" w:cs="Calibri"/>
-          <w:color w:val="363432"/>
-          <w:sz w:val="22"/>
-        </w:rPr>
-      </w:pPr>
-      <w:r>
-        <w:rPr>
-          <w:rFonts w:ascii="Calibri" w:hAnsi="Calibri" w:cs="Calibri"/>
-          <w:color w:val="363432"/>
-          <w:sz w:val="22"/>
-        </w:rPr>
-        <w:t>Noticeably leaner and less consistent than Tier 1:</w:t>
-      </w:r>
-    </w:p>
-    <w:p>
-      <w:pPr>
-        <w:rPr>
-          <w:rFonts w:ascii="Calibri" w:hAnsi="Calibri" w:cs="Calibri"/>
-          <w:color w:val="363432"/>
-          <w:sz w:val="22"/>
-        </w:rPr>
-      </w:pPr>
-    </w:p>
-    <w:tbl>
-      <w:tblPr>
-        <w:tblW w:w="0" w:type="auto"/>
-        <w:tblBorders>
-          <w:top w:val="single" w:sz="4" w:space="0" w:color="auto"/>
-          <w:left w:val="single" w:sz="4" w:space="0" w:color="auto"/>
-          <w:bottom w:val="single" w:sz="4" w:space="0" w:color="auto"/>
-          <w:right w:val="single" w:sz="4" w:space="0" w:color="auto"/>
-          <w:insideH w:val="single" w:sz="4" w:space="0" w:color="auto"/>
-          <w:insideV w:val="single" w:sz="4" w:space="0" w:color="auto"/>
-        </w:tblBorders>
-        <w:tblLayout w:type="fixed"/>
-        <w:tblLook w:val="0000" w:firstRow="0" w:lastRow="0" w:firstColumn="0" w:lastColumn="0" w:noHBand="0" w:noVBand="0"/>
-      </w:tblPr>
-      <w:tblGrid>
-        <w:gridCol w:w="4680"/>
-        <w:gridCol w:w="4680"/>
-      </w:tblGrid>
-      <w:tr>
-        <w:tblPrEx>
-          <w:tblCellMar>
-            <w:top w:w="0" w:type="dxa"/>
-            <w:bottom w:w="0" w:type="dxa"/>
-          </w:tblCellMar>
-        </w:tblPrEx>
-        <w:tc>
-          <w:tcPr>
-            <w:tcW w:w="4680" w:type="dxa"/>
-            <w:shd w:val="clear" w:color="auto" w:fill="10503C"/>
-          </w:tcPr>
-          <w:p>
-            <w:pPr>
-              <w:rPr>
-                <w:rFonts w:ascii="Calibri" w:hAnsi="Calibri" w:cs="Calibri"/>
-                <w:b/>
-                <w:color w:val="FFFFFF"/>
-                <w:sz w:val="22"/>
-              </w:rPr>
-            </w:pPr>
-            <w:r>
-              <w:rPr>
-                <w:rFonts w:ascii="Calibri" w:hAnsi="Calibri" w:cs="Calibri"/>
-                <w:b/>
-                <w:color w:val="FFFFFF"/>
-                <w:sz w:val="22"/>
-              </w:rPr>
-              <w:t>Asset</w:t>
-            </w:r>
-          </w:p>
-        </w:tc>
-        <w:tc>
-          <w:tcPr>
-            <w:tcW w:w="4680" w:type="dxa"/>
-            <w:shd w:val="clear" w:color="auto" w:fill="10503C"/>
-          </w:tcPr>
-          <w:p>
-            <w:pPr>
-              <w:rPr>
-                <w:rFonts w:ascii="Calibri" w:hAnsi="Calibri" w:cs="Calibri"/>
-                <w:b/>
-                <w:color w:val="FFFFFF"/>
-                <w:sz w:val="22"/>
-              </w:rPr>
-            </w:pPr>
-            <w:r>
-              <w:rPr>
-                <w:rFonts w:ascii="Calibri" w:hAnsi="Calibri" w:cs="Calibri"/>
-                <w:b/>
-                <w:color w:val="FFFFFF"/>
-                <w:sz w:val="22"/>
-              </w:rPr>
-              <w:t>Notes</w:t>
-            </w:r>
-          </w:p>
-        </w:tc>
-      </w:tr>
-      <w:tr>
-        <w:tblPrEx>
-          <w:tblCellMar>
-            <w:top w:w="0" w:type="dxa"/>
-            <w:bottom w:w="0" w:type="dxa"/>
-          </w:tblCellMar>
-        </w:tblPrEx>
-        <w:tc>
-          <w:tcPr>
-            <w:tcW w:w="4680" w:type="dxa"/>
-          </w:tcPr>
-          <w:p>
-            <w:pPr>
-              <w:rPr>
-                <w:rFonts w:ascii="Calibri" w:hAnsi="Calibri" w:cs="Calibri"/>
-                <w:color w:val="363432"/>
-                <w:sz w:val="22"/>
-              </w:rPr>
-            </w:pPr>
-            <w:r>
-              <w:rPr>
-                <w:rFonts w:ascii="Calibri" w:hAnsi="Calibri" w:cs="Calibri"/>
-                <w:color w:val="363432"/>
-                <w:sz w:val="22"/>
-              </w:rPr>
-              <w:t>One video (how-to or feature demo)</w:t>
-            </w:r>
-          </w:p>
-        </w:tc>
-        <w:tc>
-          <w:tcPr>
-            <w:tcW w:w="4680" w:type="dxa"/>
-          </w:tcPr>
-          <w:p>
-            <w:pPr>
-              <w:rPr>
-                <w:rFonts w:ascii="Calibri" w:hAnsi="Calibri" w:cs="Calibri"/>
-                <w:color w:val="363432"/>
-                <w:sz w:val="22"/>
-              </w:rPr>
-            </w:pPr>
-            <w:r>
-              <w:rPr>
-                <w:rFonts w:ascii="Calibri" w:hAnsi="Calibri" w:cs="Calibri"/>
-                <w:color w:val="363432"/>
-                <w:sz w:val="22"/>
-              </w:rPr>
-              <w:t>Present in one of the three T2 data points, absent in the other two — this looks optional at T2, not standard</w:t>
-            </w:r>
-          </w:p>
-        </w:tc>
-      </w:tr>
-      <w:tr>
-        <w:tblPrEx>
-          <w:tblCellMar>
-            <w:top w:w="0" w:type="dxa"/>
-            <w:bottom w:w="0" w:type="dxa"/>
-          </w:tblCellMar>
-        </w:tblPrEx>
-        <w:tc>
-          <w:tcPr>
-            <w:tcW w:w="4680" w:type="dxa"/>
-          </w:tcPr>
-          <w:p>
-            <w:pPr>
-              <w:rPr>
-                <w:rFonts w:ascii="Calibri" w:hAnsi="Calibri" w:cs="Calibri"/>
-                <w:color w:val="363432"/>
-                <w:sz w:val="22"/>
-              </w:rPr>
-            </w:pPr>
-            <w:r>
-              <w:rPr>
-                <w:rFonts w:ascii="Calibri" w:hAnsi="Calibri" w:cs="Calibri"/>
-                <w:color w:val="363432"/>
-                <w:sz w:val="22"/>
-              </w:rPr>
-              <w:t>Deck / one-pager / customer-facing slide refresh</w:t>
-            </w:r>
-          </w:p>
-        </w:tc>
-        <w:tc>
-          <w:tcPr>
-            <w:tcW w:w="4680" w:type="dxa"/>
-          </w:tcPr>
-          <w:p>
-            <w:pPr>
-              <w:rPr>
-                <w:rFonts w:ascii="Calibri" w:hAnsi="Calibri" w:cs="Calibri"/>
-                <w:color w:val="363432"/>
-                <w:sz w:val="22"/>
-              </w:rPr>
-            </w:pPr>
-            <w:r>
-              <w:rPr>
-                <w:rFonts w:ascii="Calibri" w:hAnsi="Calibri" w:cs="Calibri"/>
-                <w:color w:val="363432"/>
-                <w:sz w:val="22"/>
-              </w:rPr>
-              <w:t>A light update to existing collateral, not new production — this is the one asset type that showed up consistently</w:t>
-            </w:r>
-          </w:p>
-        </w:tc>
-      </w:tr>
-    </w:tbl>
-    <w:p>
-      <w:pPr>
-        <w:rPr>
-          <w:rFonts w:ascii="Calibri" w:hAnsi="Calibri" w:cs="Calibri"/>
-          <w:color w:val="363432"/>
-          <w:sz w:val="22"/>
-        </w:rPr>
-      </w:pPr>
-    </w:p>
-    <w:p>
-      <w:pPr>
-        <w:rPr>
-          <w:rFonts w:ascii="Calibri" w:hAnsi="Calibri" w:cs="Calibri"/>
-          <w:color w:val="363432"/>
-          <w:sz w:val="22"/>
-        </w:rPr>
-      </w:pPr>
-    </w:p>
-    <w:p>
-      <w:pPr>
-        <w:rPr>
-          <w:rFonts w:ascii="Calibri" w:hAnsi="Calibri" w:cs="Calibri"/>
-          <w:color w:val="363432"/>
-          <w:sz w:val="22"/>
-        </w:rPr>
-      </w:pPr>
-      <w:r>
-        <w:rPr>
-          <w:rFonts w:ascii="Calibri" w:hAnsi="Calibri" w:cs="Calibri"/>
-          <w:color w:val="363432"/>
-          <w:sz w:val="22"/>
-        </w:rPr>
-        <w:t>Notably absent at this tier: no brand/style launch video, no teaser video, no paid social ad creative, no dedicated landing-page imagery. This tracks with the general T2 pattern (no press release, no webinar, no dedicated paid spend) — T2 leans on existing templates rather than net-new production.</w:t>
-      </w:r>
-    </w:p>
-    <w:p>
-      <w:pPr>
-        <w:rPr>
-          <w:rFonts w:ascii="Calibri" w:hAnsi="Calibri" w:cs="Calibri"/>
-          <w:color w:val="363432"/>
-          <w:sz w:val="22"/>
-        </w:rPr>
-      </w:pPr>
-    </w:p>
-    <w:p>
-      <w:pPr>
-        <w:rPr>
-          <w:rFonts w:ascii="Calibri" w:hAnsi="Calibri" w:cs="Calibri"/>
-          <w:color w:val="363432"/>
-          <w:sz w:val="22"/>
-        </w:rPr>
-      </w:pPr>
-    </w:p>
-    <w:p>
-      <w:r>
-        <w:t>Proposed Tier 3 — Minor / Incremental Launch</w:t>
-      </w:r>
-    </w:p>
-    <w:p/>
-    <w:p>
-      <w:pPr>
-        <w:rPr>
-          <w:rFonts w:ascii="Calibri" w:hAnsi="Calibri" w:cs="Calibri"/>
-          <w:color w:val="363432"/>
-          <w:sz w:val="22"/>
-        </w:rPr>
-      </w:pPr>
-      <w:r>
-        <w:rPr>
-          <w:rFonts w:ascii="Calibri" w:hAnsi="Calibri" w:cs="Calibri"/>
-          <w:i/>
-          <w:color w:val="363432"/>
-          <w:sz w:val="22"/>
-        </w:rPr>
-        <w:t>Evidence: MKT-12795 ("Tier 2 and 3" Pave epic, leanest data point in the whole dataset).</w:t>
-      </w:r>
-    </w:p>
-    <w:p>
-      <w:pPr>
-        <w:rPr>
-          <w:rFonts w:ascii="Calibri" w:hAnsi="Calibri" w:cs="Calibri"/>
-          <w:color w:val="363432"/>
-          <w:sz w:val="22"/>
-        </w:rPr>
-      </w:pPr>
-    </w:p>
-    <w:p>
-      <w:pPr>
-        <w:rPr>
-          <w:rFonts w:ascii="Calibri" w:hAnsi="Calibri" w:cs="Calibri"/>
-          <w:color w:val="363432"/>
-          <w:sz w:val="22"/>
-        </w:rPr>
-      </w:pPr>
-      <w:r>
-        <w:rPr>
-          <w:rFonts w:ascii="Calibri" w:hAnsi="Calibri" w:cs="Calibri"/>
-          <w:b/>
-          <w:color w:val="363432"/>
-          <w:sz w:val="22"/>
-        </w:rPr>
-        <w:t>Zero Creative items.</w:t>
-      </w:r>
-      <w:r>
-        <w:rPr>
-          <w:rFonts w:ascii="Calibri" w:hAnsi="Calibri" w:cs="Calibri"/>
-          <w:color w:val="363432"/>
-          <w:sz w:val="22"/>
-        </w:rPr>
-        <w:t xml:space="preserve"> The only assets at this tier were a blog publish, one social post, and two emails — no design or video work at all. At T3, Creative isn't part of the launch.</w:t>
-      </w:r>
-    </w:p>
-    <w:p>
-      <w:pPr>
-        <w:rPr>
-          <w:rFonts w:ascii="Calibri" w:hAnsi="Calibri" w:cs="Calibri"/>
-          <w:color w:val="363432"/>
-          <w:sz w:val="22"/>
-        </w:rPr>
-      </w:pPr>
-    </w:p>
-    <w:p>
-      <w:pPr>
-        <w:rPr>
-          <w:rFonts w:ascii="Calibri" w:hAnsi="Calibri" w:cs="Calibri"/>
-          <w:color w:val="363432"/>
-          <w:sz w:val="22"/>
-        </w:rPr>
-      </w:pPr>
-    </w:p>
-    <w:p>
-      <w:r>
-        <w:t>Recurring special case: Community Platform Brand Kit</w:t>
-      </w:r>
-    </w:p>
-    <w:p/>
-    <w:p>
-      <w:pPr>
-        <w:rPr>
-          <w:rFonts w:ascii="Calibri" w:hAnsi="Calibri" w:cs="Calibri"/>
-          <w:color w:val="363432"/>
-          <w:sz w:val="22"/>
-        </w:rPr>
-      </w:pPr>
-      <w:r>
-        <w:rPr>
-          <w:rFonts w:ascii="Calibri" w:hAnsi="Calibri" w:cs="Calibri"/>
-          <w:color w:val="363432"/>
-          <w:sz w:val="22"/>
-        </w:rPr>
-        <w:t>Not a launch tier, but a clean, repeatable Creative deliverable worth its own line: both MKT-12469 (Pave) and MKT-12471 (FF) Community Build epics logged an identical Creative ask —</w:t>
-      </w:r>
-    </w:p>
-    <w:p>
-      <w:pPr>
-        <w:rPr>
-          <w:rFonts w:ascii="Calibri" w:hAnsi="Calibri" w:cs="Calibri"/>
-          <w:color w:val="363432"/>
-          <w:sz w:val="22"/>
-        </w:rPr>
-      </w:pPr>
-    </w:p>
-    <w:p>
-      <w:pPr>
-        <w:rPr>
-          <w:rFonts w:ascii="Calibri" w:hAnsi="Calibri" w:cs="Calibri"/>
-          <w:color w:val="363432"/>
-          <w:sz w:val="22"/>
-        </w:rPr>
-      </w:pPr>
-      <w:r>
-        <w:rPr>
-          <w:rFonts w:ascii="Calibri" w:hAnsi="Calibri" w:cs="Calibri"/>
-          <w:color w:val="363432"/>
-          <w:sz w:val="22"/>
-        </w:rPr>
-        <w:t>Hero banner, category/space header images, badge artwork, community logo treatment</w:t>
-      </w:r>
-    </w:p>
-    <w:p>
-      <w:pPr>
-        <w:rPr>
-          <w:rFonts w:ascii="Calibri" w:hAnsi="Calibri" w:cs="Calibri"/>
-          <w:color w:val="363432"/>
-          <w:sz w:val="22"/>
-        </w:rPr>
-      </w:pPr>
-    </w:p>
-    <w:p>
-      <w:pPr>
-        <w:rPr>
-          <w:rFonts w:ascii="Calibri" w:hAnsi="Calibri" w:cs="Calibri"/>
-          <w:color w:val="363432"/>
-          <w:sz w:val="22"/>
-        </w:rPr>
-      </w:pPr>
-      <w:r>
-        <w:rPr>
-          <w:rFonts w:ascii="Calibri" w:hAnsi="Calibri" w:cs="Calibri"/>
-          <w:color w:val="363432"/>
-          <w:sz w:val="22"/>
-        </w:rPr>
-        <w:t xml:space="preserve">— once per BU, as a single </w:t>
-      </w:r>
-      <w:r>
-        <w:rPr>
-          <w:rFonts w:ascii="Calibri" w:hAnsi="Calibri" w:cs="Calibri"/>
-          <w:i/>
-          <w:color w:val="363432"/>
-          <w:sz w:val="22"/>
-        </w:rPr>
-        <w:t>Marketing Creative Request</w:t>
-      </w:r>
-      <w:r>
-        <w:rPr>
-          <w:rFonts w:ascii="Calibri" w:hAnsi="Calibri" w:cs="Calibri"/>
-          <w:color w:val="363432"/>
-          <w:sz w:val="22"/>
-        </w:rPr>
-        <w:t>. Worth templatizing on its own, separate from the launch-tier packages above, since it recurs on a predictable per-BU cadence rather than per-feature-launch.</w:t>
-      </w:r>
-    </w:p>
-    <w:p>
-      <w:pPr>
-        <w:rPr>
-          <w:rFonts w:ascii="Calibri" w:hAnsi="Calibri" w:cs="Calibri"/>
-          <w:color w:val="363432"/>
-          <w:sz w:val="22"/>
-        </w:rPr>
-      </w:pPr>
-    </w:p>
-    <w:p>
-      <w:pPr>
-        <w:rPr>
-          <w:rFonts w:ascii="Calibri" w:hAnsi="Calibri" w:cs="Calibri"/>
-          <w:color w:val="363432"/>
-          <w:sz w:val="22"/>
-        </w:rPr>
-      </w:pPr>
-    </w:p>
-    <w:p>
-      <w:r>
-        <w:t>Recommended next step</w:t>
-      </w:r>
-    </w:p>
-    <w:p/>
-    <w:p>
-      <w:pPr>
-        <w:rPr>
-          <w:rFonts w:ascii="Calibri" w:hAnsi="Calibri" w:cs="Calibri"/>
-          <w:color w:val="363432"/>
-          <w:sz w:val="22"/>
-        </w:rPr>
-      </w:pPr>
-      <w:r>
-        <w:rPr>
-          <w:rFonts w:ascii="Calibri" w:hAnsi="Calibri" w:cs="Calibri"/>
-          <w:color w:val="363432"/>
-          <w:sz w:val="22"/>
-        </w:rPr>
-        <w:t>Fold this directly into the same Initiative Launch Template Confluence page the full tier package work already pointed to — tag the Creative-specific checklist items by tier (T1 only / T1+T2 / All tiers) using the breakdown above, so Creative has a straight answer to "what am I likely on the hook for" the moment a launch's tier is set, ideally during the new pre-kickoff conversation rather than after.</w:t>
-      </w:r>
-    </w:p>
-    <w:p>
-      <w:pPr>
-        <w:rPr>
-          <w:rFonts w:ascii="Calibri" w:hAnsi="Calibri" w:cs="Calibri"/>
-          <w:color w:val="363432"/>
-          <w:sz w:val="22"/>
-        </w:rPr>
-      </w:pPr>
-    </w:p>
-    <w:p>
-      <w:pPr>
-        <w:rPr>
-          <w:rFonts w:ascii="Calibri" w:hAnsi="Calibri" w:cs="Calibri"/>
-          <w:color w:val="363432"/>
-          <w:sz w:val="22"/>
-        </w:rPr>
-      </w:pPr>
-    </w:p>
-    <w:p>
-      <w:r>
-        <w:t>Appendix — Launch-by-Launch Creative Evidence</w:t>
-      </w:r>
-    </w:p>
-    <w:p/>
+      <w:pPr>
+        <w:pStyle w:val="Heading2"/>
+        <w:rPr>
+          <w:rFonts w:ascii="Calibri" w:hAnsi="Calibri" w:cs="Calibri"/>
+        </w:rPr>
+      </w:pPr>
+      <w:r>
+        <w:rPr>
+          <w:rFonts w:ascii="Calibri" w:hAnsi="Calibri" w:cs="Calibri"/>
+        </w:rPr>
+        <w:t>What Creative Usually Gets Asked For (Across All Launches)</w:t>
+      </w:r>
+    </w:p>
+    <w:p>
+      <w:pPr>
+        <w:rPr>
+          <w:rFonts w:ascii="Calibri" w:hAnsi="Calibri" w:cs="Calibri"/>
+          <w:color w:val="363432"/>
+          <w:sz w:val="22"/>
+        </w:rPr>
+      </w:pPr>
+    </w:p>
+    <w:p>
+      <w:pPr>
+        <w:rPr>
+          <w:rFonts w:ascii="Calibri" w:hAnsi="Calibri" w:cs="Calibri"/>
+          <w:color w:val="363432"/>
+          <w:sz w:val="22"/>
+        </w:rPr>
+      </w:pPr>
+      <w:r>
+        <w:rPr>
+          <w:rFonts w:ascii="Calibri" w:hAnsi="Calibri" w:cs="Calibri"/>
+          <w:color w:val="363432"/>
+          <w:sz w:val="22"/>
+        </w:rPr>
+        <w:t>Before breaking this down by tier, here's the aggregate pattern first — looking across the 9 launch epics with any Creative signal (the Community Build brand kit is excluded here since it's a distinct recurring pattern of its own, covered separately below), ranked by how often each asset category shows up at all, regardless of tier:</w:t>
+      </w:r>
+    </w:p>
+    <w:p>
+      <w:pPr>
+        <w:rPr>
+          <w:rFonts w:ascii="Calibri" w:hAnsi="Calibri" w:cs="Calibri"/>
+          <w:color w:val="363432"/>
+          <w:sz w:val="22"/>
+        </w:rPr>
+      </w:pPr>
+    </w:p>
     <w:tbl>
       <w:tblPr>
         <w:tblW w:w="0" w:type="auto"/>
@@ -1463,16 +345,20 @@
           <w:p>
             <w:pPr>
               <w:rPr>
+                <w:rFonts w:ascii="Calibri" w:hAnsi="Calibri" w:cs="Calibri"/>
                 <w:b/>
                 <w:color w:val="FFFFFF"/>
-              </w:rPr>
-            </w:pPr>
-            <w:r>
-              <w:rPr>
+                <w:sz w:val="20"/>
+              </w:rPr>
+            </w:pPr>
+            <w:r>
+              <w:rPr>
+                <w:rFonts w:ascii="Calibri" w:hAnsi="Calibri" w:cs="Calibri"/>
                 <w:b/>
                 <w:color w:val="FFFFFF"/>
-              </w:rPr>
-              <w:t>Epic</w:t>
+                <w:sz w:val="20"/>
+              </w:rPr>
+              <w:t>Asset Category</w:t>
             </w:r>
           </w:p>
         </w:tc>
@@ -1484,16 +370,20 @@
           <w:p>
             <w:pPr>
               <w:rPr>
+                <w:rFonts w:ascii="Calibri" w:hAnsi="Calibri" w:cs="Calibri"/>
                 <w:b/>
                 <w:color w:val="FFFFFF"/>
-              </w:rPr>
-            </w:pPr>
-            <w:r>
-              <w:rPr>
+                <w:sz w:val="20"/>
+              </w:rPr>
+            </w:pPr>
+            <w:r>
+              <w:rPr>
+                <w:rFonts w:ascii="Calibri" w:hAnsi="Calibri" w:cs="Calibri"/>
                 <w:b/>
                 <w:color w:val="FFFFFF"/>
-              </w:rPr>
-              <w:t>Tier signal</w:t>
+                <w:sz w:val="20"/>
+              </w:rPr>
+              <w:t>Appeared in</w:t>
             </w:r>
           </w:p>
         </w:tc>
@@ -1505,16 +395,20 @@
           <w:p>
             <w:pPr>
               <w:rPr>
+                <w:rFonts w:ascii="Calibri" w:hAnsi="Calibri" w:cs="Calibri"/>
                 <w:b/>
                 <w:color w:val="FFFFFF"/>
-              </w:rPr>
-            </w:pPr>
-            <w:r>
-              <w:rPr>
+                <w:sz w:val="20"/>
+              </w:rPr>
+            </w:pPr>
+            <w:r>
+              <w:rPr>
+                <w:rFonts w:ascii="Calibri" w:hAnsi="Calibri" w:cs="Calibri"/>
                 <w:b/>
                 <w:color w:val="FFFFFF"/>
-              </w:rPr>
-              <w:t>Creative assets found</w:t>
+                <w:sz w:val="20"/>
+              </w:rPr>
+              <w:t>Notes</w:t>
             </w:r>
           </w:p>
         </w:tc>
@@ -1531,29 +425,64 @@
             <w:tcW w:w="3120" w:type="dxa"/>
           </w:tcPr>
           <w:p>
-            <w:r>
-              <w:lastRenderedPageBreak/>
-              <w:t>MKT-12888 (FF AI Form Builder)</w:t>
-            </w:r>
-          </w:p>
-        </w:tc>
-        <w:tc>
-          <w:tcPr>
-            <w:tcW w:w="3120" w:type="dxa"/>
-          </w:tcPr>
-          <w:p>
-            <w:r>
-              <w:t>Tier 1</w:t>
-            </w:r>
-          </w:p>
-        </w:tc>
-        <w:tc>
-          <w:tcPr>
-            <w:tcW w:w="3120" w:type="dxa"/>
-          </w:tcPr>
-          <w:p>
-            <w:r>
-              <w:t>Brand style video, teaser video, social graphics, paid social ad creative, product imagery, Intercom banner creative, pitch deck update, one-pager update (8 separate requests)</w:t>
+            <w:pPr>
+              <w:rPr>
+                <w:rFonts w:ascii="Calibri" w:hAnsi="Calibri" w:cs="Calibri"/>
+                <w:color w:val="363432"/>
+                <w:sz w:val="20"/>
+              </w:rPr>
+            </w:pPr>
+            <w:r>
+              <w:rPr>
+                <w:rFonts w:ascii="Calibri" w:hAnsi="Calibri" w:cs="Calibri"/>
+                <w:color w:val="363432"/>
+                <w:sz w:val="20"/>
+              </w:rPr>
+              <w:t>Video (brand/style, teaser, how-to, sizzle, thought-leadership)</w:t>
+            </w:r>
+          </w:p>
+        </w:tc>
+        <w:tc>
+          <w:tcPr>
+            <w:tcW w:w="3120" w:type="dxa"/>
+          </w:tcPr>
+          <w:p>
+            <w:pPr>
+              <w:rPr>
+                <w:rFonts w:ascii="Calibri" w:hAnsi="Calibri" w:cs="Calibri"/>
+                <w:color w:val="363432"/>
+                <w:sz w:val="20"/>
+              </w:rPr>
+            </w:pPr>
+            <w:r>
+              <w:rPr>
+                <w:rFonts w:ascii="Calibri" w:hAnsi="Calibri" w:cs="Calibri"/>
+                <w:color w:val="363432"/>
+                <w:sz w:val="20"/>
+              </w:rPr>
+              <w:t>4 of 9 launches</w:t>
+            </w:r>
+          </w:p>
+        </w:tc>
+        <w:tc>
+          <w:tcPr>
+            <w:tcW w:w="3120" w:type="dxa"/>
+          </w:tcPr>
+          <w:p>
+            <w:pPr>
+              <w:rPr>
+                <w:rFonts w:ascii="Calibri" w:hAnsi="Calibri" w:cs="Calibri"/>
+                <w:color w:val="363432"/>
+                <w:sz w:val="20"/>
+              </w:rPr>
+            </w:pPr>
+            <w:r>
+              <w:rPr>
+                <w:rFonts w:ascii="Calibri" w:hAnsi="Calibri" w:cs="Calibri"/>
+                <w:color w:val="363432"/>
+                <w:sz w:val="20"/>
+              </w:rPr>
+              <w:t>The single most common ask when Creative is involved at all — though which kind of video varies a lot from launch to launch</w:t>
             </w:r>
           </w:p>
         </w:tc>
@@ -1570,28 +499,64 @@
             <w:tcW w:w="3120" w:type="dxa"/>
           </w:tcPr>
           <w:p>
-            <w:r>
-              <w:t>MKT-12740 (Pave Connectors &amp; Workflows)</w:t>
-            </w:r>
-          </w:p>
-        </w:tc>
-        <w:tc>
-          <w:tcPr>
-            <w:tcW w:w="3120" w:type="dxa"/>
-          </w:tcPr>
-          <w:p>
-            <w:r>
-              <w:t>none stated — largest dataset</w:t>
-            </w:r>
-          </w:p>
-        </w:tc>
-        <w:tc>
-          <w:tcPr>
-            <w:tcW w:w="3120" w:type="dxa"/>
-          </w:tcPr>
-          <w:p>
-            <w:r>
-              <w:t>How-to videos (Phase 1 update + Phase 2 net-new), brand sizzle video, social graphics, paid social ads, teaser video, thought-leadership video (8 separate requests, 2 phases)</w:t>
+            <w:pPr>
+              <w:rPr>
+                <w:rFonts w:ascii="Calibri" w:hAnsi="Calibri" w:cs="Calibri"/>
+                <w:color w:val="363432"/>
+                <w:sz w:val="20"/>
+              </w:rPr>
+            </w:pPr>
+            <w:r>
+              <w:rPr>
+                <w:rFonts w:ascii="Calibri" w:hAnsi="Calibri" w:cs="Calibri"/>
+                <w:color w:val="363432"/>
+                <w:sz w:val="20"/>
+              </w:rPr>
+              <w:t>Social &amp; paid graphics (organic social + paid ad creative)</w:t>
+            </w:r>
+          </w:p>
+        </w:tc>
+        <w:tc>
+          <w:tcPr>
+            <w:tcW w:w="3120" w:type="dxa"/>
+          </w:tcPr>
+          <w:p>
+            <w:pPr>
+              <w:rPr>
+                <w:rFonts w:ascii="Calibri" w:hAnsi="Calibri" w:cs="Calibri"/>
+                <w:color w:val="363432"/>
+                <w:sz w:val="20"/>
+              </w:rPr>
+            </w:pPr>
+            <w:r>
+              <w:rPr>
+                <w:rFonts w:ascii="Calibri" w:hAnsi="Calibri" w:cs="Calibri"/>
+                <w:color w:val="363432"/>
+                <w:sz w:val="20"/>
+              </w:rPr>
+              <w:t>3 of 9 launches</w:t>
+            </w:r>
+          </w:p>
+        </w:tc>
+        <w:tc>
+          <w:tcPr>
+            <w:tcW w:w="3120" w:type="dxa"/>
+          </w:tcPr>
+          <w:p>
+            <w:pPr>
+              <w:rPr>
+                <w:rFonts w:ascii="Calibri" w:hAnsi="Calibri" w:cs="Calibri"/>
+                <w:color w:val="363432"/>
+                <w:sz w:val="20"/>
+              </w:rPr>
+            </w:pPr>
+            <w:r>
+              <w:rPr>
+                <w:rFonts w:ascii="Calibri" w:hAnsi="Calibri" w:cs="Calibri"/>
+                <w:color w:val="363432"/>
+                <w:sz w:val="20"/>
+              </w:rPr>
+              <w:t>Almost always paired with video when both appear on the same launch</w:t>
             </w:r>
           </w:p>
         </w:tc>
@@ -1608,28 +573,64 @@
             <w:tcW w:w="3120" w:type="dxa"/>
           </w:tcPr>
           <w:p>
-            <w:r>
-              <w:t>MKT-12825 (Core Auto-Schedule)</w:t>
-            </w:r>
-          </w:p>
-        </w:tc>
-        <w:tc>
-          <w:tcPr>
-            <w:tcW w:w="3120" w:type="dxa"/>
-          </w:tcPr>
-          <w:p>
-            <w:r>
-              <w:t>Tier 1</w:t>
-            </w:r>
-          </w:p>
-        </w:tc>
-        <w:tc>
-          <w:tcPr>
-            <w:tcW w:w="3120" w:type="dxa"/>
-          </w:tcPr>
-          <w:p>
-            <w:r>
-              <w:t>2 bundled multi-channel creative-asset requests (Open Beta + GA), each covering social/email/newsletter/website/webinar/login-page graphics</w:t>
+            <w:pPr>
+              <w:rPr>
+                <w:rFonts w:ascii="Calibri" w:hAnsi="Calibri" w:cs="Calibri"/>
+                <w:color w:val="363432"/>
+                <w:sz w:val="20"/>
+              </w:rPr>
+            </w:pPr>
+            <w:r>
+              <w:rPr>
+                <w:rFonts w:ascii="Calibri" w:hAnsi="Calibri" w:cs="Calibri"/>
+                <w:color w:val="363432"/>
+                <w:sz w:val="20"/>
+              </w:rPr>
+              <w:t>Email / banner creative (email graphics, Intercom banners)</w:t>
+            </w:r>
+          </w:p>
+        </w:tc>
+        <w:tc>
+          <w:tcPr>
+            <w:tcW w:w="3120" w:type="dxa"/>
+          </w:tcPr>
+          <w:p>
+            <w:pPr>
+              <w:rPr>
+                <w:rFonts w:ascii="Calibri" w:hAnsi="Calibri" w:cs="Calibri"/>
+                <w:color w:val="363432"/>
+                <w:sz w:val="20"/>
+              </w:rPr>
+            </w:pPr>
+            <w:r>
+              <w:rPr>
+                <w:rFonts w:ascii="Calibri" w:hAnsi="Calibri" w:cs="Calibri"/>
+                <w:color w:val="363432"/>
+                <w:sz w:val="20"/>
+              </w:rPr>
+              <w:t>3 of 9 launches</w:t>
+            </w:r>
+          </w:p>
+        </w:tc>
+        <w:tc>
+          <w:tcPr>
+            <w:tcW w:w="3120" w:type="dxa"/>
+          </w:tcPr>
+          <w:p>
+            <w:pPr>
+              <w:rPr>
+                <w:rFonts w:ascii="Calibri" w:hAnsi="Calibri" w:cs="Calibri"/>
+                <w:color w:val="363432"/>
+                <w:sz w:val="20"/>
+              </w:rPr>
+            </w:pPr>
+            <w:r>
+              <w:rPr>
+                <w:rFonts w:ascii="Calibri" w:hAnsi="Calibri" w:cs="Calibri"/>
+                <w:color w:val="363432"/>
+                <w:sz w:val="20"/>
+              </w:rPr>
+              <w:t>Frequently bundled with social/paid graphics into a single multi-channel request rather than logged separately</w:t>
             </w:r>
           </w:p>
         </w:tc>
@@ -1646,28 +647,64 @@
             <w:tcW w:w="3120" w:type="dxa"/>
           </w:tcPr>
           <w:p>
-            <w:r>
-              <w:t>MKT-10401 / 10543 (Vibe GA, cross-BU)</w:t>
-            </w:r>
-          </w:p>
-        </w:tc>
-        <w:tc>
-          <w:tcPr>
-            <w:tcW w:w="3120" w:type="dxa"/>
-          </w:tcPr>
-          <w:p>
-            <w:r>
-              <w:t>none stated — flagship scale</w:t>
-            </w:r>
-          </w:p>
-        </w:tc>
-        <w:tc>
-          <w:tcPr>
-            <w:tcW w:w="3120" w:type="dxa"/>
-          </w:tcPr>
-          <w:p>
-            <w:r>
-              <w:t>Email banners, launch video concepting &amp; production</w:t>
+            <w:pPr>
+              <w:rPr>
+                <w:rFonts w:ascii="Calibri" w:hAnsi="Calibri" w:cs="Calibri"/>
+                <w:color w:val="363432"/>
+                <w:sz w:val="20"/>
+              </w:rPr>
+            </w:pPr>
+            <w:r>
+              <w:rPr>
+                <w:rFonts w:ascii="Calibri" w:hAnsi="Calibri" w:cs="Calibri"/>
+                <w:color w:val="363432"/>
+                <w:sz w:val="20"/>
+              </w:rPr>
+              <w:t>Sales collateral refresh (deck, one-pager, customer slide)</w:t>
+            </w:r>
+          </w:p>
+        </w:tc>
+        <w:tc>
+          <w:tcPr>
+            <w:tcW w:w="3120" w:type="dxa"/>
+          </w:tcPr>
+          <w:p>
+            <w:pPr>
+              <w:rPr>
+                <w:rFonts w:ascii="Calibri" w:hAnsi="Calibri" w:cs="Calibri"/>
+                <w:color w:val="363432"/>
+                <w:sz w:val="20"/>
+              </w:rPr>
+            </w:pPr>
+            <w:r>
+              <w:rPr>
+                <w:rFonts w:ascii="Calibri" w:hAnsi="Calibri" w:cs="Calibri"/>
+                <w:color w:val="363432"/>
+                <w:sz w:val="20"/>
+              </w:rPr>
+              <w:t>2 of 9 launches</w:t>
+            </w:r>
+          </w:p>
+        </w:tc>
+        <w:tc>
+          <w:tcPr>
+            <w:tcW w:w="3120" w:type="dxa"/>
+          </w:tcPr>
+          <w:p>
+            <w:pPr>
+              <w:rPr>
+                <w:rFonts w:ascii="Calibri" w:hAnsi="Calibri" w:cs="Calibri"/>
+                <w:color w:val="363432"/>
+                <w:sz w:val="20"/>
+              </w:rPr>
+            </w:pPr>
+            <w:r>
+              <w:rPr>
+                <w:rFonts w:ascii="Calibri" w:hAnsi="Calibri" w:cs="Calibri"/>
+                <w:color w:val="363432"/>
+                <w:sz w:val="20"/>
+              </w:rPr>
+              <w:t>Always a refresh of existing collateral — never new production from scratch</w:t>
             </w:r>
           </w:p>
         </w:tc>
@@ -1684,28 +721,64 @@
             <w:tcW w:w="3120" w:type="dxa"/>
           </w:tcPr>
           <w:p>
-            <w:r>
-              <w:t>MKT-11522 (FF AI Label Scanner)</w:t>
-            </w:r>
-          </w:p>
-        </w:tc>
-        <w:tc>
-          <w:tcPr>
-            <w:tcW w:w="3120" w:type="dxa"/>
-          </w:tcPr>
-          <w:p>
-            <w:r>
-              <w:t>Tier 2</w:t>
-            </w:r>
-          </w:p>
-        </w:tc>
-        <w:tc>
-          <w:tcPr>
-            <w:tcW w:w="3120" w:type="dxa"/>
-          </w:tcPr>
-          <w:p>
-            <w:r>
-              <w:t>Launch deck update, one-pager update, customer-facing slide update — no video</w:t>
+            <w:pPr>
+              <w:rPr>
+                <w:rFonts w:ascii="Calibri" w:hAnsi="Calibri" w:cs="Calibri"/>
+                <w:color w:val="363432"/>
+                <w:sz w:val="20"/>
+              </w:rPr>
+            </w:pPr>
+            <w:r>
+              <w:rPr>
+                <w:rFonts w:ascii="Calibri" w:hAnsi="Calibri" w:cs="Calibri"/>
+                <w:color w:val="363432"/>
+                <w:sz w:val="20"/>
+              </w:rPr>
+              <w:t>Website / landing imagery (product imagery, hero visuals, landing/login-page graphics)</w:t>
+            </w:r>
+          </w:p>
+        </w:tc>
+        <w:tc>
+          <w:tcPr>
+            <w:tcW w:w="3120" w:type="dxa"/>
+          </w:tcPr>
+          <w:p>
+            <w:pPr>
+              <w:rPr>
+                <w:rFonts w:ascii="Calibri" w:hAnsi="Calibri" w:cs="Calibri"/>
+                <w:color w:val="363432"/>
+                <w:sz w:val="20"/>
+              </w:rPr>
+            </w:pPr>
+            <w:r>
+              <w:rPr>
+                <w:rFonts w:ascii="Calibri" w:hAnsi="Calibri" w:cs="Calibri"/>
+                <w:color w:val="363432"/>
+                <w:sz w:val="20"/>
+              </w:rPr>
+              <w:t>2 of 9 launches</w:t>
+            </w:r>
+          </w:p>
+        </w:tc>
+        <w:tc>
+          <w:tcPr>
+            <w:tcW w:w="3120" w:type="dxa"/>
+          </w:tcPr>
+          <w:p>
+            <w:pPr>
+              <w:rPr>
+                <w:rFonts w:ascii="Calibri" w:hAnsi="Calibri" w:cs="Calibri"/>
+                <w:color w:val="363432"/>
+                <w:sz w:val="20"/>
+              </w:rPr>
+            </w:pPr>
+            <w:r>
+              <w:rPr>
+                <w:rFonts w:ascii="Calibri" w:hAnsi="Calibri" w:cs="Calibri"/>
+                <w:color w:val="363432"/>
+                <w:sz w:val="20"/>
+              </w:rPr>
+              <w:t>Tied closely to whether the launch has a dedicated landing page</w:t>
             </w:r>
           </w:p>
         </w:tc>
@@ -1722,28 +795,279 @@
             <w:tcW w:w="3120" w:type="dxa"/>
           </w:tcPr>
           <w:p>
-            <w:r>
-              <w:t>MKT-11852 (Pave Spreadsheet Import &amp; Direct Edit)</w:t>
-            </w:r>
-          </w:p>
-        </w:tc>
-        <w:tc>
-          <w:tcPr>
-            <w:tcW w:w="3120" w:type="dxa"/>
-          </w:tcPr>
-          <w:p>
-            <w:r>
-              <w:t>none stated</w:t>
-            </w:r>
-          </w:p>
-        </w:tc>
-        <w:tc>
-          <w:tcPr>
-            <w:tcW w:w="3120" w:type="dxa"/>
-          </w:tcPr>
-          <w:p>
-            <w:r>
-              <w:t>2 video requests</w:t>
+            <w:pPr>
+              <w:rPr>
+                <w:rFonts w:ascii="Calibri" w:hAnsi="Calibri" w:cs="Calibri"/>
+                <w:color w:val="363432"/>
+                <w:sz w:val="20"/>
+              </w:rPr>
+            </w:pPr>
+            <w:r>
+              <w:rPr>
+                <w:rFonts w:ascii="Calibri" w:hAnsi="Calibri" w:cs="Calibri"/>
+                <w:color w:val="363432"/>
+                <w:sz w:val="20"/>
+              </w:rPr>
+              <w:t>Newsletter / webinar graphics</w:t>
+            </w:r>
+          </w:p>
+        </w:tc>
+        <w:tc>
+          <w:tcPr>
+            <w:tcW w:w="3120" w:type="dxa"/>
+          </w:tcPr>
+          <w:p>
+            <w:pPr>
+              <w:rPr>
+                <w:rFonts w:ascii="Calibri" w:hAnsi="Calibri" w:cs="Calibri"/>
+                <w:color w:val="363432"/>
+                <w:sz w:val="20"/>
+              </w:rPr>
+            </w:pPr>
+            <w:r>
+              <w:rPr>
+                <w:rFonts w:ascii="Calibri" w:hAnsi="Calibri" w:cs="Calibri"/>
+                <w:color w:val="363432"/>
+                <w:sz w:val="20"/>
+              </w:rPr>
+              <w:t>1 of 9 launches</w:t>
+            </w:r>
+          </w:p>
+        </w:tc>
+        <w:tc>
+          <w:tcPr>
+            <w:tcW w:w="3120" w:type="dxa"/>
+          </w:tcPr>
+          <w:p>
+            <w:pPr>
+              <w:rPr>
+                <w:rFonts w:ascii="Calibri" w:hAnsi="Calibri" w:cs="Calibri"/>
+                <w:color w:val="363432"/>
+                <w:sz w:val="20"/>
+              </w:rPr>
+            </w:pPr>
+            <w:r>
+              <w:rPr>
+                <w:rFonts w:ascii="Calibri" w:hAnsi="Calibri" w:cs="Calibri"/>
+                <w:color w:val="363432"/>
+                <w:sz w:val="20"/>
+              </w:rPr>
+              <w:t>Only seen bundled into Auto-Schedule's multi-channel request — one data point, not enough to call this a real pattern yet</w:t>
+            </w:r>
+          </w:p>
+        </w:tc>
+      </w:tr>
+    </w:tbl>
+    <w:p>
+      <w:pPr>
+        <w:rPr>
+          <w:rFonts w:ascii="Calibri" w:hAnsi="Calibri" w:cs="Calibri"/>
+          <w:color w:val="363432"/>
+          <w:sz w:val="22"/>
+        </w:rPr>
+      </w:pPr>
+    </w:p>
+    <w:p>
+      <w:pPr>
+        <w:rPr>
+          <w:rFonts w:ascii="Calibri" w:hAnsi="Calibri" w:cs="Calibri"/>
+          <w:color w:val="363432"/>
+          <w:sz w:val="22"/>
+        </w:rPr>
+      </w:pPr>
+    </w:p>
+    <w:p>
+      <w:pPr>
+        <w:rPr>
+          <w:rFonts w:ascii="Calibri" w:hAnsi="Calibri" w:cs="Calibri"/>
+          <w:color w:val="363432"/>
+          <w:sz w:val="22"/>
+        </w:rPr>
+      </w:pPr>
+      <w:r>
+        <w:rPr>
+          <w:rFonts w:ascii="Calibri" w:hAnsi="Calibri" w:cs="Calibri"/>
+          <w:b/>
+          <w:color w:val="363432"/>
+          <w:sz w:val="22"/>
+        </w:rPr>
+        <w:t>Reading this:</w:t>
+      </w:r>
+      <w:r>
+        <w:rPr>
+          <w:rFonts w:ascii="Calibri" w:hAnsi="Calibri" w:cs="Calibri"/>
+          <w:color w:val="363432"/>
+          <w:sz w:val="22"/>
+        </w:rPr>
+        <w:t xml:space="preserve"> video and social/paid graphics are the backbone of what Creative gets asked for whenever they're involved in a launch at all — not sales collateral, which shows up less often and is always a light touch-up rather than new work. This is worth setting as the baseline expectation before the tier-specific breakdown below, which shows how far this bundle scales up (Tier 1), thins out (Tier 2), or disappears entirely (Tier 3).</w:t>
+      </w:r>
+    </w:p>
+    <w:p>
+      <w:pPr>
+        <w:rPr>
+          <w:rFonts w:ascii="Calibri" w:hAnsi="Calibri" w:cs="Calibri"/>
+          <w:color w:val="363432"/>
+          <w:sz w:val="22"/>
+        </w:rPr>
+      </w:pPr>
+    </w:p>
+    <w:p>
+      <w:pPr>
+        <w:rPr>
+          <w:rFonts w:ascii="Calibri" w:hAnsi="Calibri" w:cs="Calibri"/>
+          <w:color w:val="363432"/>
+          <w:sz w:val="22"/>
+        </w:rPr>
+      </w:pPr>
+    </w:p>
+    <w:p>
+      <w:pPr>
+        <w:pStyle w:val="Heading2"/>
+        <w:rPr>
+          <w:rFonts w:ascii="Calibri" w:hAnsi="Calibri" w:cs="Calibri"/>
+        </w:rPr>
+      </w:pPr>
+      <w:r>
+        <w:rPr>
+          <w:rFonts w:ascii="Calibri" w:hAnsi="Calibri" w:cs="Calibri"/>
+        </w:rPr>
+        <w:t>Proposed Tier 1 — Major / Flagship Launch</w:t>
+      </w:r>
+    </w:p>
+    <w:p>
+      <w:pPr>
+        <w:rPr>
+          <w:rFonts w:ascii="Calibri" w:hAnsi="Calibri" w:cs="Calibri"/>
+          <w:color w:val="363432"/>
+          <w:sz w:val="22"/>
+        </w:rPr>
+      </w:pPr>
+    </w:p>
+    <w:p>
+      <w:pPr>
+        <w:rPr>
+          <w:rFonts w:ascii="Calibri" w:hAnsi="Calibri" w:cs="Calibri"/>
+          <w:color w:val="363432"/>
+          <w:sz w:val="22"/>
+        </w:rPr>
+      </w:pPr>
+      <w:r>
+        <w:rPr>
+          <w:rFonts w:ascii="Calibri" w:hAnsi="Calibri" w:cs="Calibri"/>
+          <w:i/>
+          <w:color w:val="363432"/>
+          <w:sz w:val="22"/>
+        </w:rPr>
+        <w:t>Evidence: MKT-12888 (FF AI Form Builder, "Tier 1" per epic description) — 8 distinct Creative Requests; MKT-12740 (Pave Connectors &amp; Workflows, largest dataset, 2 phases) — 8 Creative Requests; MKT-12825 (Core Auto-Schedule, Tier 1 per child issue) — 2 bundled multi-channel creative-asset requests; MKT-10401/10543 (Vibe GA, cross-BU flagship) — 2 Creative Requests.</w:t>
+      </w:r>
+    </w:p>
+    <w:p>
+      <w:pPr>
+        <w:rPr>
+          <w:rFonts w:ascii="Calibri" w:hAnsi="Calibri" w:cs="Calibri"/>
+          <w:color w:val="363432"/>
+          <w:sz w:val="22"/>
+        </w:rPr>
+      </w:pPr>
+    </w:p>
+    <w:p>
+      <w:pPr>
+        <w:rPr>
+          <w:rFonts w:ascii="Calibri" w:hAnsi="Calibri" w:cs="Calibri"/>
+          <w:color w:val="363432"/>
+          <w:sz w:val="22"/>
+        </w:rPr>
+      </w:pPr>
+      <w:r>
+        <w:rPr>
+          <w:rFonts w:ascii="Calibri" w:hAnsi="Calibri" w:cs="Calibri"/>
+          <w:color w:val="363432"/>
+          <w:sz w:val="22"/>
+        </w:rPr>
+        <w:t>At this tier, Creative consistently produces:</w:t>
+      </w:r>
+    </w:p>
+    <w:p>
+      <w:pPr>
+        <w:rPr>
+          <w:rFonts w:ascii="Calibri" w:hAnsi="Calibri" w:cs="Calibri"/>
+          <w:color w:val="363432"/>
+          <w:sz w:val="22"/>
+        </w:rPr>
+      </w:pPr>
+    </w:p>
+    <w:tbl>
+      <w:tblPr>
+        <w:tblW w:w="0" w:type="auto"/>
+        <w:tblBorders>
+          <w:top w:val="single" w:sz="4" w:space="0" w:color="auto"/>
+          <w:left w:val="single" w:sz="4" w:space="0" w:color="auto"/>
+          <w:bottom w:val="single" w:sz="4" w:space="0" w:color="auto"/>
+          <w:right w:val="single" w:sz="4" w:space="0" w:color="auto"/>
+          <w:insideH w:val="single" w:sz="4" w:space="0" w:color="auto"/>
+          <w:insideV w:val="single" w:sz="4" w:space="0" w:color="auto"/>
+        </w:tblBorders>
+        <w:tblLayout w:type="fixed"/>
+        <w:tblLook w:val="0000" w:firstRow="0" w:lastRow="0" w:firstColumn="0" w:lastColumn="0" w:noHBand="0" w:noVBand="0"/>
+      </w:tblPr>
+      <w:tblGrid>
+        <w:gridCol w:w="4680"/>
+        <w:gridCol w:w="4680"/>
+      </w:tblGrid>
+      <w:tr>
+        <w:tblPrEx>
+          <w:tblCellMar>
+            <w:top w:w="0" w:type="dxa"/>
+            <w:bottom w:w="0" w:type="dxa"/>
+          </w:tblCellMar>
+        </w:tblPrEx>
+        <w:tc>
+          <w:tcPr>
+            <w:tcW w:w="4680" w:type="dxa"/>
+            <w:shd w:val="clear" w:color="auto" w:fill="10503C"/>
+          </w:tcPr>
+          <w:p>
+            <w:pPr>
+              <w:rPr>
+                <w:rFonts w:ascii="Calibri" w:hAnsi="Calibri" w:cs="Calibri"/>
+                <w:b/>
+                <w:color w:val="FFFFFF"/>
+                <w:sz w:val="20"/>
+              </w:rPr>
+            </w:pPr>
+            <w:r>
+              <w:rPr>
+                <w:rFonts w:ascii="Calibri" w:hAnsi="Calibri" w:cs="Calibri"/>
+                <w:b/>
+                <w:color w:val="FFFFFF"/>
+                <w:sz w:val="20"/>
+              </w:rPr>
+              <w:t>Asset</w:t>
+            </w:r>
+          </w:p>
+        </w:tc>
+        <w:tc>
+          <w:tcPr>
+            <w:tcW w:w="4680" w:type="dxa"/>
+            <w:shd w:val="clear" w:color="auto" w:fill="10503C"/>
+          </w:tcPr>
+          <w:p>
+            <w:pPr>
+              <w:rPr>
+                <w:rFonts w:ascii="Calibri" w:hAnsi="Calibri" w:cs="Calibri"/>
+                <w:b/>
+                <w:color w:val="FFFFFF"/>
+                <w:sz w:val="20"/>
+              </w:rPr>
+            </w:pPr>
+            <w:r>
+              <w:rPr>
+                <w:rFonts w:ascii="Calibri" w:hAnsi="Calibri" w:cs="Calibri"/>
+                <w:b/>
+                <w:color w:val="FFFFFF"/>
+                <w:sz w:val="20"/>
+              </w:rPr>
+              <w:t>Notes</w:t>
             </w:r>
           </w:p>
         </w:tc>
@@ -1757,35 +1081,45 @@
         </w:tblPrEx>
         <w:tc>
           <w:tcPr>
-            <w:tcW w:w="3120" w:type="dxa"/>
-          </w:tcPr>
-          <w:p>
-            <w:r>
-              <w:t>MKT-11521 (FF AI Photo Insights)</w:t>
-            </w:r>
-          </w:p>
-        </w:tc>
-        <w:tc>
-          <w:tcPr>
-            <w:tcW w:w="3120" w:type="dxa"/>
-          </w:tcPr>
-          <w:p>
-            <w:r>
-              <w:t>Tier 2</w:t>
-            </w:r>
-          </w:p>
-        </w:tc>
-        <w:tc>
-          <w:tcPr>
-            <w:tcW w:w="3120" w:type="dxa"/>
-          </w:tcPr>
-          <w:p>
-            <w:r>
-              <w:t xml:space="preserve">None broken out separately — likely bundled into generic tasks, not </w:t>
-            </w:r>
-            <w:r>
-              <w:lastRenderedPageBreak/>
-              <w:t>necessarily zero actual work</w:t>
+            <w:tcW w:w="4680" w:type="dxa"/>
+          </w:tcPr>
+          <w:p>
+            <w:pPr>
+              <w:rPr>
+                <w:rFonts w:ascii="Calibri" w:hAnsi="Calibri" w:cs="Calibri"/>
+                <w:color w:val="363432"/>
+                <w:sz w:val="20"/>
+              </w:rPr>
+            </w:pPr>
+            <w:r>
+              <w:rPr>
+                <w:rFonts w:ascii="Calibri" w:hAnsi="Calibri" w:cs="Calibri"/>
+                <w:color w:val="363432"/>
+                <w:sz w:val="20"/>
+              </w:rPr>
+              <w:t>Brand/style launch video</w:t>
+            </w:r>
+          </w:p>
+        </w:tc>
+        <w:tc>
+          <w:tcPr>
+            <w:tcW w:w="4680" w:type="dxa"/>
+          </w:tcPr>
+          <w:p>
+            <w:pPr>
+              <w:rPr>
+                <w:rFonts w:ascii="Calibri" w:hAnsi="Calibri" w:cs="Calibri"/>
+                <w:color w:val="363432"/>
+                <w:sz w:val="20"/>
+              </w:rPr>
+            </w:pPr>
+            <w:r>
+              <w:rPr>
+                <w:rFonts w:ascii="Calibri" w:hAnsi="Calibri" w:cs="Calibri"/>
+                <w:color w:val="363432"/>
+                <w:sz w:val="20"/>
+              </w:rPr>
+              <w:t>The hero video for the launch — seen as "Brand Style Launch Video" on AI Form Builder</w:t>
             </w:r>
           </w:p>
         </w:tc>
@@ -1799,32 +1133,45 @@
         </w:tblPrEx>
         <w:tc>
           <w:tcPr>
-            <w:tcW w:w="3120" w:type="dxa"/>
-          </w:tcPr>
-          <w:p>
-            <w:r>
-              <w:lastRenderedPageBreak/>
-              <w:t>MKT-11668 (Core QB Intelligence Package)</w:t>
-            </w:r>
-          </w:p>
-        </w:tc>
-        <w:tc>
-          <w:tcPr>
-            <w:tcW w:w="3120" w:type="dxa"/>
-          </w:tcPr>
-          <w:p>
-            <w:r>
-              <w:t>none stated — lean</w:t>
-            </w:r>
-          </w:p>
-        </w:tc>
-        <w:tc>
-          <w:tcPr>
-            <w:tcW w:w="3120" w:type="dxa"/>
-          </w:tcPr>
-          <w:p>
-            <w:r>
-              <w:t>None</w:t>
+            <w:tcW w:w="4680" w:type="dxa"/>
+          </w:tcPr>
+          <w:p>
+            <w:pPr>
+              <w:rPr>
+                <w:rFonts w:ascii="Calibri" w:hAnsi="Calibri" w:cs="Calibri"/>
+                <w:color w:val="363432"/>
+                <w:sz w:val="20"/>
+              </w:rPr>
+            </w:pPr>
+            <w:r>
+              <w:rPr>
+                <w:rFonts w:ascii="Calibri" w:hAnsi="Calibri" w:cs="Calibri"/>
+                <w:color w:val="363432"/>
+                <w:sz w:val="20"/>
+              </w:rPr>
+              <w:t>Teaser video</w:t>
+            </w:r>
+          </w:p>
+        </w:tc>
+        <w:tc>
+          <w:tcPr>
+            <w:tcW w:w="4680" w:type="dxa"/>
+          </w:tcPr>
+          <w:p>
+            <w:pPr>
+              <w:rPr>
+                <w:rFonts w:ascii="Calibri" w:hAnsi="Calibri" w:cs="Calibri"/>
+                <w:color w:val="363432"/>
+                <w:sz w:val="20"/>
+              </w:rPr>
+            </w:pPr>
+            <w:r>
+              <w:rPr>
+                <w:rFonts w:ascii="Calibri" w:hAnsi="Calibri" w:cs="Calibri"/>
+                <w:color w:val="363432"/>
+                <w:sz w:val="20"/>
+              </w:rPr>
+              <w:t>Pre-launch social teaser, ahead of the main video</w:t>
             </w:r>
           </w:p>
         </w:tc>
@@ -1838,31 +1185,45 @@
         </w:tblPrEx>
         <w:tc>
           <w:tcPr>
-            <w:tcW w:w="3120" w:type="dxa"/>
-          </w:tcPr>
-          <w:p>
-            <w:r>
-              <w:t>MKT-12795 (Pave "Tier 2 and 3")</w:t>
-            </w:r>
-          </w:p>
-        </w:tc>
-        <w:tc>
-          <w:tcPr>
-            <w:tcW w:w="3120" w:type="dxa"/>
-          </w:tcPr>
-          <w:p>
-            <w:r>
-              <w:t>Tier 2 and 3</w:t>
-            </w:r>
-          </w:p>
-        </w:tc>
-        <w:tc>
-          <w:tcPr>
-            <w:tcW w:w="3120" w:type="dxa"/>
-          </w:tcPr>
-          <w:p>
-            <w:r>
-              <w:t>None</w:t>
+            <w:tcW w:w="4680" w:type="dxa"/>
+          </w:tcPr>
+          <w:p>
+            <w:pPr>
+              <w:rPr>
+                <w:rFonts w:ascii="Calibri" w:hAnsi="Calibri" w:cs="Calibri"/>
+                <w:color w:val="363432"/>
+                <w:sz w:val="20"/>
+              </w:rPr>
+            </w:pPr>
+            <w:r>
+              <w:rPr>
+                <w:rFonts w:ascii="Calibri" w:hAnsi="Calibri" w:cs="Calibri"/>
+                <w:color w:val="363432"/>
+                <w:sz w:val="20"/>
+              </w:rPr>
+              <w:t>How-to / thought-leadership video(s)</w:t>
+            </w:r>
+          </w:p>
+        </w:tc>
+        <w:tc>
+          <w:tcPr>
+            <w:tcW w:w="4680" w:type="dxa"/>
+          </w:tcPr>
+          <w:p>
+            <w:pPr>
+              <w:rPr>
+                <w:rFonts w:ascii="Calibri" w:hAnsi="Calibri" w:cs="Calibri"/>
+                <w:color w:val="363432"/>
+                <w:sz w:val="20"/>
+              </w:rPr>
+            </w:pPr>
+            <w:r>
+              <w:rPr>
+                <w:rFonts w:ascii="Calibri" w:hAnsi="Calibri" w:cs="Calibri"/>
+                <w:color w:val="363432"/>
+                <w:sz w:val="20"/>
+              </w:rPr>
+              <w:t>Often more than one, sometimes phased (Phase 1 update + Phase 2 net-new, as seen on Connectors &amp; Workflows)</w:t>
             </w:r>
           </w:p>
         </w:tc>
@@ -1876,38 +1237,1858 @@
         </w:tblPrEx>
         <w:tc>
           <w:tcPr>
-            <w:tcW w:w="3120" w:type="dxa"/>
-          </w:tcPr>
-          <w:p>
-            <w:r>
-              <w:t>MKT-12469 / 12471 (Pave / FF Community Build)</w:t>
-            </w:r>
-          </w:p>
-        </w:tc>
-        <w:tc>
-          <w:tcPr>
-            <w:tcW w:w="3120" w:type="dxa"/>
-          </w:tcPr>
-          <w:p>
-            <w:r>
-              <w:t>none stated</w:t>
-            </w:r>
-          </w:p>
-        </w:tc>
-        <w:tc>
-          <w:tcPr>
-            <w:tcW w:w="3120" w:type="dxa"/>
-          </w:tcPr>
-          <w:p>
-            <w:r>
-              <w:t>Brand kit: hero banner, header images, badge artwork, logo treatment (identical pattern, both BUs)</w:t>
+            <w:tcW w:w="4680" w:type="dxa"/>
+          </w:tcPr>
+          <w:p>
+            <w:pPr>
+              <w:rPr>
+                <w:rFonts w:ascii="Calibri" w:hAnsi="Calibri" w:cs="Calibri"/>
+                <w:color w:val="363432"/>
+                <w:sz w:val="20"/>
+              </w:rPr>
+            </w:pPr>
+            <w:r>
+              <w:rPr>
+                <w:rFonts w:ascii="Calibri" w:hAnsi="Calibri" w:cs="Calibri"/>
+                <w:color w:val="363432"/>
+                <w:sz w:val="20"/>
+              </w:rPr>
+              <w:t>Social graphics for organic social</w:t>
+            </w:r>
+          </w:p>
+        </w:tc>
+        <w:tc>
+          <w:tcPr>
+            <w:tcW w:w="4680" w:type="dxa"/>
+          </w:tcPr>
+          <w:p>
+            <w:pPr>
+              <w:rPr>
+                <w:rFonts w:ascii="Calibri" w:hAnsi="Calibri" w:cs="Calibri"/>
+                <w:color w:val="363432"/>
+                <w:sz w:val="20"/>
+              </w:rPr>
+            </w:pPr>
+            <w:r>
+              <w:rPr>
+                <w:rFonts w:ascii="Calibri" w:hAnsi="Calibri" w:cs="Calibri"/>
+                <w:color w:val="363432"/>
+                <w:sz w:val="20"/>
+              </w:rPr>
+              <w:t>Distinct from the video — static graphic set</w:t>
+            </w:r>
+          </w:p>
+        </w:tc>
+      </w:tr>
+      <w:tr>
+        <w:tblPrEx>
+          <w:tblCellMar>
+            <w:top w:w="0" w:type="dxa"/>
+            <w:bottom w:w="0" w:type="dxa"/>
+          </w:tblCellMar>
+        </w:tblPrEx>
+        <w:tc>
+          <w:tcPr>
+            <w:tcW w:w="4680" w:type="dxa"/>
+          </w:tcPr>
+          <w:p>
+            <w:pPr>
+              <w:rPr>
+                <w:rFonts w:ascii="Calibri" w:hAnsi="Calibri" w:cs="Calibri"/>
+                <w:color w:val="363432"/>
+                <w:sz w:val="20"/>
+              </w:rPr>
+            </w:pPr>
+            <w:r>
+              <w:rPr>
+                <w:rFonts w:ascii="Calibri" w:hAnsi="Calibri" w:cs="Calibri"/>
+                <w:color w:val="363432"/>
+                <w:sz w:val="20"/>
+              </w:rPr>
+              <w:t>Paid social ad creative</w:t>
+            </w:r>
+          </w:p>
+        </w:tc>
+        <w:tc>
+          <w:tcPr>
+            <w:tcW w:w="4680" w:type="dxa"/>
+          </w:tcPr>
+          <w:p>
+            <w:pPr>
+              <w:rPr>
+                <w:rFonts w:ascii="Calibri" w:hAnsi="Calibri" w:cs="Calibri"/>
+                <w:color w:val="363432"/>
+                <w:sz w:val="20"/>
+              </w:rPr>
+            </w:pPr>
+            <w:r>
+              <w:rPr>
+                <w:rFonts w:ascii="Calibri" w:hAnsi="Calibri" w:cs="Calibri"/>
+                <w:color w:val="363432"/>
+                <w:sz w:val="20"/>
+              </w:rPr>
+              <w:t>Static images + video + copy, built specifically for paid</w:t>
+            </w:r>
+          </w:p>
+        </w:tc>
+      </w:tr>
+      <w:tr>
+        <w:tblPrEx>
+          <w:tblCellMar>
+            <w:top w:w="0" w:type="dxa"/>
+            <w:bottom w:w="0" w:type="dxa"/>
+          </w:tblCellMar>
+        </w:tblPrEx>
+        <w:tc>
+          <w:tcPr>
+            <w:tcW w:w="4680" w:type="dxa"/>
+          </w:tcPr>
+          <w:p>
+            <w:pPr>
+              <w:rPr>
+                <w:rFonts w:ascii="Calibri" w:hAnsi="Calibri" w:cs="Calibri"/>
+                <w:color w:val="363432"/>
+                <w:sz w:val="20"/>
+              </w:rPr>
+            </w:pPr>
+            <w:r>
+              <w:rPr>
+                <w:rFonts w:ascii="Calibri" w:hAnsi="Calibri" w:cs="Calibri"/>
+                <w:color w:val="363432"/>
+                <w:sz w:val="20"/>
+              </w:rPr>
+              <w:t>Product imagery / landing page hero visuals</w:t>
+            </w:r>
+          </w:p>
+        </w:tc>
+        <w:tc>
+          <w:tcPr>
+            <w:tcW w:w="4680" w:type="dxa"/>
+          </w:tcPr>
+          <w:p>
+            <w:pPr>
+              <w:rPr>
+                <w:rFonts w:ascii="Calibri" w:hAnsi="Calibri" w:cs="Calibri"/>
+                <w:color w:val="363432"/>
+                <w:sz w:val="20"/>
+              </w:rPr>
+            </w:pPr>
+            <w:r>
+              <w:rPr>
+                <w:rFonts w:ascii="Calibri" w:hAnsi="Calibri" w:cs="Calibri"/>
+                <w:color w:val="363432"/>
+                <w:sz w:val="20"/>
+              </w:rPr>
+              <w:t>Screenshots/hero imagery for the dedicated landing page</w:t>
+            </w:r>
+          </w:p>
+        </w:tc>
+      </w:tr>
+      <w:tr>
+        <w:tblPrEx>
+          <w:tblCellMar>
+            <w:top w:w="0" w:type="dxa"/>
+            <w:bottom w:w="0" w:type="dxa"/>
+          </w:tblCellMar>
+        </w:tblPrEx>
+        <w:tc>
+          <w:tcPr>
+            <w:tcW w:w="4680" w:type="dxa"/>
+          </w:tcPr>
+          <w:p>
+            <w:pPr>
+              <w:rPr>
+                <w:rFonts w:ascii="Calibri" w:hAnsi="Calibri" w:cs="Calibri"/>
+                <w:color w:val="363432"/>
+                <w:sz w:val="20"/>
+              </w:rPr>
+            </w:pPr>
+            <w:r>
+              <w:rPr>
+                <w:rFonts w:ascii="Calibri" w:hAnsi="Calibri" w:cs="Calibri"/>
+                <w:color w:val="363432"/>
+                <w:sz w:val="20"/>
+              </w:rPr>
+              <w:t>Email / Intercom banner creative</w:t>
+            </w:r>
+          </w:p>
+        </w:tc>
+        <w:tc>
+          <w:tcPr>
+            <w:tcW w:w="4680" w:type="dxa"/>
+          </w:tcPr>
+          <w:p>
+            <w:pPr>
+              <w:rPr>
+                <w:rFonts w:ascii="Calibri" w:hAnsi="Calibri" w:cs="Calibri"/>
+                <w:color w:val="363432"/>
+                <w:sz w:val="20"/>
+              </w:rPr>
+            </w:pPr>
+            <w:r>
+              <w:rPr>
+                <w:rFonts w:ascii="Calibri" w:hAnsi="Calibri" w:cs="Calibri"/>
+                <w:color w:val="363432"/>
+                <w:sz w:val="20"/>
+              </w:rPr>
+              <w:t>In-app and email banner graphics</w:t>
+            </w:r>
+          </w:p>
+        </w:tc>
+      </w:tr>
+      <w:tr>
+        <w:tblPrEx>
+          <w:tblCellMar>
+            <w:top w:w="0" w:type="dxa"/>
+            <w:bottom w:w="0" w:type="dxa"/>
+          </w:tblCellMar>
+        </w:tblPrEx>
+        <w:tc>
+          <w:tcPr>
+            <w:tcW w:w="4680" w:type="dxa"/>
+          </w:tcPr>
+          <w:p>
+            <w:pPr>
+              <w:rPr>
+                <w:rFonts w:ascii="Calibri" w:hAnsi="Calibri" w:cs="Calibri"/>
+                <w:color w:val="363432"/>
+                <w:sz w:val="20"/>
+              </w:rPr>
+            </w:pPr>
+            <w:r>
+              <w:rPr>
+                <w:rFonts w:ascii="Calibri" w:hAnsi="Calibri" w:cs="Calibri"/>
+                <w:color w:val="363432"/>
+                <w:sz w:val="20"/>
+              </w:rPr>
+              <w:t>Sales deck update</w:t>
+            </w:r>
+          </w:p>
+        </w:tc>
+        <w:tc>
+          <w:tcPr>
+            <w:tcW w:w="4680" w:type="dxa"/>
+          </w:tcPr>
+          <w:p>
+            <w:pPr>
+              <w:rPr>
+                <w:rFonts w:ascii="Calibri" w:hAnsi="Calibri" w:cs="Calibri"/>
+                <w:color w:val="363432"/>
+                <w:sz w:val="20"/>
+              </w:rPr>
+            </w:pPr>
+            <w:r>
+              <w:rPr>
+                <w:rFonts w:ascii="Calibri" w:hAnsi="Calibri" w:cs="Calibri"/>
+                <w:color w:val="363432"/>
+                <w:sz w:val="20"/>
+              </w:rPr>
+              <w:t>Refresh of the main pitch deck to include the new feature</w:t>
+            </w:r>
+          </w:p>
+        </w:tc>
+      </w:tr>
+      <w:tr>
+        <w:tblPrEx>
+          <w:tblCellMar>
+            <w:top w:w="0" w:type="dxa"/>
+            <w:bottom w:w="0" w:type="dxa"/>
+          </w:tblCellMar>
+        </w:tblPrEx>
+        <w:tc>
+          <w:tcPr>
+            <w:tcW w:w="4680" w:type="dxa"/>
+          </w:tcPr>
+          <w:p>
+            <w:pPr>
+              <w:rPr>
+                <w:rFonts w:ascii="Calibri" w:hAnsi="Calibri" w:cs="Calibri"/>
+                <w:color w:val="363432"/>
+                <w:sz w:val="20"/>
+              </w:rPr>
+            </w:pPr>
+            <w:r>
+              <w:rPr>
+                <w:rFonts w:ascii="Calibri" w:hAnsi="Calibri" w:cs="Calibri"/>
+                <w:color w:val="363432"/>
+                <w:sz w:val="20"/>
+              </w:rPr>
+              <w:t>One-pager update</w:t>
+            </w:r>
+          </w:p>
+        </w:tc>
+        <w:tc>
+          <w:tcPr>
+            <w:tcW w:w="4680" w:type="dxa"/>
+          </w:tcPr>
+          <w:p>
+            <w:pPr>
+              <w:rPr>
+                <w:rFonts w:ascii="Calibri" w:hAnsi="Calibri" w:cs="Calibri"/>
+                <w:color w:val="363432"/>
+                <w:sz w:val="20"/>
+              </w:rPr>
+            </w:pPr>
+            <w:r>
+              <w:rPr>
+                <w:rFonts w:ascii="Calibri" w:hAnsi="Calibri" w:cs="Calibri"/>
+                <w:color w:val="363432"/>
+                <w:sz w:val="20"/>
+              </w:rPr>
+              <w:t>Refresh of the standard one-pager</w:t>
             </w:r>
           </w:p>
         </w:tc>
       </w:tr>
     </w:tbl>
-    <w:p/>
-    <w:p/>
+    <w:p>
+      <w:pPr>
+        <w:rPr>
+          <w:rFonts w:ascii="Calibri" w:hAnsi="Calibri" w:cs="Calibri"/>
+          <w:color w:val="363432"/>
+          <w:sz w:val="22"/>
+        </w:rPr>
+      </w:pPr>
+    </w:p>
+    <w:p>
+      <w:pPr>
+        <w:rPr>
+          <w:rFonts w:ascii="Calibri" w:hAnsi="Calibri" w:cs="Calibri"/>
+          <w:color w:val="363432"/>
+          <w:sz w:val="22"/>
+        </w:rPr>
+      </w:pPr>
+    </w:p>
+    <w:p>
+      <w:pPr>
+        <w:rPr>
+          <w:rFonts w:ascii="Calibri" w:hAnsi="Calibri" w:cs="Calibri"/>
+          <w:color w:val="363432"/>
+          <w:sz w:val="22"/>
+        </w:rPr>
+      </w:pPr>
+      <w:r>
+        <w:rPr>
+          <w:rFonts w:ascii="Calibri" w:hAnsi="Calibri" w:cs="Calibri"/>
+          <w:color w:val="363432"/>
+          <w:sz w:val="22"/>
+        </w:rPr>
+        <w:t xml:space="preserve">Auto-Schedule's data point is a useful cross-check: rather than 8 separate tickets, it bundled the same scope into two multi-channel requests (Open Beta phase, GA phase) each covering "social, email, newsletter, website, webinar, login page graphics" — same actual workload, logged differently. Either logging pattern is fine; the point is the </w:t>
+      </w:r>
+      <w:r>
+        <w:rPr>
+          <w:rFonts w:ascii="Calibri" w:hAnsi="Calibri" w:cs="Calibri"/>
+          <w:i/>
+          <w:color w:val="363432"/>
+          <w:sz w:val="22"/>
+        </w:rPr>
+        <w:t>scope</w:t>
+      </w:r>
+      <w:r>
+        <w:rPr>
+          <w:rFonts w:ascii="Calibri" w:hAnsi="Calibri" w:cs="Calibri"/>
+          <w:color w:val="363432"/>
+          <w:sz w:val="22"/>
+        </w:rPr>
+        <w:t xml:space="preserve"> is consistent across both data points.</w:t>
+      </w:r>
+    </w:p>
+    <w:p>
+      <w:pPr>
+        <w:rPr>
+          <w:rFonts w:ascii="Calibri" w:hAnsi="Calibri" w:cs="Calibri"/>
+          <w:color w:val="363432"/>
+          <w:sz w:val="22"/>
+        </w:rPr>
+      </w:pPr>
+    </w:p>
+    <w:p>
+      <w:pPr>
+        <w:rPr>
+          <w:rFonts w:ascii="Calibri" w:hAnsi="Calibri" w:cs="Calibri"/>
+          <w:color w:val="363432"/>
+          <w:sz w:val="22"/>
+        </w:rPr>
+      </w:pPr>
+    </w:p>
+    <w:p>
+      <w:pPr>
+        <w:pStyle w:val="Heading2"/>
+        <w:rPr>
+          <w:rFonts w:ascii="Calibri" w:hAnsi="Calibri" w:cs="Calibri"/>
+        </w:rPr>
+      </w:pPr>
+      <w:r>
+        <w:rPr>
+          <w:rFonts w:ascii="Calibri" w:hAnsi="Calibri" w:cs="Calibri"/>
+        </w:rPr>
+        <w:t>Proposed Tier 2 — Meaningful / Plan-Affecting Launch</w:t>
+      </w:r>
+    </w:p>
+    <w:p>
+      <w:pPr>
+        <w:rPr>
+          <w:rFonts w:ascii="Calibri" w:hAnsi="Calibri" w:cs="Calibri"/>
+          <w:color w:val="363432"/>
+          <w:sz w:val="22"/>
+        </w:rPr>
+      </w:pPr>
+    </w:p>
+    <w:p>
+      <w:pPr>
+        <w:rPr>
+          <w:rFonts w:ascii="Calibri" w:hAnsi="Calibri" w:cs="Calibri"/>
+          <w:color w:val="363432"/>
+          <w:sz w:val="22"/>
+        </w:rPr>
+      </w:pPr>
+      <w:r>
+        <w:rPr>
+          <w:rFonts w:ascii="Calibri" w:hAnsi="Calibri" w:cs="Calibri"/>
+          <w:i/>
+          <w:color w:val="363432"/>
+          <w:sz w:val="22"/>
+        </w:rPr>
+        <w:t>Evidence: MKT-11522 (FF T2, AI Label Scanner) — deck/one-pager/slide refresh only, no video request logged; MKT-11852 (Pave, Spreadsheet Import &amp; Direct Edit) — 2 video requests; MKT-11521 (FF T2, AI Photo Insights) — no Creative items broken out at all.</w:t>
+      </w:r>
+    </w:p>
+    <w:p>
+      <w:pPr>
+        <w:rPr>
+          <w:rFonts w:ascii="Calibri" w:hAnsi="Calibri" w:cs="Calibri"/>
+          <w:color w:val="363432"/>
+          <w:sz w:val="22"/>
+        </w:rPr>
+      </w:pPr>
+    </w:p>
+    <w:p>
+      <w:pPr>
+        <w:rPr>
+          <w:rFonts w:ascii="Calibri" w:hAnsi="Calibri" w:cs="Calibri"/>
+          <w:color w:val="363432"/>
+          <w:sz w:val="22"/>
+        </w:rPr>
+      </w:pPr>
+      <w:r>
+        <w:rPr>
+          <w:rFonts w:ascii="Calibri" w:hAnsi="Calibri" w:cs="Calibri"/>
+          <w:color w:val="363432"/>
+          <w:sz w:val="22"/>
+        </w:rPr>
+        <w:t>Noticeably leaner and less consistent than Tier 1:</w:t>
+      </w:r>
+    </w:p>
+    <w:p>
+      <w:pPr>
+        <w:rPr>
+          <w:rFonts w:ascii="Calibri" w:hAnsi="Calibri" w:cs="Calibri"/>
+          <w:color w:val="363432"/>
+          <w:sz w:val="22"/>
+        </w:rPr>
+      </w:pPr>
+    </w:p>
+    <w:tbl>
+      <w:tblPr>
+        <w:tblW w:w="0" w:type="auto"/>
+        <w:tblBorders>
+          <w:top w:val="single" w:sz="4" w:space="0" w:color="auto"/>
+          <w:left w:val="single" w:sz="4" w:space="0" w:color="auto"/>
+          <w:bottom w:val="single" w:sz="4" w:space="0" w:color="auto"/>
+          <w:right w:val="single" w:sz="4" w:space="0" w:color="auto"/>
+          <w:insideH w:val="single" w:sz="4" w:space="0" w:color="auto"/>
+          <w:insideV w:val="single" w:sz="4" w:space="0" w:color="auto"/>
+        </w:tblBorders>
+        <w:tblLayout w:type="fixed"/>
+        <w:tblLook w:val="0000" w:firstRow="0" w:lastRow="0" w:firstColumn="0" w:lastColumn="0" w:noHBand="0" w:noVBand="0"/>
+      </w:tblPr>
+      <w:tblGrid>
+        <w:gridCol w:w="4680"/>
+        <w:gridCol w:w="4680"/>
+      </w:tblGrid>
+      <w:tr>
+        <w:tblPrEx>
+          <w:tblCellMar>
+            <w:top w:w="0" w:type="dxa"/>
+            <w:bottom w:w="0" w:type="dxa"/>
+          </w:tblCellMar>
+        </w:tblPrEx>
+        <w:tc>
+          <w:tcPr>
+            <w:tcW w:w="4680" w:type="dxa"/>
+            <w:shd w:val="clear" w:color="auto" w:fill="10503C"/>
+          </w:tcPr>
+          <w:p>
+            <w:pPr>
+              <w:rPr>
+                <w:rFonts w:ascii="Calibri" w:hAnsi="Calibri" w:cs="Calibri"/>
+                <w:b/>
+                <w:color w:val="FFFFFF"/>
+                <w:sz w:val="20"/>
+              </w:rPr>
+            </w:pPr>
+            <w:r>
+              <w:rPr>
+                <w:rFonts w:ascii="Calibri" w:hAnsi="Calibri" w:cs="Calibri"/>
+                <w:b/>
+                <w:color w:val="FFFFFF"/>
+                <w:sz w:val="20"/>
+              </w:rPr>
+              <w:t>Asset</w:t>
+            </w:r>
+          </w:p>
+        </w:tc>
+        <w:tc>
+          <w:tcPr>
+            <w:tcW w:w="4680" w:type="dxa"/>
+            <w:shd w:val="clear" w:color="auto" w:fill="10503C"/>
+          </w:tcPr>
+          <w:p>
+            <w:pPr>
+              <w:rPr>
+                <w:rFonts w:ascii="Calibri" w:hAnsi="Calibri" w:cs="Calibri"/>
+                <w:b/>
+                <w:color w:val="FFFFFF"/>
+                <w:sz w:val="20"/>
+              </w:rPr>
+            </w:pPr>
+            <w:r>
+              <w:rPr>
+                <w:rFonts w:ascii="Calibri" w:hAnsi="Calibri" w:cs="Calibri"/>
+                <w:b/>
+                <w:color w:val="FFFFFF"/>
+                <w:sz w:val="20"/>
+              </w:rPr>
+              <w:t>Notes</w:t>
+            </w:r>
+          </w:p>
+        </w:tc>
+      </w:tr>
+      <w:tr>
+        <w:tblPrEx>
+          <w:tblCellMar>
+            <w:top w:w="0" w:type="dxa"/>
+            <w:bottom w:w="0" w:type="dxa"/>
+          </w:tblCellMar>
+        </w:tblPrEx>
+        <w:tc>
+          <w:tcPr>
+            <w:tcW w:w="4680" w:type="dxa"/>
+          </w:tcPr>
+          <w:p>
+            <w:pPr>
+              <w:rPr>
+                <w:rFonts w:ascii="Calibri" w:hAnsi="Calibri" w:cs="Calibri"/>
+                <w:color w:val="363432"/>
+                <w:sz w:val="20"/>
+              </w:rPr>
+            </w:pPr>
+            <w:r>
+              <w:rPr>
+                <w:rFonts w:ascii="Calibri" w:hAnsi="Calibri" w:cs="Calibri"/>
+                <w:color w:val="363432"/>
+                <w:sz w:val="20"/>
+              </w:rPr>
+              <w:t>One video (how-to or feature demo)</w:t>
+            </w:r>
+          </w:p>
+        </w:tc>
+        <w:tc>
+          <w:tcPr>
+            <w:tcW w:w="4680" w:type="dxa"/>
+          </w:tcPr>
+          <w:p>
+            <w:pPr>
+              <w:rPr>
+                <w:rFonts w:ascii="Calibri" w:hAnsi="Calibri" w:cs="Calibri"/>
+                <w:color w:val="363432"/>
+                <w:sz w:val="20"/>
+              </w:rPr>
+            </w:pPr>
+            <w:r>
+              <w:rPr>
+                <w:rFonts w:ascii="Calibri" w:hAnsi="Calibri" w:cs="Calibri"/>
+                <w:color w:val="363432"/>
+                <w:sz w:val="20"/>
+              </w:rPr>
+              <w:t>Present in one of the three T2 data points, absent in the other two — this looks optional at T2, not standard</w:t>
+            </w:r>
+          </w:p>
+        </w:tc>
+      </w:tr>
+      <w:tr>
+        <w:tblPrEx>
+          <w:tblCellMar>
+            <w:top w:w="0" w:type="dxa"/>
+            <w:bottom w:w="0" w:type="dxa"/>
+          </w:tblCellMar>
+        </w:tblPrEx>
+        <w:tc>
+          <w:tcPr>
+            <w:tcW w:w="4680" w:type="dxa"/>
+          </w:tcPr>
+          <w:p>
+            <w:pPr>
+              <w:rPr>
+                <w:rFonts w:ascii="Calibri" w:hAnsi="Calibri" w:cs="Calibri"/>
+                <w:color w:val="363432"/>
+                <w:sz w:val="20"/>
+              </w:rPr>
+            </w:pPr>
+            <w:r>
+              <w:rPr>
+                <w:rFonts w:ascii="Calibri" w:hAnsi="Calibri" w:cs="Calibri"/>
+                <w:color w:val="363432"/>
+                <w:sz w:val="20"/>
+              </w:rPr>
+              <w:t>Deck / one-pager / customer-facing slide refresh</w:t>
+            </w:r>
+          </w:p>
+        </w:tc>
+        <w:tc>
+          <w:tcPr>
+            <w:tcW w:w="4680" w:type="dxa"/>
+          </w:tcPr>
+          <w:p>
+            <w:pPr>
+              <w:rPr>
+                <w:rFonts w:ascii="Calibri" w:hAnsi="Calibri" w:cs="Calibri"/>
+                <w:color w:val="363432"/>
+                <w:sz w:val="20"/>
+              </w:rPr>
+            </w:pPr>
+            <w:r>
+              <w:rPr>
+                <w:rFonts w:ascii="Calibri" w:hAnsi="Calibri" w:cs="Calibri"/>
+                <w:color w:val="363432"/>
+                <w:sz w:val="20"/>
+              </w:rPr>
+              <w:t>A light update to existing collateral, not new production — this is the one asset type that showed up consistently</w:t>
+            </w:r>
+          </w:p>
+        </w:tc>
+      </w:tr>
+    </w:tbl>
+    <w:p>
+      <w:pPr>
+        <w:rPr>
+          <w:rFonts w:ascii="Calibri" w:hAnsi="Calibri" w:cs="Calibri"/>
+          <w:color w:val="363432"/>
+          <w:sz w:val="22"/>
+        </w:rPr>
+      </w:pPr>
+    </w:p>
+    <w:p>
+      <w:pPr>
+        <w:rPr>
+          <w:rFonts w:ascii="Calibri" w:hAnsi="Calibri" w:cs="Calibri"/>
+          <w:color w:val="363432"/>
+          <w:sz w:val="22"/>
+        </w:rPr>
+      </w:pPr>
+    </w:p>
+    <w:p>
+      <w:pPr>
+        <w:rPr>
+          <w:rFonts w:ascii="Calibri" w:hAnsi="Calibri" w:cs="Calibri"/>
+          <w:color w:val="363432"/>
+          <w:sz w:val="22"/>
+        </w:rPr>
+      </w:pPr>
+      <w:r>
+        <w:rPr>
+          <w:rFonts w:ascii="Calibri" w:hAnsi="Calibri" w:cs="Calibri"/>
+          <w:color w:val="363432"/>
+          <w:sz w:val="22"/>
+        </w:rPr>
+        <w:t>Notably absent at this tier: no brand/style launch video, no teaser video, no paid social ad creative, no dedicated landing-page imagery. This tracks with the general T2 pattern (no press release, no webinar, no dedicated paid spend) — T2 leans on existing templates rather than net-new production.</w:t>
+      </w:r>
+    </w:p>
+    <w:p>
+      <w:pPr>
+        <w:rPr>
+          <w:rFonts w:ascii="Calibri" w:hAnsi="Calibri" w:cs="Calibri"/>
+          <w:color w:val="363432"/>
+          <w:sz w:val="22"/>
+        </w:rPr>
+      </w:pPr>
+    </w:p>
+    <w:p>
+      <w:pPr>
+        <w:rPr>
+          <w:rFonts w:ascii="Calibri" w:hAnsi="Calibri" w:cs="Calibri"/>
+          <w:color w:val="363432"/>
+          <w:sz w:val="22"/>
+        </w:rPr>
+      </w:pPr>
+    </w:p>
+    <w:p>
+      <w:pPr>
+        <w:pStyle w:val="Heading2"/>
+        <w:rPr>
+          <w:rFonts w:ascii="Calibri" w:hAnsi="Calibri" w:cs="Calibri"/>
+        </w:rPr>
+      </w:pPr>
+      <w:r>
+        <w:rPr>
+          <w:rFonts w:ascii="Calibri" w:hAnsi="Calibri" w:cs="Calibri"/>
+        </w:rPr>
+        <w:t>Proposed Tier 3 — Minor / Incremental Launch</w:t>
+      </w:r>
+    </w:p>
+    <w:p>
+      <w:pPr>
+        <w:rPr>
+          <w:rFonts w:ascii="Calibri" w:hAnsi="Calibri" w:cs="Calibri"/>
+          <w:color w:val="363432"/>
+          <w:sz w:val="22"/>
+        </w:rPr>
+      </w:pPr>
+    </w:p>
+    <w:p>
+      <w:pPr>
+        <w:rPr>
+          <w:rFonts w:ascii="Calibri" w:hAnsi="Calibri" w:cs="Calibri"/>
+          <w:color w:val="363432"/>
+          <w:sz w:val="22"/>
+        </w:rPr>
+      </w:pPr>
+      <w:r>
+        <w:rPr>
+          <w:rFonts w:ascii="Calibri" w:hAnsi="Calibri" w:cs="Calibri"/>
+          <w:i/>
+          <w:color w:val="363432"/>
+          <w:sz w:val="22"/>
+        </w:rPr>
+        <w:lastRenderedPageBreak/>
+        <w:t>Evidence: MKT-12795 ("Tier 2 and 3" Pave epic, leanest data point in the whole dataset).</w:t>
+      </w:r>
+    </w:p>
+    <w:p>
+      <w:pPr>
+        <w:rPr>
+          <w:rFonts w:ascii="Calibri" w:hAnsi="Calibri" w:cs="Calibri"/>
+          <w:color w:val="363432"/>
+          <w:sz w:val="22"/>
+        </w:rPr>
+      </w:pPr>
+    </w:p>
+    <w:p>
+      <w:pPr>
+        <w:rPr>
+          <w:rFonts w:ascii="Calibri" w:hAnsi="Calibri" w:cs="Calibri"/>
+          <w:color w:val="363432"/>
+          <w:sz w:val="22"/>
+        </w:rPr>
+      </w:pPr>
+      <w:r>
+        <w:rPr>
+          <w:rFonts w:ascii="Calibri" w:hAnsi="Calibri" w:cs="Calibri"/>
+          <w:b/>
+          <w:color w:val="363432"/>
+          <w:sz w:val="22"/>
+        </w:rPr>
+        <w:t>Zero Creative items.</w:t>
+      </w:r>
+      <w:r>
+        <w:rPr>
+          <w:rFonts w:ascii="Calibri" w:hAnsi="Calibri" w:cs="Calibri"/>
+          <w:color w:val="363432"/>
+          <w:sz w:val="22"/>
+        </w:rPr>
+        <w:t xml:space="preserve"> The only assets at this tier were a blog publish, one social post, and two emails — no design or video work at all. At T3, Creative isn't part of the launch.</w:t>
+      </w:r>
+    </w:p>
+    <w:p>
+      <w:pPr>
+        <w:rPr>
+          <w:rFonts w:ascii="Calibri" w:hAnsi="Calibri" w:cs="Calibri"/>
+          <w:color w:val="363432"/>
+          <w:sz w:val="22"/>
+        </w:rPr>
+      </w:pPr>
+    </w:p>
+    <w:p>
+      <w:pPr>
+        <w:rPr>
+          <w:rFonts w:ascii="Calibri" w:hAnsi="Calibri" w:cs="Calibri"/>
+          <w:color w:val="363432"/>
+          <w:sz w:val="22"/>
+        </w:rPr>
+      </w:pPr>
+    </w:p>
+    <w:p>
+      <w:pPr>
+        <w:pStyle w:val="Heading2"/>
+        <w:rPr>
+          <w:rFonts w:ascii="Calibri" w:hAnsi="Calibri" w:cs="Calibri"/>
+        </w:rPr>
+      </w:pPr>
+      <w:r>
+        <w:rPr>
+          <w:rFonts w:ascii="Calibri" w:hAnsi="Calibri" w:cs="Calibri"/>
+        </w:rPr>
+        <w:t>Recurring special case: Community Platform Brand Kit</w:t>
+      </w:r>
+    </w:p>
+    <w:p>
+      <w:pPr>
+        <w:rPr>
+          <w:rFonts w:ascii="Calibri" w:hAnsi="Calibri" w:cs="Calibri"/>
+          <w:color w:val="363432"/>
+          <w:sz w:val="22"/>
+        </w:rPr>
+      </w:pPr>
+    </w:p>
+    <w:p>
+      <w:pPr>
+        <w:rPr>
+          <w:rFonts w:ascii="Calibri" w:hAnsi="Calibri" w:cs="Calibri"/>
+          <w:color w:val="363432"/>
+          <w:sz w:val="22"/>
+        </w:rPr>
+      </w:pPr>
+      <w:r>
+        <w:rPr>
+          <w:rFonts w:ascii="Calibri" w:hAnsi="Calibri" w:cs="Calibri"/>
+          <w:color w:val="363432"/>
+          <w:sz w:val="22"/>
+        </w:rPr>
+        <w:t>Not a launch tier, but a clean, repeatable Creative deliverable worth its own line: both MKT-12469 (Pave) and MKT-12471 (FF) Community Build epics logged an identical Creative ask —</w:t>
+      </w:r>
+    </w:p>
+    <w:p>
+      <w:pPr>
+        <w:rPr>
+          <w:rFonts w:ascii="Calibri" w:hAnsi="Calibri" w:cs="Calibri"/>
+          <w:color w:val="363432"/>
+          <w:sz w:val="22"/>
+        </w:rPr>
+      </w:pPr>
+    </w:p>
+    <w:p>
+      <w:pPr>
+        <w:rPr>
+          <w:rFonts w:ascii="Calibri" w:hAnsi="Calibri" w:cs="Calibri"/>
+          <w:i/>
+          <w:color w:val="363432"/>
+          <w:sz w:val="22"/>
+        </w:rPr>
+      </w:pPr>
+      <w:r>
+        <w:rPr>
+          <w:rFonts w:ascii="Calibri" w:hAnsi="Calibri" w:cs="Calibri"/>
+          <w:i/>
+          <w:color w:val="363432"/>
+          <w:sz w:val="22"/>
+        </w:rPr>
+        <w:t>Hero banner, category/space header images, badge artwork, community logo treatment</w:t>
+      </w:r>
+    </w:p>
+    <w:p>
+      <w:pPr>
+        <w:rPr>
+          <w:rFonts w:ascii="Calibri" w:hAnsi="Calibri" w:cs="Calibri"/>
+          <w:i/>
+          <w:color w:val="363432"/>
+          <w:sz w:val="22"/>
+        </w:rPr>
+      </w:pPr>
+    </w:p>
+    <w:p>
+      <w:pPr>
+        <w:rPr>
+          <w:rFonts w:ascii="Calibri" w:hAnsi="Calibri" w:cs="Calibri"/>
+          <w:color w:val="363432"/>
+          <w:sz w:val="22"/>
+        </w:rPr>
+      </w:pPr>
+      <w:r>
+        <w:rPr>
+          <w:rFonts w:ascii="Calibri" w:hAnsi="Calibri" w:cs="Calibri"/>
+          <w:color w:val="363432"/>
+          <w:sz w:val="22"/>
+        </w:rPr>
+        <w:t xml:space="preserve">— once per BU, as a single </w:t>
+      </w:r>
+      <w:r>
+        <w:rPr>
+          <w:rFonts w:ascii="Calibri" w:hAnsi="Calibri" w:cs="Calibri"/>
+          <w:i/>
+          <w:color w:val="363432"/>
+          <w:sz w:val="22"/>
+        </w:rPr>
+        <w:t>Marketing Creative Request</w:t>
+      </w:r>
+      <w:r>
+        <w:rPr>
+          <w:rFonts w:ascii="Calibri" w:hAnsi="Calibri" w:cs="Calibri"/>
+          <w:color w:val="363432"/>
+          <w:sz w:val="22"/>
+        </w:rPr>
+        <w:t>. Worth templatizing on its own, separate from the launch-tier packages above, since it recurs on a predictable per-BU cadence rather than per-feature-launch.</w:t>
+      </w:r>
+    </w:p>
+    <w:p>
+      <w:pPr>
+        <w:rPr>
+          <w:rFonts w:ascii="Calibri" w:hAnsi="Calibri" w:cs="Calibri"/>
+          <w:color w:val="363432"/>
+          <w:sz w:val="22"/>
+        </w:rPr>
+      </w:pPr>
+    </w:p>
+    <w:p>
+      <w:pPr>
+        <w:rPr>
+          <w:rFonts w:ascii="Calibri" w:hAnsi="Calibri" w:cs="Calibri"/>
+          <w:color w:val="363432"/>
+          <w:sz w:val="22"/>
+        </w:rPr>
+      </w:pPr>
+    </w:p>
+    <w:p>
+      <w:pPr>
+        <w:pStyle w:val="Heading2"/>
+        <w:rPr>
+          <w:rFonts w:ascii="Calibri" w:hAnsi="Calibri" w:cs="Calibri"/>
+        </w:rPr>
+      </w:pPr>
+      <w:r>
+        <w:rPr>
+          <w:rFonts w:ascii="Calibri" w:hAnsi="Calibri" w:cs="Calibri"/>
+        </w:rPr>
+        <w:t>Recommended next step</w:t>
+      </w:r>
+    </w:p>
+    <w:p>
+      <w:pPr>
+        <w:rPr>
+          <w:rFonts w:ascii="Calibri" w:hAnsi="Calibri" w:cs="Calibri"/>
+          <w:color w:val="363432"/>
+          <w:sz w:val="22"/>
+        </w:rPr>
+      </w:pPr>
+    </w:p>
+    <w:p>
+      <w:pPr>
+        <w:rPr>
+          <w:rFonts w:ascii="Calibri" w:hAnsi="Calibri" w:cs="Calibri"/>
+          <w:color w:val="363432"/>
+          <w:sz w:val="22"/>
+        </w:rPr>
+      </w:pPr>
+      <w:r>
+        <w:rPr>
+          <w:rFonts w:ascii="Calibri" w:hAnsi="Calibri" w:cs="Calibri"/>
+          <w:color w:val="363432"/>
+          <w:sz w:val="22"/>
+        </w:rPr>
+        <w:t>Fold this directly into the same Initiative Launch Template Confluence page the full tier package work already pointed to — tag the Creative-specific checklist items by tier (T1 only / T1+T2 / All tiers) using the breakdown above, so Creative has a straight answer to "what am I likely on the hook for" the moment a launch's tier is set, ideally during the new pre-kickoff conversation rather than after.</w:t>
+      </w:r>
+    </w:p>
+    <w:p>
+      <w:pPr>
+        <w:rPr>
+          <w:rFonts w:ascii="Calibri" w:hAnsi="Calibri" w:cs="Calibri"/>
+          <w:color w:val="363432"/>
+          <w:sz w:val="22"/>
+        </w:rPr>
+      </w:pPr>
+    </w:p>
+    <w:p>
+      <w:pPr>
+        <w:rPr>
+          <w:rFonts w:ascii="Calibri" w:hAnsi="Calibri" w:cs="Calibri"/>
+          <w:color w:val="363432"/>
+          <w:sz w:val="22"/>
+        </w:rPr>
+      </w:pPr>
+    </w:p>
+    <w:p>
+      <w:pPr>
+        <w:pStyle w:val="Heading2"/>
+        <w:rPr>
+          <w:rFonts w:ascii="Calibri" w:hAnsi="Calibri" w:cs="Calibri"/>
+        </w:rPr>
+      </w:pPr>
+      <w:r>
+        <w:rPr>
+          <w:rFonts w:ascii="Calibri" w:hAnsi="Calibri" w:cs="Calibri"/>
+        </w:rPr>
+        <w:t>Appendix — Launch-by-Launch Creative Evidence</w:t>
+      </w:r>
+    </w:p>
+    <w:p>
+      <w:pPr>
+        <w:rPr>
+          <w:rFonts w:ascii="Calibri" w:hAnsi="Calibri" w:cs="Calibri"/>
+          <w:color w:val="363432"/>
+          <w:sz w:val="22"/>
+        </w:rPr>
+      </w:pPr>
+    </w:p>
+    <w:tbl>
+      <w:tblPr>
+        <w:tblW w:w="0" w:type="auto"/>
+        <w:tblBorders>
+          <w:top w:val="single" w:sz="4" w:space="0" w:color="auto"/>
+          <w:left w:val="single" w:sz="4" w:space="0" w:color="auto"/>
+          <w:bottom w:val="single" w:sz="4" w:space="0" w:color="auto"/>
+          <w:right w:val="single" w:sz="4" w:space="0" w:color="auto"/>
+          <w:insideH w:val="single" w:sz="4" w:space="0" w:color="auto"/>
+          <w:insideV w:val="single" w:sz="4" w:space="0" w:color="auto"/>
+        </w:tblBorders>
+        <w:tblLayout w:type="fixed"/>
+        <w:tblLook w:val="0000" w:firstRow="0" w:lastRow="0" w:firstColumn="0" w:lastColumn="0" w:noHBand="0" w:noVBand="0"/>
+      </w:tblPr>
+      <w:tblGrid>
+        <w:gridCol w:w="3120"/>
+        <w:gridCol w:w="3120"/>
+        <w:gridCol w:w="3120"/>
+      </w:tblGrid>
+      <w:tr>
+        <w:tblPrEx>
+          <w:tblCellMar>
+            <w:top w:w="0" w:type="dxa"/>
+            <w:bottom w:w="0" w:type="dxa"/>
+          </w:tblCellMar>
+        </w:tblPrEx>
+        <w:tc>
+          <w:tcPr>
+            <w:tcW w:w="3120" w:type="dxa"/>
+            <w:shd w:val="clear" w:color="auto" w:fill="10503C"/>
+          </w:tcPr>
+          <w:p>
+            <w:pPr>
+              <w:rPr>
+                <w:rFonts w:ascii="Calibri" w:hAnsi="Calibri" w:cs="Calibri"/>
+                <w:b/>
+                <w:color w:val="FFFFFF"/>
+                <w:sz w:val="20"/>
+              </w:rPr>
+            </w:pPr>
+            <w:r>
+              <w:rPr>
+                <w:rFonts w:ascii="Calibri" w:hAnsi="Calibri" w:cs="Calibri"/>
+                <w:b/>
+                <w:color w:val="FFFFFF"/>
+                <w:sz w:val="20"/>
+              </w:rPr>
+              <w:t>Epic</w:t>
+            </w:r>
+          </w:p>
+        </w:tc>
+        <w:tc>
+          <w:tcPr>
+            <w:tcW w:w="3120" w:type="dxa"/>
+            <w:shd w:val="clear" w:color="auto" w:fill="10503C"/>
+          </w:tcPr>
+          <w:p>
+            <w:pPr>
+              <w:rPr>
+                <w:rFonts w:ascii="Calibri" w:hAnsi="Calibri" w:cs="Calibri"/>
+                <w:b/>
+                <w:color w:val="FFFFFF"/>
+                <w:sz w:val="20"/>
+              </w:rPr>
+            </w:pPr>
+            <w:r>
+              <w:rPr>
+                <w:rFonts w:ascii="Calibri" w:hAnsi="Calibri" w:cs="Calibri"/>
+                <w:b/>
+                <w:color w:val="FFFFFF"/>
+                <w:sz w:val="20"/>
+              </w:rPr>
+              <w:t>Tier signal</w:t>
+            </w:r>
+          </w:p>
+        </w:tc>
+        <w:tc>
+          <w:tcPr>
+            <w:tcW w:w="3120" w:type="dxa"/>
+            <w:shd w:val="clear" w:color="auto" w:fill="10503C"/>
+          </w:tcPr>
+          <w:p>
+            <w:pPr>
+              <w:rPr>
+                <w:rFonts w:ascii="Calibri" w:hAnsi="Calibri" w:cs="Calibri"/>
+                <w:b/>
+                <w:color w:val="FFFFFF"/>
+                <w:sz w:val="20"/>
+              </w:rPr>
+            </w:pPr>
+            <w:r>
+              <w:rPr>
+                <w:rFonts w:ascii="Calibri" w:hAnsi="Calibri" w:cs="Calibri"/>
+                <w:b/>
+                <w:color w:val="FFFFFF"/>
+                <w:sz w:val="20"/>
+              </w:rPr>
+              <w:t>Creative assets found</w:t>
+            </w:r>
+          </w:p>
+        </w:tc>
+      </w:tr>
+      <w:tr>
+        <w:tblPrEx>
+          <w:tblCellMar>
+            <w:top w:w="0" w:type="dxa"/>
+            <w:bottom w:w="0" w:type="dxa"/>
+          </w:tblCellMar>
+        </w:tblPrEx>
+        <w:tc>
+          <w:tcPr>
+            <w:tcW w:w="3120" w:type="dxa"/>
+          </w:tcPr>
+          <w:p>
+            <w:pPr>
+              <w:rPr>
+                <w:rFonts w:ascii="Calibri" w:hAnsi="Calibri" w:cs="Calibri"/>
+                <w:color w:val="363432"/>
+                <w:sz w:val="20"/>
+              </w:rPr>
+            </w:pPr>
+            <w:r>
+              <w:rPr>
+                <w:rFonts w:ascii="Calibri" w:hAnsi="Calibri" w:cs="Calibri"/>
+                <w:color w:val="363432"/>
+                <w:sz w:val="20"/>
+              </w:rPr>
+              <w:lastRenderedPageBreak/>
+              <w:t>MKT-12888 (FF AI Form Builder)</w:t>
+            </w:r>
+          </w:p>
+        </w:tc>
+        <w:tc>
+          <w:tcPr>
+            <w:tcW w:w="3120" w:type="dxa"/>
+          </w:tcPr>
+          <w:p>
+            <w:pPr>
+              <w:rPr>
+                <w:rFonts w:ascii="Calibri" w:hAnsi="Calibri" w:cs="Calibri"/>
+                <w:color w:val="363432"/>
+                <w:sz w:val="20"/>
+              </w:rPr>
+            </w:pPr>
+            <w:r>
+              <w:rPr>
+                <w:rFonts w:ascii="Calibri" w:hAnsi="Calibri" w:cs="Calibri"/>
+                <w:color w:val="363432"/>
+                <w:sz w:val="20"/>
+              </w:rPr>
+              <w:t>Tier 1</w:t>
+            </w:r>
+          </w:p>
+        </w:tc>
+        <w:tc>
+          <w:tcPr>
+            <w:tcW w:w="3120" w:type="dxa"/>
+          </w:tcPr>
+          <w:p>
+            <w:pPr>
+              <w:rPr>
+                <w:rFonts w:ascii="Calibri" w:hAnsi="Calibri" w:cs="Calibri"/>
+                <w:color w:val="363432"/>
+                <w:sz w:val="20"/>
+              </w:rPr>
+            </w:pPr>
+            <w:r>
+              <w:rPr>
+                <w:rFonts w:ascii="Calibri" w:hAnsi="Calibri" w:cs="Calibri"/>
+                <w:color w:val="363432"/>
+                <w:sz w:val="20"/>
+              </w:rPr>
+              <w:t>Brand style video, teaser video, social graphics, paid social ad creative, product imagery, Intercom banner creative, pitch deck update, one-pager update (8 separate requests)</w:t>
+            </w:r>
+          </w:p>
+        </w:tc>
+      </w:tr>
+      <w:tr>
+        <w:tblPrEx>
+          <w:tblCellMar>
+            <w:top w:w="0" w:type="dxa"/>
+            <w:bottom w:w="0" w:type="dxa"/>
+          </w:tblCellMar>
+        </w:tblPrEx>
+        <w:tc>
+          <w:tcPr>
+            <w:tcW w:w="3120" w:type="dxa"/>
+          </w:tcPr>
+          <w:p>
+            <w:pPr>
+              <w:rPr>
+                <w:rFonts w:ascii="Calibri" w:hAnsi="Calibri" w:cs="Calibri"/>
+                <w:color w:val="363432"/>
+                <w:sz w:val="20"/>
+              </w:rPr>
+            </w:pPr>
+            <w:r>
+              <w:rPr>
+                <w:rFonts w:ascii="Calibri" w:hAnsi="Calibri" w:cs="Calibri"/>
+                <w:color w:val="363432"/>
+                <w:sz w:val="20"/>
+              </w:rPr>
+              <w:t>MKT-12740 (Pave Connectors &amp; Workflows)</w:t>
+            </w:r>
+          </w:p>
+        </w:tc>
+        <w:tc>
+          <w:tcPr>
+            <w:tcW w:w="3120" w:type="dxa"/>
+          </w:tcPr>
+          <w:p>
+            <w:pPr>
+              <w:rPr>
+                <w:rFonts w:ascii="Calibri" w:hAnsi="Calibri" w:cs="Calibri"/>
+                <w:color w:val="363432"/>
+                <w:sz w:val="20"/>
+              </w:rPr>
+            </w:pPr>
+            <w:r>
+              <w:rPr>
+                <w:rFonts w:ascii="Calibri" w:hAnsi="Calibri" w:cs="Calibri"/>
+                <w:color w:val="363432"/>
+                <w:sz w:val="20"/>
+              </w:rPr>
+              <w:t>none stated — largest dataset</w:t>
+            </w:r>
+          </w:p>
+        </w:tc>
+        <w:tc>
+          <w:tcPr>
+            <w:tcW w:w="3120" w:type="dxa"/>
+          </w:tcPr>
+          <w:p>
+            <w:pPr>
+              <w:rPr>
+                <w:rFonts w:ascii="Calibri" w:hAnsi="Calibri" w:cs="Calibri"/>
+                <w:color w:val="363432"/>
+                <w:sz w:val="20"/>
+              </w:rPr>
+            </w:pPr>
+            <w:r>
+              <w:rPr>
+                <w:rFonts w:ascii="Calibri" w:hAnsi="Calibri" w:cs="Calibri"/>
+                <w:color w:val="363432"/>
+                <w:sz w:val="20"/>
+              </w:rPr>
+              <w:t>How-to videos (Phase 1 update + Phase 2 net-new), brand sizzle video, social graphics, paid social ads, teaser video, thought-leadership video (8 separate requests, 2 phases)</w:t>
+            </w:r>
+          </w:p>
+        </w:tc>
+      </w:tr>
+      <w:tr>
+        <w:tblPrEx>
+          <w:tblCellMar>
+            <w:top w:w="0" w:type="dxa"/>
+            <w:bottom w:w="0" w:type="dxa"/>
+          </w:tblCellMar>
+        </w:tblPrEx>
+        <w:tc>
+          <w:tcPr>
+            <w:tcW w:w="3120" w:type="dxa"/>
+          </w:tcPr>
+          <w:p>
+            <w:pPr>
+              <w:rPr>
+                <w:rFonts w:ascii="Calibri" w:hAnsi="Calibri" w:cs="Calibri"/>
+                <w:color w:val="363432"/>
+                <w:sz w:val="20"/>
+              </w:rPr>
+            </w:pPr>
+            <w:r>
+              <w:rPr>
+                <w:rFonts w:ascii="Calibri" w:hAnsi="Calibri" w:cs="Calibri"/>
+                <w:color w:val="363432"/>
+                <w:sz w:val="20"/>
+              </w:rPr>
+              <w:t>MKT-12825 (Core Auto-Schedule)</w:t>
+            </w:r>
+          </w:p>
+        </w:tc>
+        <w:tc>
+          <w:tcPr>
+            <w:tcW w:w="3120" w:type="dxa"/>
+          </w:tcPr>
+          <w:p>
+            <w:pPr>
+              <w:rPr>
+                <w:rFonts w:ascii="Calibri" w:hAnsi="Calibri" w:cs="Calibri"/>
+                <w:color w:val="363432"/>
+                <w:sz w:val="20"/>
+              </w:rPr>
+            </w:pPr>
+            <w:r>
+              <w:rPr>
+                <w:rFonts w:ascii="Calibri" w:hAnsi="Calibri" w:cs="Calibri"/>
+                <w:color w:val="363432"/>
+                <w:sz w:val="20"/>
+              </w:rPr>
+              <w:t>Tier 1</w:t>
+            </w:r>
+          </w:p>
+        </w:tc>
+        <w:tc>
+          <w:tcPr>
+            <w:tcW w:w="3120" w:type="dxa"/>
+          </w:tcPr>
+          <w:p>
+            <w:pPr>
+              <w:rPr>
+                <w:rFonts w:ascii="Calibri" w:hAnsi="Calibri" w:cs="Calibri"/>
+                <w:color w:val="363432"/>
+                <w:sz w:val="20"/>
+              </w:rPr>
+            </w:pPr>
+            <w:r>
+              <w:rPr>
+                <w:rFonts w:ascii="Calibri" w:hAnsi="Calibri" w:cs="Calibri"/>
+                <w:color w:val="363432"/>
+                <w:sz w:val="20"/>
+              </w:rPr>
+              <w:t>2 bundled multi-channel creative-asset requests (Open Beta + GA), each covering social/email/newsletter/website/webinar/login-page graphics</w:t>
+            </w:r>
+          </w:p>
+        </w:tc>
+      </w:tr>
+      <w:tr>
+        <w:tblPrEx>
+          <w:tblCellMar>
+            <w:top w:w="0" w:type="dxa"/>
+            <w:bottom w:w="0" w:type="dxa"/>
+          </w:tblCellMar>
+        </w:tblPrEx>
+        <w:tc>
+          <w:tcPr>
+            <w:tcW w:w="3120" w:type="dxa"/>
+          </w:tcPr>
+          <w:p>
+            <w:pPr>
+              <w:rPr>
+                <w:rFonts w:ascii="Calibri" w:hAnsi="Calibri" w:cs="Calibri"/>
+                <w:color w:val="363432"/>
+                <w:sz w:val="20"/>
+              </w:rPr>
+            </w:pPr>
+            <w:r>
+              <w:rPr>
+                <w:rFonts w:ascii="Calibri" w:hAnsi="Calibri" w:cs="Calibri"/>
+                <w:color w:val="363432"/>
+                <w:sz w:val="20"/>
+              </w:rPr>
+              <w:t>MKT-10401 / 10543 (Vibe GA, cross-BU)</w:t>
+            </w:r>
+          </w:p>
+        </w:tc>
+        <w:tc>
+          <w:tcPr>
+            <w:tcW w:w="3120" w:type="dxa"/>
+          </w:tcPr>
+          <w:p>
+            <w:pPr>
+              <w:rPr>
+                <w:rFonts w:ascii="Calibri" w:hAnsi="Calibri" w:cs="Calibri"/>
+                <w:color w:val="363432"/>
+                <w:sz w:val="20"/>
+              </w:rPr>
+            </w:pPr>
+            <w:r>
+              <w:rPr>
+                <w:rFonts w:ascii="Calibri" w:hAnsi="Calibri" w:cs="Calibri"/>
+                <w:color w:val="363432"/>
+                <w:sz w:val="20"/>
+              </w:rPr>
+              <w:t>none stated — flagship scale</w:t>
+            </w:r>
+          </w:p>
+        </w:tc>
+        <w:tc>
+          <w:tcPr>
+            <w:tcW w:w="3120" w:type="dxa"/>
+          </w:tcPr>
+          <w:p>
+            <w:pPr>
+              <w:rPr>
+                <w:rFonts w:ascii="Calibri" w:hAnsi="Calibri" w:cs="Calibri"/>
+                <w:color w:val="363432"/>
+                <w:sz w:val="20"/>
+              </w:rPr>
+            </w:pPr>
+            <w:r>
+              <w:rPr>
+                <w:rFonts w:ascii="Calibri" w:hAnsi="Calibri" w:cs="Calibri"/>
+                <w:color w:val="363432"/>
+                <w:sz w:val="20"/>
+              </w:rPr>
+              <w:t>Email banners, launch video concepting &amp; production</w:t>
+            </w:r>
+          </w:p>
+        </w:tc>
+      </w:tr>
+      <w:tr>
+        <w:tblPrEx>
+          <w:tblCellMar>
+            <w:top w:w="0" w:type="dxa"/>
+            <w:bottom w:w="0" w:type="dxa"/>
+          </w:tblCellMar>
+        </w:tblPrEx>
+        <w:tc>
+          <w:tcPr>
+            <w:tcW w:w="3120" w:type="dxa"/>
+          </w:tcPr>
+          <w:p>
+            <w:pPr>
+              <w:rPr>
+                <w:rFonts w:ascii="Calibri" w:hAnsi="Calibri" w:cs="Calibri"/>
+                <w:color w:val="363432"/>
+                <w:sz w:val="20"/>
+              </w:rPr>
+            </w:pPr>
+            <w:r>
+              <w:rPr>
+                <w:rFonts w:ascii="Calibri" w:hAnsi="Calibri" w:cs="Calibri"/>
+                <w:color w:val="363432"/>
+                <w:sz w:val="20"/>
+              </w:rPr>
+              <w:t>MKT-11522 (FF AI Label Scanner)</w:t>
+            </w:r>
+          </w:p>
+        </w:tc>
+        <w:tc>
+          <w:tcPr>
+            <w:tcW w:w="3120" w:type="dxa"/>
+          </w:tcPr>
+          <w:p>
+            <w:pPr>
+              <w:rPr>
+                <w:rFonts w:ascii="Calibri" w:hAnsi="Calibri" w:cs="Calibri"/>
+                <w:color w:val="363432"/>
+                <w:sz w:val="20"/>
+              </w:rPr>
+            </w:pPr>
+            <w:r>
+              <w:rPr>
+                <w:rFonts w:ascii="Calibri" w:hAnsi="Calibri" w:cs="Calibri"/>
+                <w:color w:val="363432"/>
+                <w:sz w:val="20"/>
+              </w:rPr>
+              <w:t>Tier 2</w:t>
+            </w:r>
+          </w:p>
+        </w:tc>
+        <w:tc>
+          <w:tcPr>
+            <w:tcW w:w="3120" w:type="dxa"/>
+          </w:tcPr>
+          <w:p>
+            <w:pPr>
+              <w:rPr>
+                <w:rFonts w:ascii="Calibri" w:hAnsi="Calibri" w:cs="Calibri"/>
+                <w:color w:val="363432"/>
+                <w:sz w:val="20"/>
+              </w:rPr>
+            </w:pPr>
+            <w:r>
+              <w:rPr>
+                <w:rFonts w:ascii="Calibri" w:hAnsi="Calibri" w:cs="Calibri"/>
+                <w:color w:val="363432"/>
+                <w:sz w:val="20"/>
+              </w:rPr>
+              <w:t>Launch deck update, one-pager update, customer-facing slide update — no video</w:t>
+            </w:r>
+          </w:p>
+        </w:tc>
+      </w:tr>
+      <w:tr>
+        <w:tblPrEx>
+          <w:tblCellMar>
+            <w:top w:w="0" w:type="dxa"/>
+            <w:bottom w:w="0" w:type="dxa"/>
+          </w:tblCellMar>
+        </w:tblPrEx>
+        <w:tc>
+          <w:tcPr>
+            <w:tcW w:w="3120" w:type="dxa"/>
+          </w:tcPr>
+          <w:p>
+            <w:pPr>
+              <w:rPr>
+                <w:rFonts w:ascii="Calibri" w:hAnsi="Calibri" w:cs="Calibri"/>
+                <w:color w:val="363432"/>
+                <w:sz w:val="20"/>
+              </w:rPr>
+            </w:pPr>
+            <w:r>
+              <w:rPr>
+                <w:rFonts w:ascii="Calibri" w:hAnsi="Calibri" w:cs="Calibri"/>
+                <w:color w:val="363432"/>
+                <w:sz w:val="20"/>
+              </w:rPr>
+              <w:t>MKT-11852 (Pave Spreadsheet Import &amp; Direct Edit)</w:t>
+            </w:r>
+          </w:p>
+        </w:tc>
+        <w:tc>
+          <w:tcPr>
+            <w:tcW w:w="3120" w:type="dxa"/>
+          </w:tcPr>
+          <w:p>
+            <w:pPr>
+              <w:rPr>
+                <w:rFonts w:ascii="Calibri" w:hAnsi="Calibri" w:cs="Calibri"/>
+                <w:color w:val="363432"/>
+                <w:sz w:val="20"/>
+              </w:rPr>
+            </w:pPr>
+            <w:r>
+              <w:rPr>
+                <w:rFonts w:ascii="Calibri" w:hAnsi="Calibri" w:cs="Calibri"/>
+                <w:color w:val="363432"/>
+                <w:sz w:val="20"/>
+              </w:rPr>
+              <w:t>none stated</w:t>
+            </w:r>
+          </w:p>
+        </w:tc>
+        <w:tc>
+          <w:tcPr>
+            <w:tcW w:w="3120" w:type="dxa"/>
+          </w:tcPr>
+          <w:p>
+            <w:pPr>
+              <w:rPr>
+                <w:rFonts w:ascii="Calibri" w:hAnsi="Calibri" w:cs="Calibri"/>
+                <w:color w:val="363432"/>
+                <w:sz w:val="20"/>
+              </w:rPr>
+            </w:pPr>
+            <w:r>
+              <w:rPr>
+                <w:rFonts w:ascii="Calibri" w:hAnsi="Calibri" w:cs="Calibri"/>
+                <w:color w:val="363432"/>
+                <w:sz w:val="20"/>
+              </w:rPr>
+              <w:t>2 video requests</w:t>
+            </w:r>
+          </w:p>
+        </w:tc>
+      </w:tr>
+      <w:tr>
+        <w:tblPrEx>
+          <w:tblCellMar>
+            <w:top w:w="0" w:type="dxa"/>
+            <w:bottom w:w="0" w:type="dxa"/>
+          </w:tblCellMar>
+        </w:tblPrEx>
+        <w:tc>
+          <w:tcPr>
+            <w:tcW w:w="3120" w:type="dxa"/>
+          </w:tcPr>
+          <w:p>
+            <w:pPr>
+              <w:rPr>
+                <w:rFonts w:ascii="Calibri" w:hAnsi="Calibri" w:cs="Calibri"/>
+                <w:color w:val="363432"/>
+                <w:sz w:val="20"/>
+              </w:rPr>
+            </w:pPr>
+            <w:r>
+              <w:rPr>
+                <w:rFonts w:ascii="Calibri" w:hAnsi="Calibri" w:cs="Calibri"/>
+                <w:color w:val="363432"/>
+                <w:sz w:val="20"/>
+              </w:rPr>
+              <w:t>MKT-11521 (FF AI Photo Insights)</w:t>
+            </w:r>
+          </w:p>
+        </w:tc>
+        <w:tc>
+          <w:tcPr>
+            <w:tcW w:w="3120" w:type="dxa"/>
+          </w:tcPr>
+          <w:p>
+            <w:pPr>
+              <w:rPr>
+                <w:rFonts w:ascii="Calibri" w:hAnsi="Calibri" w:cs="Calibri"/>
+                <w:color w:val="363432"/>
+                <w:sz w:val="20"/>
+              </w:rPr>
+            </w:pPr>
+            <w:r>
+              <w:rPr>
+                <w:rFonts w:ascii="Calibri" w:hAnsi="Calibri" w:cs="Calibri"/>
+                <w:color w:val="363432"/>
+                <w:sz w:val="20"/>
+              </w:rPr>
+              <w:t>Tier 2</w:t>
+            </w:r>
+          </w:p>
+        </w:tc>
+        <w:tc>
+          <w:tcPr>
+            <w:tcW w:w="3120" w:type="dxa"/>
+          </w:tcPr>
+          <w:p>
+            <w:pPr>
+              <w:rPr>
+                <w:rFonts w:ascii="Calibri" w:hAnsi="Calibri" w:cs="Calibri"/>
+                <w:color w:val="363432"/>
+                <w:sz w:val="20"/>
+              </w:rPr>
+            </w:pPr>
+            <w:r>
+              <w:rPr>
+                <w:rFonts w:ascii="Calibri" w:hAnsi="Calibri" w:cs="Calibri"/>
+                <w:color w:val="363432"/>
+                <w:sz w:val="20"/>
+              </w:rPr>
+              <w:t>None broken out separately — likely bundled into generic tasks, not necessarily zero actual work</w:t>
+            </w:r>
+          </w:p>
+        </w:tc>
+      </w:tr>
+      <w:tr>
+        <w:tblPrEx>
+          <w:tblCellMar>
+            <w:top w:w="0" w:type="dxa"/>
+            <w:bottom w:w="0" w:type="dxa"/>
+          </w:tblCellMar>
+        </w:tblPrEx>
+        <w:tc>
+          <w:tcPr>
+            <w:tcW w:w="3120" w:type="dxa"/>
+          </w:tcPr>
+          <w:p>
+            <w:pPr>
+              <w:rPr>
+                <w:rFonts w:ascii="Calibri" w:hAnsi="Calibri" w:cs="Calibri"/>
+                <w:color w:val="363432"/>
+                <w:sz w:val="20"/>
+              </w:rPr>
+            </w:pPr>
+            <w:r>
+              <w:rPr>
+                <w:rFonts w:ascii="Calibri" w:hAnsi="Calibri" w:cs="Calibri"/>
+                <w:color w:val="363432"/>
+                <w:sz w:val="20"/>
+              </w:rPr>
+              <w:t>MKT-11668 (Core QB Intelligence Package)</w:t>
+            </w:r>
+          </w:p>
+        </w:tc>
+        <w:tc>
+          <w:tcPr>
+            <w:tcW w:w="3120" w:type="dxa"/>
+          </w:tcPr>
+          <w:p>
+            <w:pPr>
+              <w:rPr>
+                <w:rFonts w:ascii="Calibri" w:hAnsi="Calibri" w:cs="Calibri"/>
+                <w:color w:val="363432"/>
+                <w:sz w:val="20"/>
+              </w:rPr>
+            </w:pPr>
+            <w:r>
+              <w:rPr>
+                <w:rFonts w:ascii="Calibri" w:hAnsi="Calibri" w:cs="Calibri"/>
+                <w:color w:val="363432"/>
+                <w:sz w:val="20"/>
+              </w:rPr>
+              <w:t>none stated — lean</w:t>
+            </w:r>
+          </w:p>
+        </w:tc>
+        <w:tc>
+          <w:tcPr>
+            <w:tcW w:w="3120" w:type="dxa"/>
+          </w:tcPr>
+          <w:p>
+            <w:pPr>
+              <w:rPr>
+                <w:rFonts w:ascii="Calibri" w:hAnsi="Calibri" w:cs="Calibri"/>
+                <w:color w:val="363432"/>
+                <w:sz w:val="20"/>
+              </w:rPr>
+            </w:pPr>
+            <w:r>
+              <w:rPr>
+                <w:rFonts w:ascii="Calibri" w:hAnsi="Calibri" w:cs="Calibri"/>
+                <w:color w:val="363432"/>
+                <w:sz w:val="20"/>
+              </w:rPr>
+              <w:t>None</w:t>
+            </w:r>
+          </w:p>
+        </w:tc>
+      </w:tr>
+      <w:tr>
+        <w:tblPrEx>
+          <w:tblCellMar>
+            <w:top w:w="0" w:type="dxa"/>
+            <w:bottom w:w="0" w:type="dxa"/>
+          </w:tblCellMar>
+        </w:tblPrEx>
+        <w:tc>
+          <w:tcPr>
+            <w:tcW w:w="3120" w:type="dxa"/>
+          </w:tcPr>
+          <w:p>
+            <w:pPr>
+              <w:rPr>
+                <w:rFonts w:ascii="Calibri" w:hAnsi="Calibri" w:cs="Calibri"/>
+                <w:color w:val="363432"/>
+                <w:sz w:val="20"/>
+              </w:rPr>
+            </w:pPr>
+            <w:r>
+              <w:rPr>
+                <w:rFonts w:ascii="Calibri" w:hAnsi="Calibri" w:cs="Calibri"/>
+                <w:color w:val="363432"/>
+                <w:sz w:val="20"/>
+              </w:rPr>
+              <w:t>MKT-12795 (Pave "Tier 2 and 3")</w:t>
+            </w:r>
+          </w:p>
+        </w:tc>
+        <w:tc>
+          <w:tcPr>
+            <w:tcW w:w="3120" w:type="dxa"/>
+          </w:tcPr>
+          <w:p>
+            <w:pPr>
+              <w:rPr>
+                <w:rFonts w:ascii="Calibri" w:hAnsi="Calibri" w:cs="Calibri"/>
+                <w:color w:val="363432"/>
+                <w:sz w:val="20"/>
+              </w:rPr>
+            </w:pPr>
+            <w:r>
+              <w:rPr>
+                <w:rFonts w:ascii="Calibri" w:hAnsi="Calibri" w:cs="Calibri"/>
+                <w:color w:val="363432"/>
+                <w:sz w:val="20"/>
+              </w:rPr>
+              <w:t>Tier 2 and 3</w:t>
+            </w:r>
+          </w:p>
+        </w:tc>
+        <w:tc>
+          <w:tcPr>
+            <w:tcW w:w="3120" w:type="dxa"/>
+          </w:tcPr>
+          <w:p>
+            <w:pPr>
+              <w:rPr>
+                <w:rFonts w:ascii="Calibri" w:hAnsi="Calibri" w:cs="Calibri"/>
+                <w:color w:val="363432"/>
+                <w:sz w:val="20"/>
+              </w:rPr>
+            </w:pPr>
+            <w:r>
+              <w:rPr>
+                <w:rFonts w:ascii="Calibri" w:hAnsi="Calibri" w:cs="Calibri"/>
+                <w:color w:val="363432"/>
+                <w:sz w:val="20"/>
+              </w:rPr>
+              <w:t>None</w:t>
+            </w:r>
+          </w:p>
+        </w:tc>
+      </w:tr>
+      <w:tr>
+        <w:tblPrEx>
+          <w:tblCellMar>
+            <w:top w:w="0" w:type="dxa"/>
+            <w:bottom w:w="0" w:type="dxa"/>
+          </w:tblCellMar>
+        </w:tblPrEx>
+        <w:tc>
+          <w:tcPr>
+            <w:tcW w:w="3120" w:type="dxa"/>
+          </w:tcPr>
+          <w:p>
+            <w:pPr>
+              <w:rPr>
+                <w:rFonts w:ascii="Calibri" w:hAnsi="Calibri" w:cs="Calibri"/>
+                <w:color w:val="363432"/>
+                <w:sz w:val="20"/>
+              </w:rPr>
+            </w:pPr>
+            <w:r>
+              <w:rPr>
+                <w:rFonts w:ascii="Calibri" w:hAnsi="Calibri" w:cs="Calibri"/>
+                <w:color w:val="363432"/>
+                <w:sz w:val="20"/>
+              </w:rPr>
+              <w:t>MKT-12469 / 12471 (Pave / FF Community Build)</w:t>
+            </w:r>
+          </w:p>
+        </w:tc>
+        <w:tc>
+          <w:tcPr>
+            <w:tcW w:w="3120" w:type="dxa"/>
+          </w:tcPr>
+          <w:p>
+            <w:pPr>
+              <w:rPr>
+                <w:rFonts w:ascii="Calibri" w:hAnsi="Calibri" w:cs="Calibri"/>
+                <w:color w:val="363432"/>
+                <w:sz w:val="20"/>
+              </w:rPr>
+            </w:pPr>
+            <w:r>
+              <w:rPr>
+                <w:rFonts w:ascii="Calibri" w:hAnsi="Calibri" w:cs="Calibri"/>
+                <w:color w:val="363432"/>
+                <w:sz w:val="20"/>
+              </w:rPr>
+              <w:t>none stated</w:t>
+            </w:r>
+          </w:p>
+        </w:tc>
+        <w:tc>
+          <w:tcPr>
+            <w:tcW w:w="3120" w:type="dxa"/>
+          </w:tcPr>
+          <w:p>
+            <w:pPr>
+              <w:rPr>
+                <w:rFonts w:ascii="Calibri" w:hAnsi="Calibri" w:cs="Calibri"/>
+                <w:color w:val="363432"/>
+                <w:sz w:val="20"/>
+              </w:rPr>
+            </w:pPr>
+            <w:r>
+              <w:rPr>
+                <w:rFonts w:ascii="Calibri" w:hAnsi="Calibri" w:cs="Calibri"/>
+                <w:color w:val="363432"/>
+                <w:sz w:val="20"/>
+              </w:rPr>
+              <w:t>Brand kit: hero banner, header images, badge artwork, logo treatment (identical pattern, both BUs)</w:t>
+            </w:r>
+          </w:p>
+        </w:tc>
+      </w:tr>
+    </w:tbl>
+    <w:p>
+      <w:pPr>
+        <w:rPr>
+          <w:rFonts w:ascii="Calibri" w:hAnsi="Calibri" w:cs="Calibri"/>
+          <w:color w:val="363432"/>
+          <w:sz w:val="22"/>
+        </w:rPr>
+      </w:pPr>
+    </w:p>
+    <w:p>
+      <w:pPr>
+        <w:rPr>
+          <w:rFonts w:ascii="Calibri" w:hAnsi="Calibri" w:cs="Calibri"/>
+          <w:color w:val="363432"/>
+          <w:sz w:val="22"/>
+        </w:rPr>
+      </w:pPr>
+    </w:p>
     <w:p>
       <w:pPr>
         <w:rPr>
@@ -1949,7 +3130,7 @@
   <w:abstractNum w:abstractNumId="0" w15:restartNumberingAfterBreak="0">
     <w:nsid w:val="FFFFFF89"/>
     <w:multiLevelType w:val="singleLevel"/>
-    <w:tmpl w:val="0AEC3D40"/>
+    <w:tmpl w:val="7FB83A94"/>
     <w:lvl w:ilvl="0">
       <w:start w:val="1"/>
       <w:numFmt w:val="bullet"/>
@@ -1967,7 +3148,7 @@
       </w:rPr>
     </w:lvl>
   </w:abstractNum>
-  <w:num w:numId="1" w16cid:durableId="1007902145">
+  <w:num w:numId="1" w16cid:durableId="859272621">
     <w:abstractNumId w:val="0"/>
   </w:num>
 </w:numbering>
@@ -2381,7 +3562,7 @@
     <w:link w:val="Heading1Char"/>
     <w:uiPriority w:val="9"/>
     <w:qFormat/>
-    <w:rsid w:val="000E1840"/>
+    <w:rsid w:val="00101A8B"/>
     <w:pPr>
       <w:keepNext/>
       <w:keepLines/>
@@ -2403,7 +3584,7 @@
     <w:uiPriority w:val="9"/>
     <w:unhideWhenUsed/>
     <w:qFormat/>
-    <w:rsid w:val="000E1840"/>
+    <w:rsid w:val="00101A8B"/>
     <w:pPr>
       <w:keepNext/>
       <w:keepLines/>
@@ -2426,7 +3607,7 @@
     <w:semiHidden/>
     <w:unhideWhenUsed/>
     <w:qFormat/>
-    <w:rsid w:val="000E1840"/>
+    <w:rsid w:val="00101A8B"/>
     <w:pPr>
       <w:keepNext/>
       <w:keepLines/>
@@ -2449,7 +3630,7 @@
     <w:semiHidden/>
     <w:unhideWhenUsed/>
     <w:qFormat/>
-    <w:rsid w:val="000E1840"/>
+    <w:rsid w:val="00101A8B"/>
     <w:pPr>
       <w:keepNext/>
       <w:keepLines/>
@@ -2472,7 +3653,7 @@
     <w:semiHidden/>
     <w:unhideWhenUsed/>
     <w:qFormat/>
-    <w:rsid w:val="000E1840"/>
+    <w:rsid w:val="00101A8B"/>
     <w:pPr>
       <w:keepNext/>
       <w:keepLines/>
@@ -2493,7 +3674,7 @@
     <w:semiHidden/>
     <w:unhideWhenUsed/>
     <w:qFormat/>
-    <w:rsid w:val="000E1840"/>
+    <w:rsid w:val="00101A8B"/>
     <w:pPr>
       <w:keepNext/>
       <w:keepLines/>
@@ -2516,7 +3697,7 @@
     <w:semiHidden/>
     <w:unhideWhenUsed/>
     <w:qFormat/>
-    <w:rsid w:val="000E1840"/>
+    <w:rsid w:val="00101A8B"/>
     <w:pPr>
       <w:keepNext/>
       <w:keepLines/>
@@ -2537,7 +3718,7 @@
     <w:semiHidden/>
     <w:unhideWhenUsed/>
     <w:qFormat/>
-    <w:rsid w:val="000E1840"/>
+    <w:rsid w:val="00101A8B"/>
     <w:pPr>
       <w:keepNext/>
       <w:keepLines/>
@@ -2560,7 +3741,7 @@
     <w:semiHidden/>
     <w:unhideWhenUsed/>
     <w:qFormat/>
-    <w:rsid w:val="000E1840"/>
+    <w:rsid w:val="00101A8B"/>
     <w:pPr>
       <w:keepNext/>
       <w:keepLines/>
@@ -2604,7 +3785,7 @@
     <w:basedOn w:val="DefaultParagraphFont"/>
     <w:link w:val="Heading1"/>
     <w:uiPriority w:val="9"/>
-    <w:rsid w:val="000E1840"/>
+    <w:rsid w:val="00101A8B"/>
     <w:rPr>
       <w:rFonts w:asciiTheme="majorHAnsi" w:eastAsiaTheme="majorEastAsia" w:hAnsiTheme="majorHAnsi" w:cstheme="majorBidi"/>
       <w:color w:val="0F4761" w:themeColor="accent1" w:themeShade="BF"/>
@@ -2617,7 +3798,7 @@
     <w:basedOn w:val="DefaultParagraphFont"/>
     <w:link w:val="Heading2"/>
     <w:uiPriority w:val="9"/>
-    <w:rsid w:val="000E1840"/>
+    <w:rsid w:val="00101A8B"/>
     <w:rPr>
       <w:rFonts w:asciiTheme="majorHAnsi" w:eastAsiaTheme="majorEastAsia" w:hAnsiTheme="majorHAnsi" w:cstheme="majorBidi"/>
       <w:color w:val="0F4761" w:themeColor="accent1" w:themeShade="BF"/>
@@ -2631,7 +3812,7 @@
     <w:link w:val="Heading3"/>
     <w:uiPriority w:val="9"/>
     <w:semiHidden/>
-    <w:rsid w:val="000E1840"/>
+    <w:rsid w:val="00101A8B"/>
     <w:rPr>
       <w:rFonts w:eastAsiaTheme="majorEastAsia" w:cstheme="majorBidi"/>
       <w:color w:val="0F4761" w:themeColor="accent1" w:themeShade="BF"/>
@@ -2645,7 +3826,7 @@
     <w:link w:val="Heading4"/>
     <w:uiPriority w:val="9"/>
     <w:semiHidden/>
-    <w:rsid w:val="000E1840"/>
+    <w:rsid w:val="00101A8B"/>
     <w:rPr>
       <w:rFonts w:eastAsiaTheme="majorEastAsia" w:cstheme="majorBidi"/>
       <w:i/>
@@ -2659,7 +3840,7 @@
     <w:link w:val="Heading5"/>
     <w:uiPriority w:val="9"/>
     <w:semiHidden/>
-    <w:rsid w:val="000E1840"/>
+    <w:rsid w:val="00101A8B"/>
     <w:rPr>
       <w:rFonts w:eastAsiaTheme="majorEastAsia" w:cstheme="majorBidi"/>
       <w:color w:val="0F4761" w:themeColor="accent1" w:themeShade="BF"/>
@@ -2671,7 +3852,7 @@
     <w:link w:val="Heading6"/>
     <w:uiPriority w:val="9"/>
     <w:semiHidden/>
-    <w:rsid w:val="000E1840"/>
+    <w:rsid w:val="00101A8B"/>
     <w:rPr>
       <w:rFonts w:eastAsiaTheme="majorEastAsia" w:cstheme="majorBidi"/>
       <w:i/>
@@ -2685,7 +3866,7 @@
     <w:link w:val="Heading7"/>
     <w:uiPriority w:val="9"/>
     <w:semiHidden/>
-    <w:rsid w:val="000E1840"/>
+    <w:rsid w:val="00101A8B"/>
     <w:rPr>
       <w:rFonts w:eastAsiaTheme="majorEastAsia" w:cstheme="majorBidi"/>
       <w:color w:val="595959" w:themeColor="text1" w:themeTint="A6"/>
@@ -2697,7 +3878,7 @@
     <w:link w:val="Heading8"/>
     <w:uiPriority w:val="9"/>
     <w:semiHidden/>
-    <w:rsid w:val="000E1840"/>
+    <w:rsid w:val="00101A8B"/>
     <w:rPr>
       <w:rFonts w:eastAsiaTheme="majorEastAsia" w:cstheme="majorBidi"/>
       <w:i/>
@@ -2711,7 +3892,7 @@
     <w:link w:val="Heading9"/>
     <w:uiPriority w:val="9"/>
     <w:semiHidden/>
-    <w:rsid w:val="000E1840"/>
+    <w:rsid w:val="00101A8B"/>
     <w:rPr>
       <w:rFonts w:eastAsiaTheme="majorEastAsia" w:cstheme="majorBidi"/>
       <w:color w:val="272727" w:themeColor="text1" w:themeTint="D8"/>
@@ -2724,7 +3905,7 @@
     <w:link w:val="TitleChar"/>
     <w:uiPriority w:val="10"/>
     <w:qFormat/>
-    <w:rsid w:val="000E1840"/>
+    <w:rsid w:val="00101A8B"/>
     <w:pPr>
       <w:spacing w:after="80" w:line="240" w:lineRule="auto"/>
       <w:contextualSpacing/>
@@ -2742,7 +3923,7 @@
     <w:basedOn w:val="DefaultParagraphFont"/>
     <w:link w:val="Title"/>
     <w:uiPriority w:val="10"/>
-    <w:rsid w:val="000E1840"/>
+    <w:rsid w:val="00101A8B"/>
     <w:rPr>
       <w:rFonts w:asciiTheme="majorHAnsi" w:eastAsiaTheme="majorEastAsia" w:hAnsiTheme="majorHAnsi" w:cstheme="majorBidi"/>
       <w:spacing w:val="-10"/>
@@ -2758,7 +3939,7 @@
     <w:link w:val="SubtitleChar"/>
     <w:uiPriority w:val="11"/>
     <w:qFormat/>
-    <w:rsid w:val="000E1840"/>
+    <w:rsid w:val="00101A8B"/>
     <w:pPr>
       <w:numPr>
         <w:ilvl w:val="1"/>
@@ -2777,7 +3958,7 @@
     <w:basedOn w:val="DefaultParagraphFont"/>
     <w:link w:val="Subtitle"/>
     <w:uiPriority w:val="11"/>
-    <w:rsid w:val="000E1840"/>
+    <w:rsid w:val="00101A8B"/>
     <w:rPr>
       <w:rFonts w:eastAsiaTheme="majorEastAsia" w:cstheme="majorBidi"/>
       <w:color w:val="595959" w:themeColor="text1" w:themeTint="A6"/>
@@ -2793,7 +3974,7 @@
     <w:link w:val="QuoteChar"/>
     <w:uiPriority w:val="29"/>
     <w:qFormat/>
-    <w:rsid w:val="000E1840"/>
+    <w:rsid w:val="00101A8B"/>
     <w:pPr>
       <w:spacing w:before="160"/>
       <w:jc w:val="center"/>
@@ -2809,7 +3990,7 @@
     <w:basedOn w:val="DefaultParagraphFont"/>
     <w:link w:val="Quote"/>
     <w:uiPriority w:val="29"/>
-    <w:rsid w:val="000E1840"/>
+    <w:rsid w:val="00101A8B"/>
     <w:rPr>
       <w:i/>
       <w:iCs/>
@@ -2821,7 +4002,7 @@
     <w:basedOn w:val="Normal"/>
     <w:uiPriority w:val="34"/>
     <w:qFormat/>
-    <w:rsid w:val="000E1840"/>
+    <w:rsid w:val="00101A8B"/>
     <w:pPr>
       <w:ind w:left="720"/>
       <w:contextualSpacing/>
@@ -2832,7 +4013,7 @@
     <w:basedOn w:val="DefaultParagraphFont"/>
     <w:uiPriority w:val="21"/>
     <w:qFormat/>
-    <w:rsid w:val="000E1840"/>
+    <w:rsid w:val="00101A8B"/>
     <w:rPr>
       <w:i/>
       <w:iCs/>
@@ -2846,7 +4027,7 @@
     <w:link w:val="IntenseQuoteChar"/>
     <w:uiPriority w:val="30"/>
     <w:qFormat/>
-    <w:rsid w:val="000E1840"/>
+    <w:rsid w:val="00101A8B"/>
     <w:pPr>
       <w:pBdr>
         <w:top w:val="single" w:sz="4" w:space="10" w:color="0F4761" w:themeColor="accent1" w:themeShade="BF"/>
@@ -2867,7 +4048,7 @@
     <w:basedOn w:val="DefaultParagraphFont"/>
     <w:link w:val="IntenseQuote"/>
     <w:uiPriority w:val="30"/>
-    <w:rsid w:val="000E1840"/>
+    <w:rsid w:val="00101A8B"/>
     <w:rPr>
       <w:i/>
       <w:iCs/>
@@ -2879,7 +4060,7 @@
     <w:basedOn w:val="DefaultParagraphFont"/>
     <w:uiPriority w:val="32"/>
     <w:qFormat/>
-    <w:rsid w:val="000E1840"/>
+    <w:rsid w:val="00101A8B"/>
     <w:rPr>
       <w:b/>
       <w:bCs/>
@@ -2893,7 +4074,7 @@
     <w:basedOn w:val="Normal"/>
     <w:uiPriority w:val="99"/>
     <w:unhideWhenUsed/>
-    <w:rsid w:val="000E1840"/>
+    <w:rsid w:val="00101A8B"/>
     <w:pPr>
       <w:numPr>
         <w:numId w:val="1"/>

--- a/creative-launch-package-proposal.docx
+++ b/creative-launch-package-proposal.docx
@@ -232,36 +232,77 @@
       </w:r>
     </w:p>
     <w:p>
-      <w:r>
+      <w:pPr>
+        <w:pStyle w:val="ListBullet"/>
+      </w:pPr>
+      <w:r>
+        <w:rPr>
+          <w:rFonts w:ascii="Calibri" w:hAnsi="Calibri" w:cs="Calibri"/>
+          <w:sz w:val="22"/>
+        </w:rPr>
         <w:t xml:space="preserve">Tagging is inconsistent across epics — some log every Creative asset as its own </w:t>
       </w:r>
       <w:r>
         <w:rPr>
+          <w:rFonts w:ascii="Calibri" w:hAnsi="Calibri" w:cs="Calibri"/>
           <w:i/>
+          <w:sz w:val="22"/>
         </w:rPr>
         <w:t>Marketing Creative Request</w:t>
       </w:r>
       <w:r>
+        <w:rPr>
+          <w:rFonts w:ascii="Calibri" w:hAnsi="Calibri" w:cs="Calibri"/>
+          <w:sz w:val="22"/>
+        </w:rPr>
         <w:t xml:space="preserve"> (AI Form Builder, Connectors &amp; Workflows), others bundle multiple creative outputs into one generic </w:t>
       </w:r>
       <w:r>
         <w:rPr>
+          <w:rFonts w:ascii="Calibri" w:hAnsi="Calibri" w:cs="Calibri"/>
           <w:i/>
+          <w:sz w:val="22"/>
         </w:rPr>
         <w:t>Task</w:t>
       </w:r>
       <w:r>
+        <w:rPr>
+          <w:rFonts w:ascii="Calibri" w:hAnsi="Calibri" w:cs="Calibri"/>
+          <w:sz w:val="22"/>
+        </w:rPr>
         <w:t xml:space="preserve"> (Auto-Schedule's "creative assets — social, email, newsletter, website, webinar, login page graphics" is one ticket covering six things), and a few epics don't break Creative's work out as separate issues at all (AAI Photo Insights, QB Intelligence Package). Where an epic shows zero Creative items, that most likely reflects logging habits, not that Creative genuinely did nothing — flagged per launch below.</w:t>
       </w:r>
     </w:p>
     <w:p>
-      <w:r>
-        <w:lastRenderedPageBreak/>
+      <w:pPr>
+        <w:pStyle w:val="ListBullet"/>
+      </w:pPr>
+      <w:r>
+        <w:rPr>
+          <w:rFonts w:ascii="Calibri" w:hAnsi="Calibri" w:cs="Calibri"/>
+          <w:sz w:val="22"/>
+        </w:rPr>
         <w:t>Only 3 of the 20 epics carry an explicit tier tag (T1: MKT-11523, MKT-12825; T2: MKT-11521, MKT-11522). The rest are inferred from asset volume and type, same caveat as the original analysis.</w:t>
       </w:r>
     </w:p>
-    <w:p/>
-    <w:p/>
+    <w:p>
+      <w:pPr>
+        <w:rPr>
+          <w:rFonts w:ascii="Calibri" w:hAnsi="Calibri" w:cs="Calibri"/>
+          <w:color w:val="363432"/>
+          <w:sz w:val="22"/>
+        </w:rPr>
+      </w:pPr>
+    </w:p>
+    <w:p>
+      <w:pPr>
+        <w:rPr>
+          <w:rFonts w:ascii="Calibri" w:hAnsi="Calibri" w:cs="Calibri"/>
+          <w:color w:val="363432"/>
+          <w:sz w:val="22"/>
+        </w:rPr>
+      </w:pPr>
+    </w:p>
     <w:p>
       <w:pPr>
         <w:pStyle w:val="Heading2"/>
@@ -899,7 +940,16 @@
           <w:color w:val="363432"/>
           <w:sz w:val="22"/>
         </w:rPr>
-        <w:t xml:space="preserve"> video and social/paid graphics are the backbone of what Creative gets asked for whenever they're involved in a launch at all — not sales collateral, which shows up less often and is always a light touch-up rather than new work. This is worth setting as the baseline expectation before the tier-specific breakdown below, which shows how far this bundle scales up (Tier 1), thins out (Tier 2), or disappears entirely (Tier 3).</w:t>
+        <w:t xml:space="preserve"> video and social/paid graphics are the backbone of what Creative gets asked for whenever they're involved in a launch at all — not sales collateral, which shows up less often and is always a light </w:t>
+      </w:r>
+      <w:r>
+        <w:rPr>
+          <w:rFonts w:ascii="Calibri" w:hAnsi="Calibri" w:cs="Calibri"/>
+          <w:color w:val="363432"/>
+          <w:sz w:val="22"/>
+        </w:rPr>
+        <w:lastRenderedPageBreak/>
+        <w:t>touch-up rather than new work. This is worth setting as the baseline expectation before the tier-specific breakdown below, which shows how far this bundle scales up (Tier 1), thins out (Tier 2), or disappears entirely (Tier 3).</w:t>
       </w:r>
     </w:p>
     <w:p>
@@ -1573,6 +1623,7 @@
           <w:color w:val="363432"/>
           <w:sz w:val="22"/>
         </w:rPr>
+        <w:lastRenderedPageBreak/>
         <w:t xml:space="preserve">Auto-Schedule's data point is a useful cross-check: rather than 8 separate tickets, it bundled the same scope into two multi-channel requests (Open Beta phase, GA phase) each covering "social, email, newsletter, website, webinar, login page graphics" — same actual workload, logged differently. Either logging pattern is fine; the point is the </w:t>
       </w:r>
       <w:r>
@@ -1959,34 +2010,34 @@
           <w:color w:val="363432"/>
           <w:sz w:val="22"/>
         </w:rPr>
+        <w:t>Evidence: MKT-12795 ("Tier 2 and 3" Pave epic, leanest data point in the whole dataset).</w:t>
+      </w:r>
+    </w:p>
+    <w:p>
+      <w:pPr>
+        <w:rPr>
+          <w:rFonts w:ascii="Calibri" w:hAnsi="Calibri" w:cs="Calibri"/>
+          <w:color w:val="363432"/>
+          <w:sz w:val="22"/>
+        </w:rPr>
+      </w:pPr>
+    </w:p>
+    <w:p>
+      <w:pPr>
+        <w:rPr>
+          <w:rFonts w:ascii="Calibri" w:hAnsi="Calibri" w:cs="Calibri"/>
+          <w:color w:val="363432"/>
+          <w:sz w:val="22"/>
+        </w:rPr>
+      </w:pPr>
+      <w:r>
+        <w:rPr>
+          <w:rFonts w:ascii="Calibri" w:hAnsi="Calibri" w:cs="Calibri"/>
+          <w:b/>
+          <w:color w:val="363432"/>
+          <w:sz w:val="22"/>
+        </w:rPr>
         <w:lastRenderedPageBreak/>
-        <w:t>Evidence: MKT-12795 ("Tier 2 and 3" Pave epic, leanest data point in the whole dataset).</w:t>
-      </w:r>
-    </w:p>
-    <w:p>
-      <w:pPr>
-        <w:rPr>
-          <w:rFonts w:ascii="Calibri" w:hAnsi="Calibri" w:cs="Calibri"/>
-          <w:color w:val="363432"/>
-          <w:sz w:val="22"/>
-        </w:rPr>
-      </w:pPr>
-    </w:p>
-    <w:p>
-      <w:pPr>
-        <w:rPr>
-          <w:rFonts w:ascii="Calibri" w:hAnsi="Calibri" w:cs="Calibri"/>
-          <w:color w:val="363432"/>
-          <w:sz w:val="22"/>
-        </w:rPr>
-      </w:pPr>
-      <w:r>
-        <w:rPr>
-          <w:rFonts w:ascii="Calibri" w:hAnsi="Calibri" w:cs="Calibri"/>
-          <w:b/>
-          <w:color w:val="363432"/>
-          <w:sz w:val="22"/>
-        </w:rPr>
         <w:t>Zero Creative items.</w:t>
       </w:r>
       <w:r>
@@ -2067,6 +2118,7 @@
     </w:p>
     <w:p>
       <w:pPr>
+        <w:ind w:left="720"/>
         <w:rPr>
           <w:rFonts w:ascii="Calibri" w:hAnsi="Calibri" w:cs="Calibri"/>
           <w:i/>
@@ -2088,7 +2140,6 @@
       <w:pPr>
         <w:rPr>
           <w:rFonts w:ascii="Calibri" w:hAnsi="Calibri" w:cs="Calibri"/>
-          <w:i/>
           <w:color w:val="363432"/>
           <w:sz w:val="22"/>
         </w:rPr>
@@ -2354,52 +2405,60 @@
                 <w:color w:val="363432"/>
                 <w:sz w:val="20"/>
               </w:rPr>
+              <w:t>MKT-12888 (FF AI Form Builder)</w:t>
+            </w:r>
+          </w:p>
+        </w:tc>
+        <w:tc>
+          <w:tcPr>
+            <w:tcW w:w="3120" w:type="dxa"/>
+          </w:tcPr>
+          <w:p>
+            <w:pPr>
+              <w:rPr>
+                <w:rFonts w:ascii="Calibri" w:hAnsi="Calibri" w:cs="Calibri"/>
+                <w:color w:val="363432"/>
+                <w:sz w:val="20"/>
+              </w:rPr>
+            </w:pPr>
+            <w:r>
+              <w:rPr>
+                <w:rFonts w:ascii="Calibri" w:hAnsi="Calibri" w:cs="Calibri"/>
+                <w:color w:val="363432"/>
+                <w:sz w:val="20"/>
+              </w:rPr>
+              <w:t>Tier 1</w:t>
+            </w:r>
+          </w:p>
+        </w:tc>
+        <w:tc>
+          <w:tcPr>
+            <w:tcW w:w="3120" w:type="dxa"/>
+          </w:tcPr>
+          <w:p>
+            <w:pPr>
+              <w:rPr>
+                <w:rFonts w:ascii="Calibri" w:hAnsi="Calibri" w:cs="Calibri"/>
+                <w:color w:val="363432"/>
+                <w:sz w:val="20"/>
+              </w:rPr>
+            </w:pPr>
+            <w:r>
+              <w:rPr>
+                <w:rFonts w:ascii="Calibri" w:hAnsi="Calibri" w:cs="Calibri"/>
+                <w:color w:val="363432"/>
+                <w:sz w:val="20"/>
+              </w:rPr>
+              <w:t xml:space="preserve">Brand style video, teaser video, social graphics, paid social ad creative, product imagery, Intercom banner creative, pitch deck update, </w:t>
+            </w:r>
+            <w:r>
+              <w:rPr>
+                <w:rFonts w:ascii="Calibri" w:hAnsi="Calibri" w:cs="Calibri"/>
+                <w:color w:val="363432"/>
+                <w:sz w:val="20"/>
+              </w:rPr>
               <w:lastRenderedPageBreak/>
-              <w:t>MKT-12888 (FF AI Form Builder)</w:t>
-            </w:r>
-          </w:p>
-        </w:tc>
-        <w:tc>
-          <w:tcPr>
-            <w:tcW w:w="3120" w:type="dxa"/>
-          </w:tcPr>
-          <w:p>
-            <w:pPr>
-              <w:rPr>
-                <w:rFonts w:ascii="Calibri" w:hAnsi="Calibri" w:cs="Calibri"/>
-                <w:color w:val="363432"/>
-                <w:sz w:val="20"/>
-              </w:rPr>
-            </w:pPr>
-            <w:r>
-              <w:rPr>
-                <w:rFonts w:ascii="Calibri" w:hAnsi="Calibri" w:cs="Calibri"/>
-                <w:color w:val="363432"/>
-                <w:sz w:val="20"/>
-              </w:rPr>
-              <w:t>Tier 1</w:t>
-            </w:r>
-          </w:p>
-        </w:tc>
-        <w:tc>
-          <w:tcPr>
-            <w:tcW w:w="3120" w:type="dxa"/>
-          </w:tcPr>
-          <w:p>
-            <w:pPr>
-              <w:rPr>
-                <w:rFonts w:ascii="Calibri" w:hAnsi="Calibri" w:cs="Calibri"/>
-                <w:color w:val="363432"/>
-                <w:sz w:val="20"/>
-              </w:rPr>
-            </w:pPr>
-            <w:r>
-              <w:rPr>
-                <w:rFonts w:ascii="Calibri" w:hAnsi="Calibri" w:cs="Calibri"/>
-                <w:color w:val="363432"/>
-                <w:sz w:val="20"/>
-              </w:rPr>
-              <w:t>Brand style video, teaser video, social graphics, paid social ad creative, product imagery, Intercom banner creative, pitch deck update, one-pager update (8 separate requests)</w:t>
+              <w:t>one-pager update (8 separate requests)</w:t>
             </w:r>
           </w:p>
         </w:tc>
@@ -2429,6 +2488,7 @@
                 <w:color w:val="363432"/>
                 <w:sz w:val="20"/>
               </w:rPr>
+              <w:lastRenderedPageBreak/>
               <w:t>MKT-12740 (Pave Connectors &amp; Workflows)</w:t>
             </w:r>
           </w:p>
@@ -3130,7 +3190,7 @@
   <w:abstractNum w:abstractNumId="0" w15:restartNumberingAfterBreak="0">
     <w:nsid w:val="FFFFFF89"/>
     <w:multiLevelType w:val="singleLevel"/>
-    <w:tmpl w:val="7FB83A94"/>
+    <w:tmpl w:val="B22A97D2"/>
     <w:lvl w:ilvl="0">
       <w:start w:val="1"/>
       <w:numFmt w:val="bullet"/>
@@ -3148,7 +3208,7 @@
       </w:rPr>
     </w:lvl>
   </w:abstractNum>
-  <w:num w:numId="1" w16cid:durableId="859272621">
+  <w:num w:numId="1" w16cid:durableId="273633260">
     <w:abstractNumId w:val="0"/>
   </w:num>
 </w:numbering>
@@ -3562,7 +3622,7 @@
     <w:link w:val="Heading1Char"/>
     <w:uiPriority w:val="9"/>
     <w:qFormat/>
-    <w:rsid w:val="00101A8B"/>
+    <w:rsid w:val="00437244"/>
     <w:pPr>
       <w:keepNext/>
       <w:keepLines/>
@@ -3584,7 +3644,7 @@
     <w:uiPriority w:val="9"/>
     <w:unhideWhenUsed/>
     <w:qFormat/>
-    <w:rsid w:val="00101A8B"/>
+    <w:rsid w:val="00437244"/>
     <w:pPr>
       <w:keepNext/>
       <w:keepLines/>
@@ -3607,7 +3667,7 @@
     <w:semiHidden/>
     <w:unhideWhenUsed/>
     <w:qFormat/>
-    <w:rsid w:val="00101A8B"/>
+    <w:rsid w:val="00437244"/>
     <w:pPr>
       <w:keepNext/>
       <w:keepLines/>
@@ -3630,7 +3690,7 @@
     <w:semiHidden/>
     <w:unhideWhenUsed/>
     <w:qFormat/>
-    <w:rsid w:val="00101A8B"/>
+    <w:rsid w:val="00437244"/>
     <w:pPr>
       <w:keepNext/>
       <w:keepLines/>
@@ -3653,7 +3713,7 @@
     <w:semiHidden/>
     <w:unhideWhenUsed/>
     <w:qFormat/>
-    <w:rsid w:val="00101A8B"/>
+    <w:rsid w:val="00437244"/>
     <w:pPr>
       <w:keepNext/>
       <w:keepLines/>
@@ -3674,7 +3734,7 @@
     <w:semiHidden/>
     <w:unhideWhenUsed/>
     <w:qFormat/>
-    <w:rsid w:val="00101A8B"/>
+    <w:rsid w:val="00437244"/>
     <w:pPr>
       <w:keepNext/>
       <w:keepLines/>
@@ -3697,7 +3757,7 @@
     <w:semiHidden/>
     <w:unhideWhenUsed/>
     <w:qFormat/>
-    <w:rsid w:val="00101A8B"/>
+    <w:rsid w:val="00437244"/>
     <w:pPr>
       <w:keepNext/>
       <w:keepLines/>
@@ -3718,7 +3778,7 @@
     <w:semiHidden/>
     <w:unhideWhenUsed/>
     <w:qFormat/>
-    <w:rsid w:val="00101A8B"/>
+    <w:rsid w:val="00437244"/>
     <w:pPr>
       <w:keepNext/>
       <w:keepLines/>
@@ -3741,7 +3801,7 @@
     <w:semiHidden/>
     <w:unhideWhenUsed/>
     <w:qFormat/>
-    <w:rsid w:val="00101A8B"/>
+    <w:rsid w:val="00437244"/>
     <w:pPr>
       <w:keepNext/>
       <w:keepLines/>
@@ -3785,7 +3845,7 @@
     <w:basedOn w:val="DefaultParagraphFont"/>
     <w:link w:val="Heading1"/>
     <w:uiPriority w:val="9"/>
-    <w:rsid w:val="00101A8B"/>
+    <w:rsid w:val="00437244"/>
     <w:rPr>
       <w:rFonts w:asciiTheme="majorHAnsi" w:eastAsiaTheme="majorEastAsia" w:hAnsiTheme="majorHAnsi" w:cstheme="majorBidi"/>
       <w:color w:val="0F4761" w:themeColor="accent1" w:themeShade="BF"/>
@@ -3798,7 +3858,7 @@
     <w:basedOn w:val="DefaultParagraphFont"/>
     <w:link w:val="Heading2"/>
     <w:uiPriority w:val="9"/>
-    <w:rsid w:val="00101A8B"/>
+    <w:rsid w:val="00437244"/>
     <w:rPr>
       <w:rFonts w:asciiTheme="majorHAnsi" w:eastAsiaTheme="majorEastAsia" w:hAnsiTheme="majorHAnsi" w:cstheme="majorBidi"/>
       <w:color w:val="0F4761" w:themeColor="accent1" w:themeShade="BF"/>
@@ -3812,7 +3872,7 @@
     <w:link w:val="Heading3"/>
     <w:uiPriority w:val="9"/>
     <w:semiHidden/>
-    <w:rsid w:val="00101A8B"/>
+    <w:rsid w:val="00437244"/>
     <w:rPr>
       <w:rFonts w:eastAsiaTheme="majorEastAsia" w:cstheme="majorBidi"/>
       <w:color w:val="0F4761" w:themeColor="accent1" w:themeShade="BF"/>
@@ -3826,7 +3886,7 @@
     <w:link w:val="Heading4"/>
     <w:uiPriority w:val="9"/>
     <w:semiHidden/>
-    <w:rsid w:val="00101A8B"/>
+    <w:rsid w:val="00437244"/>
     <w:rPr>
       <w:rFonts w:eastAsiaTheme="majorEastAsia" w:cstheme="majorBidi"/>
       <w:i/>
@@ -3840,7 +3900,7 @@
     <w:link w:val="Heading5"/>
     <w:uiPriority w:val="9"/>
     <w:semiHidden/>
-    <w:rsid w:val="00101A8B"/>
+    <w:rsid w:val="00437244"/>
     <w:rPr>
       <w:rFonts w:eastAsiaTheme="majorEastAsia" w:cstheme="majorBidi"/>
       <w:color w:val="0F4761" w:themeColor="accent1" w:themeShade="BF"/>
@@ -3852,7 +3912,7 @@
     <w:link w:val="Heading6"/>
     <w:uiPriority w:val="9"/>
     <w:semiHidden/>
-    <w:rsid w:val="00101A8B"/>
+    <w:rsid w:val="00437244"/>
     <w:rPr>
       <w:rFonts w:eastAsiaTheme="majorEastAsia" w:cstheme="majorBidi"/>
       <w:i/>
@@ -3866,7 +3926,7 @@
     <w:link w:val="Heading7"/>
     <w:uiPriority w:val="9"/>
     <w:semiHidden/>
-    <w:rsid w:val="00101A8B"/>
+    <w:rsid w:val="00437244"/>
     <w:rPr>
       <w:rFonts w:eastAsiaTheme="majorEastAsia" w:cstheme="majorBidi"/>
       <w:color w:val="595959" w:themeColor="text1" w:themeTint="A6"/>
@@ -3878,7 +3938,7 @@
     <w:link w:val="Heading8"/>
     <w:uiPriority w:val="9"/>
     <w:semiHidden/>
-    <w:rsid w:val="00101A8B"/>
+    <w:rsid w:val="00437244"/>
     <w:rPr>
       <w:rFonts w:eastAsiaTheme="majorEastAsia" w:cstheme="majorBidi"/>
       <w:i/>
@@ -3892,7 +3952,7 @@
     <w:link w:val="Heading9"/>
     <w:uiPriority w:val="9"/>
     <w:semiHidden/>
-    <w:rsid w:val="00101A8B"/>
+    <w:rsid w:val="00437244"/>
     <w:rPr>
       <w:rFonts w:eastAsiaTheme="majorEastAsia" w:cstheme="majorBidi"/>
       <w:color w:val="272727" w:themeColor="text1" w:themeTint="D8"/>
@@ -3905,7 +3965,7 @@
     <w:link w:val="TitleChar"/>
     <w:uiPriority w:val="10"/>
     <w:qFormat/>
-    <w:rsid w:val="00101A8B"/>
+    <w:rsid w:val="00437244"/>
     <w:pPr>
       <w:spacing w:after="80" w:line="240" w:lineRule="auto"/>
       <w:contextualSpacing/>
@@ -3923,7 +3983,7 @@
     <w:basedOn w:val="DefaultParagraphFont"/>
     <w:link w:val="Title"/>
     <w:uiPriority w:val="10"/>
-    <w:rsid w:val="00101A8B"/>
+    <w:rsid w:val="00437244"/>
     <w:rPr>
       <w:rFonts w:asciiTheme="majorHAnsi" w:eastAsiaTheme="majorEastAsia" w:hAnsiTheme="majorHAnsi" w:cstheme="majorBidi"/>
       <w:spacing w:val="-10"/>
@@ -3939,7 +3999,7 @@
     <w:link w:val="SubtitleChar"/>
     <w:uiPriority w:val="11"/>
     <w:qFormat/>
-    <w:rsid w:val="00101A8B"/>
+    <w:rsid w:val="00437244"/>
     <w:pPr>
       <w:numPr>
         <w:ilvl w:val="1"/>
@@ -3958,7 +4018,7 @@
     <w:basedOn w:val="DefaultParagraphFont"/>
     <w:link w:val="Subtitle"/>
     <w:uiPriority w:val="11"/>
-    <w:rsid w:val="00101A8B"/>
+    <w:rsid w:val="00437244"/>
     <w:rPr>
       <w:rFonts w:eastAsiaTheme="majorEastAsia" w:cstheme="majorBidi"/>
       <w:color w:val="595959" w:themeColor="text1" w:themeTint="A6"/>
@@ -3974,7 +4034,7 @@
     <w:link w:val="QuoteChar"/>
     <w:uiPriority w:val="29"/>
     <w:qFormat/>
-    <w:rsid w:val="00101A8B"/>
+    <w:rsid w:val="00437244"/>
     <w:pPr>
       <w:spacing w:before="160"/>
       <w:jc w:val="center"/>
@@ -3990,7 +4050,7 @@
     <w:basedOn w:val="DefaultParagraphFont"/>
     <w:link w:val="Quote"/>
     <w:uiPriority w:val="29"/>
-    <w:rsid w:val="00101A8B"/>
+    <w:rsid w:val="00437244"/>
     <w:rPr>
       <w:i/>
       <w:iCs/>
@@ -4002,7 +4062,7 @@
     <w:basedOn w:val="Normal"/>
     <w:uiPriority w:val="34"/>
     <w:qFormat/>
-    <w:rsid w:val="00101A8B"/>
+    <w:rsid w:val="00437244"/>
     <w:pPr>
       <w:ind w:left="720"/>
       <w:contextualSpacing/>
@@ -4013,7 +4073,7 @@
     <w:basedOn w:val="DefaultParagraphFont"/>
     <w:uiPriority w:val="21"/>
     <w:qFormat/>
-    <w:rsid w:val="00101A8B"/>
+    <w:rsid w:val="00437244"/>
     <w:rPr>
       <w:i/>
       <w:iCs/>
@@ -4027,7 +4087,7 @@
     <w:link w:val="IntenseQuoteChar"/>
     <w:uiPriority w:val="30"/>
     <w:qFormat/>
-    <w:rsid w:val="00101A8B"/>
+    <w:rsid w:val="00437244"/>
     <w:pPr>
       <w:pBdr>
         <w:top w:val="single" w:sz="4" w:space="10" w:color="0F4761" w:themeColor="accent1" w:themeShade="BF"/>
@@ -4048,7 +4108,7 @@
     <w:basedOn w:val="DefaultParagraphFont"/>
     <w:link w:val="IntenseQuote"/>
     <w:uiPriority w:val="30"/>
-    <w:rsid w:val="00101A8B"/>
+    <w:rsid w:val="00437244"/>
     <w:rPr>
       <w:i/>
       <w:iCs/>
@@ -4060,7 +4120,7 @@
     <w:basedOn w:val="DefaultParagraphFont"/>
     <w:uiPriority w:val="32"/>
     <w:qFormat/>
-    <w:rsid w:val="00101A8B"/>
+    <w:rsid w:val="00437244"/>
     <w:rPr>
       <w:b/>
       <w:bCs/>
@@ -4074,7 +4134,7 @@
     <w:basedOn w:val="Normal"/>
     <w:uiPriority w:val="99"/>
     <w:unhideWhenUsed/>
-    <w:rsid w:val="00101A8B"/>
+    <w:rsid w:val="00437244"/>
     <w:pPr>
       <w:numPr>
         <w:numId w:val="1"/>
